--- a/Pro-Sport ComplexSRSTemplate.docx
+++ b/Pro-Sport ComplexSRSTemplate.docx
@@ -37,7 +37,7 @@
                     <pic:cNvPicPr preferRelativeResize="0"/>
                   </pic:nvPicPr>
                   <pic:blipFill>
-                    <a:blip r:embed="rId4"/>
+                    <a:blip r:embed="rId5"/>
                     <a:srcRect/>
                     <a:stretch>
                       <a:fillRect/>
@@ -1412,27 +1412,7 @@
           <w:sz w:val="24"/>
           <w:szCs w:val="24"/>
         </w:rPr>
-        <w:t xml:space="preserve">3.18 </w:t>
-      </w:r>
-      <w:proofErr w:type="spellStart"/>
-      <w:r>
-        <w:rPr>
-          <w:rFonts w:ascii="Times New Roman" w:eastAsia="Times New Roman" w:hAnsi="Times New Roman" w:cs="Times New Roman"/>
-          <w:color w:val="000000"/>
-          <w:sz w:val="24"/>
-          <w:szCs w:val="24"/>
-        </w:rPr>
-        <w:t>VNPay</w:t>
-      </w:r>
-      <w:proofErr w:type="spellEnd"/>
-      <w:r>
-        <w:rPr>
-          <w:rFonts w:ascii="Times New Roman" w:eastAsia="Times New Roman" w:hAnsi="Times New Roman" w:cs="Times New Roman"/>
-          <w:color w:val="000000"/>
-          <w:sz w:val="24"/>
-          <w:szCs w:val="24"/>
-        </w:rPr>
-        <w:t xml:space="preserve"> Payment Integration ........................................................................................54</w:t>
+        <w:t>3.18 VNPay Payment Integration ........................................................................................54</w:t>
       </w:r>
     </w:p>
     <w:p>
@@ -3789,20 +3769,1534 @@
           <w:right w:val="nil"/>
           <w:between w:val="nil"/>
         </w:pBdr>
-        <w:spacing w:before="5910" w:line="240" w:lineRule="auto"/>
-        <w:ind w:left="4485"/>
-        <w:rPr>
-          <w:rFonts w:ascii="Calibri" w:eastAsia="Calibri" w:hAnsi="Calibri" w:cs="Calibri"/>
-          <w:color w:val="000000"/>
-        </w:rPr>
-      </w:pPr>
-      <w:r>
-        <w:rPr>
-          <w:rFonts w:ascii="Calibri" w:eastAsia="Calibri" w:hAnsi="Calibri" w:cs="Calibri"/>
-          <w:color w:val="000000"/>
-        </w:rPr>
-        <w:t xml:space="preserve">4 </w:t>
-      </w:r>
+        <w:spacing w:line="240" w:lineRule="auto"/>
+        <w:ind w:left="27"/>
+        <w:rPr>
+          <w:rFonts w:ascii="Times New Roman" w:eastAsia="Times New Roman" w:hAnsi="Times New Roman" w:cs="Times New Roman"/>
+          <w:color w:val="000000"/>
+          <w:sz w:val="24"/>
+          <w:szCs w:val="24"/>
+        </w:rPr>
+      </w:pPr>
+    </w:p>
+    <w:p>
+      <w:pPr>
+        <w:pStyle w:val="NormalWeb"/>
+        <w:rPr>
+          <w:noProof/>
+        </w:rPr>
+      </w:pPr>
+      <w:r>
+        <w:rPr>
+          <w:b/>
+          <w:bCs/>
+          <w:noProof/>
+        </w:rPr>
+        <w:t>1. Introduction (Giới thiệu)</w:t>
+      </w:r>
+    </w:p>
+    <w:p>
+      <w:pPr>
+        <w:pStyle w:val="NormalWeb"/>
+        <w:rPr>
+          <w:noProof/>
+        </w:rPr>
+      </w:pPr>
+      <w:r>
+        <w:rPr>
+          <w:b/>
+          <w:bCs/>
+          <w:noProof/>
+        </w:rPr>
+        <w:t>1.1 Mục đích tài liệu (Purpose)</w:t>
+      </w:r>
+      <w:r>
+        <w:rPr>
+          <w:noProof/>
+        </w:rPr>
+        <w:t xml:space="preserve"> Tài liệu Đặc tả Yêu cầu Phần mềm (SRS) này được lập ra nhằm định nghĩa chi tiết và toàn diện các yêu cầu về chức năng (Functional), phi chức năng (Non-functional) và các ràng buộc nghiệp vụ của hệ thống Pro-Sport Complex (Hệ thống quản lý tổ hợp thể thao và kết nối người chơi thông minh tích hợp AI). Tài liệu đóng vai trò là cơ sở tham chiếu chuẩn mực để thống nhất tiếng nói chung giữa các bên liên quan (Stakeholders) bao gồm: Đội ngũ phát triển (Developers), Chuyên viên kiểm thử (Testers), Quản lý dự án (PM) và Khách hàng/Chủ đầu tư, đảm bảo hệ thống khi bàn giao đáp ứng đúng và đủ mục tiêu kinh doanh đã đề ra.</w:t>
+      </w:r>
+    </w:p>
+    <w:p>
+      <w:pPr>
+        <w:pStyle w:val="NormalWeb"/>
+        <w:rPr>
+          <w:noProof/>
+        </w:rPr>
+      </w:pPr>
+      <w:r>
+        <w:rPr>
+          <w:b/>
+          <w:bCs/>
+          <w:noProof/>
+        </w:rPr>
+        <w:t>1.2 Tổng quan dự án (Project Overview)</w:t>
+      </w:r>
+      <w:r>
+        <w:rPr>
+          <w:noProof/>
+        </w:rPr>
+        <w:t xml:space="preserve"> Trong bối cảnh phong trào tập luyện thể thao (đặc biệt là các bộ môn đối kháng như Cầu lông, Pickleball, Tennis) đang bùng nổ, nhu cầu tìm kiếm sân bãi và kết nối cộng đồng người chơi tăng vọt. Tuy nhiên, thị trường đang thiếu hụt một giải pháp công nghệ toàn diện. Quá trình vận hành sân bãi vẫn chủ yếu làm thủ công, người chơi gặp khó khăn trong việc tìm kiếm đồng đội phù hợp, và nghiêm trọng nhất là vấn nạn "bùng kèo" gây bức xúc cũng như tổn thất tài chính cho cả người tổ chức lẫn chủ sân.</w:t>
+      </w:r>
+    </w:p>
+    <w:p>
+      <w:pPr>
+        <w:pStyle w:val="NormalWeb"/>
+        <w:rPr>
+          <w:noProof/>
+        </w:rPr>
+      </w:pPr>
+      <w:r>
+        <w:rPr>
+          <w:noProof/>
+        </w:rPr>
+        <w:t>Pro-Sport Complex ra đời như một nền tảng trung gian đa tác nhân, hướng tới mục tiêu số hóa toàn diện quy trình vận hành tổ hợp thể thao. Hệ thống không chỉ cung cấp khả năng quản lý lịch bãi thời gian thực mà còn tích hợp Ví trung gian (Escrow) để minh bạch tài chính, chống "bùng kèo", kết hợp cùng AI Chatbot phân tích ngôn ngữ tự nhiên giúp tối ưu hóa việc cáp kèo và gợi ý sân bãi được cá nhân hóa sâu sắc cho từng người dùng.</w:t>
+      </w:r>
+    </w:p>
+    <w:p>
+      <w:pPr>
+        <w:pStyle w:val="NormalWeb"/>
+        <w:rPr>
+          <w:noProof/>
+        </w:rPr>
+      </w:pPr>
+      <w:r>
+        <w:rPr>
+          <w:b/>
+          <w:bCs/>
+          <w:noProof/>
+        </w:rPr>
+        <w:t>2. Scope (Phạm vi hệ thống)</w:t>
+      </w:r>
+    </w:p>
+    <w:p>
+      <w:pPr>
+        <w:pStyle w:val="NormalWeb"/>
+        <w:rPr>
+          <w:noProof/>
+        </w:rPr>
+      </w:pPr>
+      <w:r>
+        <w:rPr>
+          <w:b/>
+          <w:bCs/>
+          <w:noProof/>
+        </w:rPr>
+        <w:lastRenderedPageBreak/>
+        <w:t>2.1 Phạm vi nghiệp vụ (Business Scope)</w:t>
+      </w:r>
+      <w:r>
+        <w:rPr>
+          <w:noProof/>
+        </w:rPr>
+        <w:t xml:space="preserve"> Hệ thống tập trung giải quyết các luồng nghiệp vụ cốt lõi sau:</w:t>
+      </w:r>
+    </w:p>
+    <w:p>
+      <w:pPr>
+        <w:pStyle w:val="NormalWeb"/>
+        <w:numPr>
+          <w:ilvl w:val="0"/>
+          <w:numId w:val="7"/>
+        </w:numPr>
+        <w:rPr>
+          <w:noProof/>
+        </w:rPr>
+      </w:pPr>
+      <w:r>
+        <w:rPr>
+          <w:b/>
+          <w:bCs/>
+          <w:noProof/>
+        </w:rPr>
+        <w:t>Quản lý sân bãi &amp; Lịch trống:</w:t>
+      </w:r>
+      <w:r>
+        <w:rPr>
+          <w:noProof/>
+        </w:rPr>
+        <w:t xml:space="preserve"> Số hóa ma trận thời gian thực, cho phép đặt sân trực tuyến và tự động cập nhật trạng thái sân.</w:t>
+      </w:r>
+    </w:p>
+    <w:p>
+      <w:pPr>
+        <w:pStyle w:val="NormalWeb"/>
+        <w:numPr>
+          <w:ilvl w:val="0"/>
+          <w:numId w:val="7"/>
+        </w:numPr>
+        <w:rPr>
+          <w:noProof/>
+        </w:rPr>
+      </w:pPr>
+      <w:r>
+        <w:rPr>
+          <w:b/>
+          <w:bCs/>
+          <w:noProof/>
+        </w:rPr>
+        <w:t>Ghép kèo &amp; Tổ chức trận đấu (Matchmaking):</w:t>
+      </w:r>
+      <w:r>
+        <w:rPr>
+          <w:noProof/>
+        </w:rPr>
+        <w:t xml:space="preserve"> Hỗ trợ người dùng tạo, quản lý và tham gia các "kèo" giao lưu với cơ chế đánh giá độ uy tín.</w:t>
+      </w:r>
+    </w:p>
+    <w:p>
+      <w:pPr>
+        <w:pStyle w:val="NormalWeb"/>
+        <w:numPr>
+          <w:ilvl w:val="0"/>
+          <w:numId w:val="7"/>
+        </w:numPr>
+        <w:rPr>
+          <w:noProof/>
+        </w:rPr>
+      </w:pPr>
+      <w:r>
+        <w:rPr>
+          <w:b/>
+          <w:bCs/>
+          <w:noProof/>
+        </w:rPr>
+        <w:t>Xử lý thanh toán &amp; Ký quỹ (Escrow Payment):</w:t>
+      </w:r>
+      <w:r>
+        <w:rPr>
+          <w:noProof/>
+        </w:rPr>
+        <w:t xml:space="preserve"> Áp dụng ví trung gian để giữ tiền cọc của người tham gia kèo, tự động hoàn trả hoặc xử phạt dựa trên kết quả "check-in" thực tế.</w:t>
+      </w:r>
+    </w:p>
+    <w:p>
+      <w:pPr>
+        <w:pStyle w:val="NormalWeb"/>
+        <w:numPr>
+          <w:ilvl w:val="0"/>
+          <w:numId w:val="7"/>
+        </w:numPr>
+        <w:rPr>
+          <w:noProof/>
+        </w:rPr>
+      </w:pPr>
+      <w:r>
+        <w:rPr>
+          <w:b/>
+          <w:bCs/>
+          <w:noProof/>
+        </w:rPr>
+        <w:t>Vận hành tại sân (On-site Operations):</w:t>
+      </w:r>
+      <w:r>
+        <w:rPr>
+          <w:noProof/>
+        </w:rPr>
+        <w:t xml:space="preserve"> Cung cấp công cụ cho nhân viên check-in bằng mã QR, quản lý mượn/trả dụng cụ, tính phí phụ thu hư hại và bán các dịch vụ gia tăng (F&amp;B).</w:t>
+      </w:r>
+    </w:p>
+    <w:p>
+      <w:pPr>
+        <w:pStyle w:val="NormalWeb"/>
+        <w:numPr>
+          <w:ilvl w:val="0"/>
+          <w:numId w:val="7"/>
+        </w:numPr>
+        <w:rPr>
+          <w:noProof/>
+        </w:rPr>
+      </w:pPr>
+      <w:r>
+        <w:rPr>
+          <w:b/>
+          <w:bCs/>
+          <w:noProof/>
+        </w:rPr>
+        <w:t>Hỗ trợ thông minh (AI Chatbot):</w:t>
+      </w:r>
+      <w:r>
+        <w:rPr>
+          <w:noProof/>
+        </w:rPr>
+        <w:t xml:space="preserve"> Tích hợp AI để tư vấn, hỗ trợ tra cứu lịch trống và tìm kèo bằng ngôn ngữ tự nhiên.</w:t>
+      </w:r>
+    </w:p>
+    <w:p>
+      <w:pPr>
+        <w:pStyle w:val="NormalWeb"/>
+        <w:rPr>
+          <w:noProof/>
+        </w:rPr>
+      </w:pPr>
+      <w:r>
+        <w:rPr>
+          <w:b/>
+          <w:bCs/>
+          <w:noProof/>
+        </w:rPr>
+        <w:t>2.2 Phạm vi người dùng (User Scope)</w:t>
+      </w:r>
+      <w:r>
+        <w:rPr>
+          <w:noProof/>
+        </w:rPr>
+        <w:t xml:space="preserve"> Hệ thống phục vụ 4 nhóm tác nhân (Actors) chính:</w:t>
+      </w:r>
+    </w:p>
+    <w:p>
+      <w:pPr>
+        <w:pStyle w:val="NormalWeb"/>
+        <w:numPr>
+          <w:ilvl w:val="0"/>
+          <w:numId w:val="8"/>
+        </w:numPr>
+        <w:rPr>
+          <w:noProof/>
+        </w:rPr>
+      </w:pPr>
+      <w:r>
+        <w:rPr>
+          <w:b/>
+          <w:bCs/>
+          <w:noProof/>
+        </w:rPr>
+        <w:t>Guest (Khách vãng lai):</w:t>
+      </w:r>
+      <w:r>
+        <w:rPr>
+          <w:noProof/>
+        </w:rPr>
+        <w:t xml:space="preserve"> Truy cập tra cứu thông tin sân, xem các kèo công khai nhưng không có quyền tương tác sâu.</w:t>
+      </w:r>
+    </w:p>
+    <w:p>
+      <w:pPr>
+        <w:pStyle w:val="NormalWeb"/>
+        <w:numPr>
+          <w:ilvl w:val="0"/>
+          <w:numId w:val="8"/>
+        </w:numPr>
+        <w:rPr>
+          <w:noProof/>
+        </w:rPr>
+      </w:pPr>
+      <w:r>
+        <w:rPr>
+          <w:b/>
+          <w:bCs/>
+          <w:noProof/>
+        </w:rPr>
+        <w:t>Customer (Khách hàng/Người chơi):</w:t>
+      </w:r>
+      <w:r>
+        <w:rPr>
+          <w:noProof/>
+        </w:rPr>
+        <w:t xml:space="preserve"> Đã định danh (E-KYC), có toàn quyền đặt sân, tạo/gia nhập kèo, thanh toán và sử dụng dịch vụ.</w:t>
+      </w:r>
+    </w:p>
+    <w:p>
+      <w:pPr>
+        <w:pStyle w:val="NormalWeb"/>
+        <w:numPr>
+          <w:ilvl w:val="0"/>
+          <w:numId w:val="8"/>
+        </w:numPr>
+        <w:rPr>
+          <w:noProof/>
+        </w:rPr>
+      </w:pPr>
+      <w:r>
+        <w:rPr>
+          <w:b/>
+          <w:bCs/>
+          <w:noProof/>
+        </w:rPr>
+        <w:t>Staff (Nhân viên điều phối):</w:t>
+      </w:r>
+      <w:r>
+        <w:rPr>
+          <w:noProof/>
+        </w:rPr>
+        <w:t xml:space="preserve"> Vận hành trực tiếp tại sân, xử lý check-in/out, kiểm kho và ghi nhận sự cố.</w:t>
+      </w:r>
+    </w:p>
+    <w:p>
+      <w:pPr>
+        <w:pStyle w:val="NormalWeb"/>
+        <w:numPr>
+          <w:ilvl w:val="0"/>
+          <w:numId w:val="8"/>
+        </w:numPr>
+        <w:rPr>
+          <w:noProof/>
+        </w:rPr>
+      </w:pPr>
+      <w:r>
+        <w:rPr>
+          <w:b/>
+          <w:bCs/>
+          <w:noProof/>
+        </w:rPr>
+        <w:t>Admin (Quản trị viên/Chủ sân):</w:t>
+      </w:r>
+      <w:r>
+        <w:rPr>
+          <w:noProof/>
+        </w:rPr>
+        <w:t xml:space="preserve"> Quản lý toàn cục hệ thống, cấu hình giá động (Dynamic Pricing), xử lý tranh chấp khiếu nại và theo dõi báo cáo thống kê.</w:t>
+      </w:r>
+    </w:p>
+    <w:p>
+      <w:pPr>
+        <w:pStyle w:val="NormalWeb"/>
+        <w:rPr>
+          <w:noProof/>
+        </w:rPr>
+      </w:pPr>
+      <w:r>
+        <w:rPr>
+          <w:b/>
+          <w:bCs/>
+          <w:noProof/>
+        </w:rPr>
+        <w:t>2.3 Ngoài phạm vi (Out of Scope)</w:t>
+      </w:r>
+    </w:p>
+    <w:p>
+      <w:pPr>
+        <w:pStyle w:val="NormalWeb"/>
+        <w:numPr>
+          <w:ilvl w:val="0"/>
+          <w:numId w:val="9"/>
+        </w:numPr>
+        <w:rPr>
+          <w:noProof/>
+        </w:rPr>
+      </w:pPr>
+      <w:r>
+        <w:rPr>
+          <w:noProof/>
+        </w:rPr>
+        <w:t>Hệ thống không quản lý các thiết bị phần cứng IoT tại sân (như hệ thống bật/tắt đèn tự động, cửa từ, hay camera AI giám sát trận đấu).</w:t>
+      </w:r>
+    </w:p>
+    <w:p>
+      <w:pPr>
+        <w:pStyle w:val="NormalWeb"/>
+        <w:numPr>
+          <w:ilvl w:val="0"/>
+          <w:numId w:val="9"/>
+        </w:numPr>
+        <w:rPr>
+          <w:noProof/>
+        </w:rPr>
+      </w:pPr>
+      <w:r>
+        <w:rPr>
+          <w:noProof/>
+        </w:rPr>
+        <w:t>Không cung cấp dịch vụ giao vận (Logistics) dụng cụ thể thao ra ngoài phạm vi tổ hợp thể thao.</w:t>
+      </w:r>
+    </w:p>
+    <w:p>
+      <w:pPr>
+        <w:pStyle w:val="NormalWeb"/>
+        <w:numPr>
+          <w:ilvl w:val="0"/>
+          <w:numId w:val="9"/>
+        </w:numPr>
+        <w:rPr>
+          <w:noProof/>
+        </w:rPr>
+      </w:pPr>
+      <w:r>
+        <w:rPr>
+          <w:noProof/>
+        </w:rPr>
+        <w:t>Không đóng vai trò như một nền tảng mạng xã hội đa chức năng (không có newsfeed, story, v.v.), chỉ tập trung vào việc kết nối thể thao.</w:t>
+      </w:r>
+    </w:p>
+    <w:p>
+      <w:pPr>
+        <w:pStyle w:val="NormalWeb"/>
+        <w:rPr>
+          <w:noProof/>
+        </w:rPr>
+      </w:pPr>
+      <w:r>
+        <w:rPr>
+          <w:b/>
+          <w:bCs/>
+          <w:noProof/>
+        </w:rPr>
+        <w:t>3. Phân tích các hệ thống hiện tại (As-Is Systems &amp; Current Context)</w:t>
+      </w:r>
+    </w:p>
+    <w:p>
+      <w:pPr>
+        <w:pStyle w:val="NormalWeb"/>
+        <w:rPr>
+          <w:noProof/>
+        </w:rPr>
+      </w:pPr>
+      <w:r>
+        <w:rPr>
+          <w:noProof/>
+        </w:rPr>
+        <w:t>Trước khi đề xuất giải pháp Pro-Sport Complex, việc khảo sát các hệ thống và phương thức vận hành hiện tại (As-Is) trên thị trường cho thấy nhiều điểm hạn chế (Pain-points) rõ rệt:</w:t>
+      </w:r>
+    </w:p>
+    <w:p>
+      <w:pPr>
+        <w:pStyle w:val="NormalWeb"/>
+        <w:rPr>
+          <w:noProof/>
+        </w:rPr>
+      </w:pPr>
+      <w:r>
+        <w:rPr>
+          <w:b/>
+          <w:bCs/>
+          <w:noProof/>
+        </w:rPr>
+        <w:t>3.1 Nền tảng đặt sân truyền thống (VD: SanCaulong.vn, các danh bạ thể thao)</w:t>
+      </w:r>
+    </w:p>
+    <w:p>
+      <w:pPr>
+        <w:pStyle w:val="NormalWeb"/>
+        <w:numPr>
+          <w:ilvl w:val="0"/>
+          <w:numId w:val="10"/>
+        </w:numPr>
+        <w:rPr>
+          <w:noProof/>
+        </w:rPr>
+      </w:pPr>
+      <w:r>
+        <w:rPr>
+          <w:b/>
+          <w:bCs/>
+          <w:noProof/>
+        </w:rPr>
+        <w:t>Hiện trạng:</w:t>
+      </w:r>
+      <w:r>
+        <w:rPr>
+          <w:noProof/>
+        </w:rPr>
+        <w:t xml:space="preserve"> Hoạt động chủ yếu như một "Trang vàng" số hóa. Cung cấp thông tin cơ bản về vị trí, số điện thoại và giá tham khảo của các cụm sân.</w:t>
+      </w:r>
+    </w:p>
+    <w:p>
+      <w:pPr>
+        <w:pStyle w:val="NormalWeb"/>
+        <w:numPr>
+          <w:ilvl w:val="0"/>
+          <w:numId w:val="10"/>
+        </w:numPr>
+        <w:rPr>
+          <w:noProof/>
+        </w:rPr>
+      </w:pPr>
+      <w:r>
+        <w:rPr>
+          <w:b/>
+          <w:bCs/>
+          <w:noProof/>
+        </w:rPr>
+        <w:t>Hạn chế:</w:t>
+      </w:r>
+    </w:p>
+    <w:p>
+      <w:pPr>
+        <w:pStyle w:val="NormalWeb"/>
+        <w:numPr>
+          <w:ilvl w:val="1"/>
+          <w:numId w:val="10"/>
+        </w:numPr>
+        <w:rPr>
+          <w:noProof/>
+        </w:rPr>
+      </w:pPr>
+      <w:r>
+        <w:rPr>
+          <w:b/>
+          <w:bCs/>
+          <w:noProof/>
+        </w:rPr>
+        <w:t>Dữ liệu tĩnh:</w:t>
+      </w:r>
+      <w:r>
+        <w:rPr>
+          <w:noProof/>
+        </w:rPr>
+        <w:t xml:space="preserve"> Không có khả năng đồng bộ lịch bãi theo thời gian thực (Real-time availability). Người chơi vẫn phải thực hiện thao tác thủ công là gọi điện cho chủ sân để xác nhận giờ trống.</w:t>
+      </w:r>
+    </w:p>
+    <w:p>
+      <w:pPr>
+        <w:pStyle w:val="NormalWeb"/>
+        <w:numPr>
+          <w:ilvl w:val="1"/>
+          <w:numId w:val="10"/>
+        </w:numPr>
+        <w:rPr>
+          <w:noProof/>
+        </w:rPr>
+      </w:pPr>
+      <w:r>
+        <w:rPr>
+          <w:b/>
+          <w:bCs/>
+          <w:noProof/>
+        </w:rPr>
+        <w:t>Chức năng đơn lẻ:</w:t>
+      </w:r>
+      <w:r>
+        <w:rPr>
+          <w:noProof/>
+        </w:rPr>
+        <w:t xml:space="preserve"> Không có tính năng kết nối cộng đồng, hoàn toàn bỏ ngỏ mảng "ghép kèo" và tổ chức giao lưu.</w:t>
+      </w:r>
+    </w:p>
+    <w:p>
+      <w:pPr>
+        <w:pStyle w:val="NormalWeb"/>
+        <w:numPr>
+          <w:ilvl w:val="1"/>
+          <w:numId w:val="10"/>
+        </w:numPr>
+        <w:rPr>
+          <w:noProof/>
+        </w:rPr>
+      </w:pPr>
+      <w:r>
+        <w:rPr>
+          <w:b/>
+          <w:bCs/>
+          <w:noProof/>
+        </w:rPr>
+        <w:t>Quản trị yếu kém:</w:t>
+      </w:r>
+      <w:r>
+        <w:rPr>
+          <w:noProof/>
+        </w:rPr>
+        <w:t xml:space="preserve"> Chủ sân không có backend để quản lý doanh thu hay chính sách hủy sân (Cancellation policy).</w:t>
+      </w:r>
+    </w:p>
+    <w:p>
+      <w:pPr>
+        <w:pStyle w:val="NormalWeb"/>
+        <w:rPr>
+          <w:noProof/>
+        </w:rPr>
+      </w:pPr>
+      <w:r>
+        <w:rPr>
+          <w:b/>
+          <w:bCs/>
+          <w:noProof/>
+        </w:rPr>
+        <w:lastRenderedPageBreak/>
+        <w:t>3.2 Các hội nhóm trên Mạng xã hội (Facebook Groups, Zalo, Telegram)</w:t>
+      </w:r>
+    </w:p>
+    <w:p>
+      <w:pPr>
+        <w:pStyle w:val="NormalWeb"/>
+        <w:numPr>
+          <w:ilvl w:val="0"/>
+          <w:numId w:val="11"/>
+        </w:numPr>
+        <w:rPr>
+          <w:noProof/>
+        </w:rPr>
+      </w:pPr>
+      <w:r>
+        <w:rPr>
+          <w:b/>
+          <w:bCs/>
+          <w:noProof/>
+        </w:rPr>
+        <w:t>Hiện trạng:</w:t>
+      </w:r>
+      <w:r>
+        <w:rPr>
+          <w:noProof/>
+        </w:rPr>
+        <w:t xml:space="preserve"> Là kênh chính hiện nay để người chơi đăng tải các bài viết "tìm đồng đội", "share tiền sân", hoặc các câu lạc bộ (CLB) tuyển thành viên.</w:t>
+      </w:r>
+    </w:p>
+    <w:p>
+      <w:pPr>
+        <w:pStyle w:val="NormalWeb"/>
+        <w:numPr>
+          <w:ilvl w:val="0"/>
+          <w:numId w:val="11"/>
+        </w:numPr>
+        <w:rPr>
+          <w:noProof/>
+        </w:rPr>
+      </w:pPr>
+      <w:r>
+        <w:rPr>
+          <w:b/>
+          <w:bCs/>
+          <w:noProof/>
+        </w:rPr>
+        <w:t>Hạn chế:</w:t>
+      </w:r>
+    </w:p>
+    <w:p>
+      <w:pPr>
+        <w:pStyle w:val="NormalWeb"/>
+        <w:numPr>
+          <w:ilvl w:val="1"/>
+          <w:numId w:val="11"/>
+        </w:numPr>
+        <w:rPr>
+          <w:noProof/>
+        </w:rPr>
+      </w:pPr>
+      <w:r>
+        <w:rPr>
+          <w:b/>
+          <w:bCs/>
+          <w:noProof/>
+        </w:rPr>
+        <w:t>Rủi ro tài chính &amp; "Bùng kèo":</w:t>
+      </w:r>
+      <w:r>
+        <w:rPr>
+          <w:noProof/>
+        </w:rPr>
+        <w:t xml:space="preserve"> Do không có ràng buộc thanh toán trước, tình trạng người chơi đăng ký nhưng không đến (no-show) diễn ra thường xuyên. Người tổ chức (Host) thường xuyên phải chịu bù lỗ tiền sân.</w:t>
+      </w:r>
+    </w:p>
+    <w:p>
+      <w:pPr>
+        <w:pStyle w:val="NormalWeb"/>
+        <w:numPr>
+          <w:ilvl w:val="1"/>
+          <w:numId w:val="11"/>
+        </w:numPr>
+        <w:rPr>
+          <w:noProof/>
+        </w:rPr>
+      </w:pPr>
+      <w:r>
+        <w:rPr>
+          <w:b/>
+          <w:bCs/>
+          <w:noProof/>
+        </w:rPr>
+        <w:t>Khó khăn trong khâu quản lý tài chính:</w:t>
+      </w:r>
+      <w:r>
+        <w:rPr>
+          <w:noProof/>
+        </w:rPr>
+        <w:t xml:space="preserve"> Việc thu lắt nhắt tiền mặt hoặc chuyển khoản thủ công từ từng cá nhân mất rất nhiều thời gian và dễ gây nhầm lẫn.</w:t>
+      </w:r>
+    </w:p>
+    <w:p>
+      <w:pPr>
+        <w:pStyle w:val="NormalWeb"/>
+        <w:numPr>
+          <w:ilvl w:val="1"/>
+          <w:numId w:val="11"/>
+        </w:numPr>
+        <w:rPr>
+          <w:noProof/>
+        </w:rPr>
+      </w:pPr>
+      <w:r>
+        <w:rPr>
+          <w:b/>
+          <w:bCs/>
+          <w:noProof/>
+        </w:rPr>
+        <w:t>Thiếu định danh (E-KYC) và uy tín:</w:t>
+      </w:r>
+      <w:r>
+        <w:rPr>
+          <w:noProof/>
+        </w:rPr>
+        <w:t xml:space="preserve"> Rất khó xác minh trình độ thực tế của người chơi và không có hệ thống đánh giá (Rating) để sàng lọc các cá nhân có lịch sử hành vi kém.</w:t>
+      </w:r>
+    </w:p>
+    <w:p>
+      <w:pPr>
+        <w:pStyle w:val="NormalWeb"/>
+        <w:rPr>
+          <w:noProof/>
+        </w:rPr>
+      </w:pPr>
+      <w:r>
+        <w:rPr>
+          <w:b/>
+          <w:bCs/>
+          <w:noProof/>
+        </w:rPr>
+        <w:t>3.3 Quy trình quản lý nội bộ của các Chủ sân hiện tại</w:t>
+      </w:r>
+    </w:p>
+    <w:p>
+      <w:pPr>
+        <w:pStyle w:val="NormalWeb"/>
+        <w:numPr>
+          <w:ilvl w:val="0"/>
+          <w:numId w:val="12"/>
+        </w:numPr>
+        <w:rPr>
+          <w:noProof/>
+        </w:rPr>
+      </w:pPr>
+      <w:r>
+        <w:rPr>
+          <w:b/>
+          <w:bCs/>
+          <w:noProof/>
+        </w:rPr>
+        <w:t>Hiện trạng:</w:t>
+      </w:r>
+      <w:r>
+        <w:rPr>
+          <w:noProof/>
+        </w:rPr>
+        <w:t xml:space="preserve"> Đa số các sân thể thao tầm trung và nhỏ quản lý bằng sổ sách giấy, bảng trắng hoặc file Excel/Zalo nhóm nội bộ.</w:t>
+      </w:r>
+    </w:p>
+    <w:p>
+      <w:pPr>
+        <w:pStyle w:val="NormalWeb"/>
+        <w:numPr>
+          <w:ilvl w:val="0"/>
+          <w:numId w:val="12"/>
+        </w:numPr>
+        <w:rPr>
+          <w:noProof/>
+        </w:rPr>
+      </w:pPr>
+      <w:r>
+        <w:rPr>
+          <w:b/>
+          <w:bCs/>
+          <w:noProof/>
+        </w:rPr>
+        <w:t>Hạn chế:</w:t>
+      </w:r>
+    </w:p>
+    <w:p>
+      <w:pPr>
+        <w:pStyle w:val="NormalWeb"/>
+        <w:numPr>
+          <w:ilvl w:val="1"/>
+          <w:numId w:val="12"/>
+        </w:numPr>
+        <w:rPr>
+          <w:noProof/>
+        </w:rPr>
+      </w:pPr>
+      <w:r>
+        <w:rPr>
+          <w:b/>
+          <w:bCs/>
+          <w:noProof/>
+        </w:rPr>
+        <w:t>Lãng phí tài nguyên:</w:t>
+      </w:r>
+      <w:r>
+        <w:rPr>
+          <w:noProof/>
+        </w:rPr>
+        <w:t xml:space="preserve"> Rất khó để tối ưu hóa tỷ lệ lấp đầy (Fill-rate) cho các khung giờ trống ngắt quãng ("giờ chết").</w:t>
+      </w:r>
+    </w:p>
+    <w:p>
+      <w:pPr>
+        <w:pStyle w:val="NormalWeb"/>
+        <w:numPr>
+          <w:ilvl w:val="1"/>
+          <w:numId w:val="12"/>
+        </w:numPr>
+        <w:rPr>
+          <w:noProof/>
+        </w:rPr>
+      </w:pPr>
+      <w:r>
+        <w:rPr>
+          <w:b/>
+          <w:bCs/>
+          <w:noProof/>
+        </w:rPr>
+        <w:t>Thất thoát doanh thu:</w:t>
+      </w:r>
+      <w:r>
+        <w:rPr>
+          <w:noProof/>
+        </w:rPr>
+        <w:t xml:space="preserve"> Quy trình quản lý kho dụng cụ (vợt, bóng, giày thuê) và bán hàng (nước uống) lỏng lẻo, dễ dẫn đến sai lệch kiểm kê.</w:t>
+      </w:r>
+    </w:p>
+    <w:p>
+      <w:pPr>
+        <w:pStyle w:val="NormalWeb"/>
+        <w:numPr>
+          <w:ilvl w:val="1"/>
+          <w:numId w:val="12"/>
+        </w:numPr>
+        <w:rPr>
+          <w:noProof/>
+        </w:rPr>
+      </w:pPr>
+      <w:r>
+        <w:rPr>
+          <w:b/>
+          <w:bCs/>
+          <w:noProof/>
+        </w:rPr>
+        <w:t>Thiếu tính linh hoạt:</w:t>
+      </w:r>
+      <w:r>
+        <w:rPr>
+          <w:noProof/>
+        </w:rPr>
+        <w:t xml:space="preserve"> Không có công cụ phân tích dữ liệu (Data Analytics) để tự động cấu hình Giá động (Dynamic Pricing) theo nhu cầu cung - cầu.</w:t>
+      </w:r>
+    </w:p>
+    <w:p>
+      <w:pPr>
+        <w:pStyle w:val="NormalWeb"/>
+        <w:rPr>
+          <w:i/>
+          <w:iCs/>
+          <w:noProof/>
+        </w:rPr>
+      </w:pPr>
+      <w:r>
+        <w:rPr>
+          <w:i/>
+          <w:iCs/>
+          <w:noProof/>
+        </w:rPr>
+        <w:t>(Việc phân tích rõ các điểm yếu của hệ thống hiện tại này trong SRS sẽ là tiền đề vững chắc để làm nổi bật các tính năng đột phá của Pro-Sport Complex như Ví Escrow và hệ thống AI trong các phần tiếp theo).</w:t>
+      </w:r>
+    </w:p>
+    <w:p>
+      <w:pPr>
+        <w:pStyle w:val="NormalWeb"/>
+        <w:rPr>
+          <w:i/>
+          <w:iCs/>
+          <w:noProof/>
+        </w:rPr>
+      </w:pPr>
+    </w:p>
+    <w:p>
+      <w:pPr>
+        <w:pStyle w:val="NormalWeb"/>
+        <w:rPr>
+          <w:noProof/>
+        </w:rPr>
+      </w:pPr>
+      <w:r>
+        <w:lastRenderedPageBreak/>
+        <w:drawing>
+          <wp:inline distT="0" distB="0" distL="0" distR="0" wp14:anchorId="7A5D7598" wp14:editId="6E7551DC">
+            <wp:extent cx="5220429" cy="4220164"/>
+            <wp:effectExtent l="0" t="0" r="0" b="9525"/>
+            <wp:docPr id="1" name="Picture 1"/>
+            <wp:cNvGraphicFramePr>
+              <a:graphicFrameLocks xmlns:a="http://schemas.openxmlformats.org/drawingml/2006/main" noChangeAspect="1"/>
+            </wp:cNvGraphicFramePr>
+            <a:graphic xmlns:a="http://schemas.openxmlformats.org/drawingml/2006/main">
+              <a:graphicData uri="http://schemas.openxmlformats.org/drawingml/2006/picture">
+                <pic:pic xmlns:pic="http://schemas.openxmlformats.org/drawingml/2006/picture">
+                  <pic:nvPicPr>
+                    <pic:cNvPr id="1" name=""/>
+                    <pic:cNvPicPr/>
+                  </pic:nvPicPr>
+                  <pic:blipFill>
+                    <a:blip r:embed="rId6"/>
+                    <a:stretch>
+                      <a:fillRect/>
+                    </a:stretch>
+                  </pic:blipFill>
+                  <pic:spPr>
+                    <a:xfrm>
+                      <a:off x="0" y="0"/>
+                      <a:ext cx="5220429" cy="4220164"/>
+                    </a:xfrm>
+                    <a:prstGeom prst="rect">
+                      <a:avLst/>
+                    </a:prstGeom>
+                  </pic:spPr>
+                </pic:pic>
+              </a:graphicData>
+            </a:graphic>
+          </wp:inline>
+        </w:drawing>
+      </w:r>
+    </w:p>
+    <w:p>
+      <w:pPr>
+        <w:pStyle w:val="NormalWeb"/>
+        <w:rPr>
+          <w:noProof/>
+        </w:rPr>
+      </w:pPr>
+      <w:r>
+        <w:drawing>
+          <wp:inline distT="0" distB="0" distL="0" distR="0" wp14:anchorId="3490FA93" wp14:editId="38E99C3E">
+            <wp:extent cx="5943600" cy="4340860"/>
+            <wp:effectExtent l="0" t="0" r="0" b="2540"/>
+            <wp:docPr id="2" name="Picture 2"/>
+            <wp:cNvGraphicFramePr>
+              <a:graphicFrameLocks xmlns:a="http://schemas.openxmlformats.org/drawingml/2006/main" noChangeAspect="1"/>
+            </wp:cNvGraphicFramePr>
+            <a:graphic xmlns:a="http://schemas.openxmlformats.org/drawingml/2006/main">
+              <a:graphicData uri="http://schemas.openxmlformats.org/drawingml/2006/picture">
+                <pic:pic xmlns:pic="http://schemas.openxmlformats.org/drawingml/2006/picture">
+                  <pic:nvPicPr>
+                    <pic:cNvPr id="1" name=""/>
+                    <pic:cNvPicPr/>
+                  </pic:nvPicPr>
+                  <pic:blipFill>
+                    <a:blip r:embed="rId7"/>
+                    <a:stretch>
+                      <a:fillRect/>
+                    </a:stretch>
+                  </pic:blipFill>
+                  <pic:spPr>
+                    <a:xfrm>
+                      <a:off x="0" y="0"/>
+                      <a:ext cx="5943600" cy="4340860"/>
+                    </a:xfrm>
+                    <a:prstGeom prst="rect">
+                      <a:avLst/>
+                    </a:prstGeom>
+                  </pic:spPr>
+                </pic:pic>
+              </a:graphicData>
+            </a:graphic>
+          </wp:inline>
+        </w:drawing>
+      </w:r>
+    </w:p>
+    <w:p>
+      <w:pPr>
+        <w:pStyle w:val="NormalWeb"/>
+        <w:rPr>
+          <w:noProof/>
+        </w:rPr>
+      </w:pPr>
+      <w:r>
+        <w:lastRenderedPageBreak/>
+        <w:drawing>
+          <wp:inline distT="0" distB="0" distL="0" distR="0" wp14:anchorId="33113D7D" wp14:editId="3770C5F8">
+            <wp:extent cx="5144218" cy="4963218"/>
+            <wp:effectExtent l="0" t="0" r="0" b="8890"/>
+            <wp:docPr id="4" name="Picture 4"/>
+            <wp:cNvGraphicFramePr>
+              <a:graphicFrameLocks xmlns:a="http://schemas.openxmlformats.org/drawingml/2006/main" noChangeAspect="1"/>
+            </wp:cNvGraphicFramePr>
+            <a:graphic xmlns:a="http://schemas.openxmlformats.org/drawingml/2006/main">
+              <a:graphicData uri="http://schemas.openxmlformats.org/drawingml/2006/picture">
+                <pic:pic xmlns:pic="http://schemas.openxmlformats.org/drawingml/2006/picture">
+                  <pic:nvPicPr>
+                    <pic:cNvPr id="1" name=""/>
+                    <pic:cNvPicPr/>
+                  </pic:nvPicPr>
+                  <pic:blipFill>
+                    <a:blip r:embed="rId8"/>
+                    <a:stretch>
+                      <a:fillRect/>
+                    </a:stretch>
+                  </pic:blipFill>
+                  <pic:spPr>
+                    <a:xfrm>
+                      <a:off x="0" y="0"/>
+                      <a:ext cx="5144218" cy="4963218"/>
+                    </a:xfrm>
+                    <a:prstGeom prst="rect">
+                      <a:avLst/>
+                    </a:prstGeom>
+                  </pic:spPr>
+                </pic:pic>
+              </a:graphicData>
+            </a:graphic>
+          </wp:inline>
+        </w:drawing>
+      </w:r>
+    </w:p>
+    <w:p>
+      <w:pPr>
+        <w:pStyle w:val="NormalWeb"/>
+        <w:rPr>
+          <w:noProof/>
+        </w:rPr>
+      </w:pPr>
+      <w:r>
+        <w:lastRenderedPageBreak/>
+        <w:drawing>
+          <wp:inline distT="0" distB="0" distL="0" distR="0" wp14:anchorId="7AA68A47" wp14:editId="6213B309">
+            <wp:extent cx="4553585" cy="4696480"/>
+            <wp:effectExtent l="0" t="0" r="0" b="8890"/>
+            <wp:docPr id="5" name="Picture 5"/>
+            <wp:cNvGraphicFramePr>
+              <a:graphicFrameLocks xmlns:a="http://schemas.openxmlformats.org/drawingml/2006/main" noChangeAspect="1"/>
+            </wp:cNvGraphicFramePr>
+            <a:graphic xmlns:a="http://schemas.openxmlformats.org/drawingml/2006/main">
+              <a:graphicData uri="http://schemas.openxmlformats.org/drawingml/2006/picture">
+                <pic:pic xmlns:pic="http://schemas.openxmlformats.org/drawingml/2006/picture">
+                  <pic:nvPicPr>
+                    <pic:cNvPr id="1" name=""/>
+                    <pic:cNvPicPr/>
+                  </pic:nvPicPr>
+                  <pic:blipFill>
+                    <a:blip r:embed="rId9"/>
+                    <a:stretch>
+                      <a:fillRect/>
+                    </a:stretch>
+                  </pic:blipFill>
+                  <pic:spPr>
+                    <a:xfrm>
+                      <a:off x="0" y="0"/>
+                      <a:ext cx="4553585" cy="4696480"/>
+                    </a:xfrm>
+                    <a:prstGeom prst="rect">
+                      <a:avLst/>
+                    </a:prstGeom>
+                  </pic:spPr>
+                </pic:pic>
+              </a:graphicData>
+            </a:graphic>
+          </wp:inline>
+        </w:drawing>
+      </w:r>
+    </w:p>
+    <w:p>
+      <w:pPr>
+        <w:pStyle w:val="NormalWeb"/>
+        <w:rPr>
+          <w:noProof/>
+        </w:rPr>
+      </w:pPr>
+      <w:r>
+        <w:lastRenderedPageBreak/>
+        <w:drawing>
+          <wp:inline distT="0" distB="0" distL="0" distR="0" wp14:anchorId="2D0071F9" wp14:editId="052138A6">
+            <wp:extent cx="5943600" cy="5258435"/>
+            <wp:effectExtent l="0" t="0" r="0" b="0"/>
+            <wp:docPr id="6" name="Picture 6"/>
+            <wp:cNvGraphicFramePr>
+              <a:graphicFrameLocks xmlns:a="http://schemas.openxmlformats.org/drawingml/2006/main" noChangeAspect="1"/>
+            </wp:cNvGraphicFramePr>
+            <a:graphic xmlns:a="http://schemas.openxmlformats.org/drawingml/2006/main">
+              <a:graphicData uri="http://schemas.openxmlformats.org/drawingml/2006/picture">
+                <pic:pic xmlns:pic="http://schemas.openxmlformats.org/drawingml/2006/picture">
+                  <pic:nvPicPr>
+                    <pic:cNvPr id="1" name=""/>
+                    <pic:cNvPicPr/>
+                  </pic:nvPicPr>
+                  <pic:blipFill>
+                    <a:blip r:embed="rId10"/>
+                    <a:stretch>
+                      <a:fillRect/>
+                    </a:stretch>
+                  </pic:blipFill>
+                  <pic:spPr>
+                    <a:xfrm>
+                      <a:off x="0" y="0"/>
+                      <a:ext cx="5943600" cy="5258435"/>
+                    </a:xfrm>
+                    <a:prstGeom prst="rect">
+                      <a:avLst/>
+                    </a:prstGeom>
+                  </pic:spPr>
+                </pic:pic>
+              </a:graphicData>
+            </a:graphic>
+          </wp:inline>
+        </w:drawing>
+      </w:r>
+    </w:p>
+    <w:p>
+      <w:pPr>
+        <w:pStyle w:val="NormalWeb"/>
+        <w:rPr>
+          <w:noProof/>
+        </w:rPr>
+      </w:pPr>
+      <w:r>
+        <w:lastRenderedPageBreak/>
+        <w:drawing>
+          <wp:inline distT="0" distB="0" distL="0" distR="0" wp14:anchorId="69FAC46A" wp14:editId="544DF870">
+            <wp:extent cx="4725059" cy="4010585"/>
+            <wp:effectExtent l="0" t="0" r="0" b="9525"/>
+            <wp:docPr id="7" name="Picture 7"/>
+            <wp:cNvGraphicFramePr>
+              <a:graphicFrameLocks xmlns:a="http://schemas.openxmlformats.org/drawingml/2006/main" noChangeAspect="1"/>
+            </wp:cNvGraphicFramePr>
+            <a:graphic xmlns:a="http://schemas.openxmlformats.org/drawingml/2006/main">
+              <a:graphicData uri="http://schemas.openxmlformats.org/drawingml/2006/picture">
+                <pic:pic xmlns:pic="http://schemas.openxmlformats.org/drawingml/2006/picture">
+                  <pic:nvPicPr>
+                    <pic:cNvPr id="1" name=""/>
+                    <pic:cNvPicPr/>
+                  </pic:nvPicPr>
+                  <pic:blipFill>
+                    <a:blip r:embed="rId11"/>
+                    <a:stretch>
+                      <a:fillRect/>
+                    </a:stretch>
+                  </pic:blipFill>
+                  <pic:spPr>
+                    <a:xfrm>
+                      <a:off x="0" y="0"/>
+                      <a:ext cx="4725059" cy="4010585"/>
+                    </a:xfrm>
+                    <a:prstGeom prst="rect">
+                      <a:avLst/>
+                    </a:prstGeom>
+                  </pic:spPr>
+                </pic:pic>
+              </a:graphicData>
+            </a:graphic>
+          </wp:inline>
+        </w:drawing>
+      </w:r>
+    </w:p>
+    <w:p>
+      <w:pPr>
+        <w:pStyle w:val="NormalWeb"/>
+        <w:rPr>
+          <w:noProof/>
+        </w:rPr>
+      </w:pPr>
+      <w:r>
+        <w:rPr>
+          <w:noProof/>
+        </w:rPr>
+        <w:drawing>
+          <wp:inline distT="0" distB="0" distL="0" distR="0" wp14:anchorId="7B6442A8" wp14:editId="4C465691">
+            <wp:extent cx="6254115" cy="2519680"/>
+            <wp:effectExtent l="0" t="0" r="0" b="0"/>
+            <wp:docPr id="8" name="Picture 8"/>
+            <wp:cNvGraphicFramePr>
+              <a:graphicFrameLocks xmlns:a="http://schemas.openxmlformats.org/drawingml/2006/main" noChangeAspect="1"/>
+            </wp:cNvGraphicFramePr>
+            <a:graphic xmlns:a="http://schemas.openxmlformats.org/drawingml/2006/main">
+              <a:graphicData uri="http://schemas.openxmlformats.org/drawingml/2006/picture">
+                <pic:pic xmlns:pic="http://schemas.openxmlformats.org/drawingml/2006/picture">
+                  <pic:nvPicPr>
+                    <pic:cNvPr id="1" name=""/>
+                    <pic:cNvPicPr/>
+                  </pic:nvPicPr>
+                  <pic:blipFill>
+                    <a:blip r:embed="rId12"/>
+                    <a:stretch>
+                      <a:fillRect/>
+                    </a:stretch>
+                  </pic:blipFill>
+                  <pic:spPr>
+                    <a:xfrm>
+                      <a:off x="0" y="0"/>
+                      <a:ext cx="6254115" cy="2519680"/>
+                    </a:xfrm>
+                    <a:prstGeom prst="rect">
+                      <a:avLst/>
+                    </a:prstGeom>
+                  </pic:spPr>
+                </pic:pic>
+              </a:graphicData>
+            </a:graphic>
+          </wp:inline>
+        </w:drawing>
+      </w:r>
+    </w:p>
+    <w:p>
+      <w:pPr>
+        <w:pStyle w:val="NormalWeb"/>
+        <w:rPr>
+          <w:noProof/>
+        </w:rPr>
+      </w:pPr>
+      <w:r>
+        <w:rPr>
+          <w:noProof/>
+        </w:rPr>
+        <w:lastRenderedPageBreak/>
+        <w:drawing>
+          <wp:inline distT="0" distB="0" distL="0" distR="0" wp14:anchorId="2DB31692" wp14:editId="6B707D10">
+            <wp:extent cx="6254115" cy="2620645"/>
+            <wp:effectExtent l="0" t="0" r="0" b="8255"/>
+            <wp:docPr id="9" name="Picture 9"/>
+            <wp:cNvGraphicFramePr>
+              <a:graphicFrameLocks xmlns:a="http://schemas.openxmlformats.org/drawingml/2006/main" noChangeAspect="1"/>
+            </wp:cNvGraphicFramePr>
+            <a:graphic xmlns:a="http://schemas.openxmlformats.org/drawingml/2006/main">
+              <a:graphicData uri="http://schemas.openxmlformats.org/drawingml/2006/picture">
+                <pic:pic xmlns:pic="http://schemas.openxmlformats.org/drawingml/2006/picture">
+                  <pic:nvPicPr>
+                    <pic:cNvPr id="1" name=""/>
+                    <pic:cNvPicPr/>
+                  </pic:nvPicPr>
+                  <pic:blipFill>
+                    <a:blip r:embed="rId13"/>
+                    <a:stretch>
+                      <a:fillRect/>
+                    </a:stretch>
+                  </pic:blipFill>
+                  <pic:spPr>
+                    <a:xfrm>
+                      <a:off x="0" y="0"/>
+                      <a:ext cx="6254115" cy="2620645"/>
+                    </a:xfrm>
+                    <a:prstGeom prst="rect">
+                      <a:avLst/>
+                    </a:prstGeom>
+                  </pic:spPr>
+                </pic:pic>
+              </a:graphicData>
+            </a:graphic>
+          </wp:inline>
+        </w:drawing>
+      </w:r>
+    </w:p>
+    <w:p>
+      <w:pPr>
+        <w:pStyle w:val="NormalWeb"/>
+        <w:rPr>
+          <w:noProof/>
+        </w:rPr>
+      </w:pPr>
+      <w:r>
+        <w:rPr>
+          <w:noProof/>
+        </w:rPr>
+        <w:drawing>
+          <wp:inline distT="0" distB="0" distL="0" distR="0" wp14:anchorId="433E3E3D" wp14:editId="0C0FAFAB">
+            <wp:extent cx="6254115" cy="2769235"/>
+            <wp:effectExtent l="0" t="0" r="0" b="0"/>
+            <wp:docPr id="10" name="Picture 10"/>
+            <wp:cNvGraphicFramePr>
+              <a:graphicFrameLocks xmlns:a="http://schemas.openxmlformats.org/drawingml/2006/main" noChangeAspect="1"/>
+            </wp:cNvGraphicFramePr>
+            <a:graphic xmlns:a="http://schemas.openxmlformats.org/drawingml/2006/main">
+              <a:graphicData uri="http://schemas.openxmlformats.org/drawingml/2006/picture">
+                <pic:pic xmlns:pic="http://schemas.openxmlformats.org/drawingml/2006/picture">
+                  <pic:nvPicPr>
+                    <pic:cNvPr id="1" name=""/>
+                    <pic:cNvPicPr/>
+                  </pic:nvPicPr>
+                  <pic:blipFill>
+                    <a:blip r:embed="rId14"/>
+                    <a:stretch>
+                      <a:fillRect/>
+                    </a:stretch>
+                  </pic:blipFill>
+                  <pic:spPr>
+                    <a:xfrm>
+                      <a:off x="0" y="0"/>
+                      <a:ext cx="6254115" cy="2769235"/>
+                    </a:xfrm>
+                    <a:prstGeom prst="rect">
+                      <a:avLst/>
+                    </a:prstGeom>
+                  </pic:spPr>
+                </pic:pic>
+              </a:graphicData>
+            </a:graphic>
+          </wp:inline>
+        </w:drawing>
+      </w:r>
+    </w:p>
+    <w:p>
+      <w:pPr>
+        <w:pStyle w:val="NormalWeb"/>
+        <w:rPr>
+          <w:noProof/>
+        </w:rPr>
+      </w:pPr>
+      <w:r>
+        <w:rPr>
+          <w:noProof/>
+        </w:rPr>
+        <w:drawing>
+          <wp:inline distT="0" distB="0" distL="0" distR="0" wp14:anchorId="13AF9307" wp14:editId="7270499C">
+            <wp:extent cx="6254115" cy="2879725"/>
+            <wp:effectExtent l="0" t="0" r="0" b="0"/>
+            <wp:docPr id="11" name="Picture 11"/>
+            <wp:cNvGraphicFramePr>
+              <a:graphicFrameLocks xmlns:a="http://schemas.openxmlformats.org/drawingml/2006/main" noChangeAspect="1"/>
+            </wp:cNvGraphicFramePr>
+            <a:graphic xmlns:a="http://schemas.openxmlformats.org/drawingml/2006/main">
+              <a:graphicData uri="http://schemas.openxmlformats.org/drawingml/2006/picture">
+                <pic:pic xmlns:pic="http://schemas.openxmlformats.org/drawingml/2006/picture">
+                  <pic:nvPicPr>
+                    <pic:cNvPr id="1" name=""/>
+                    <pic:cNvPicPr/>
+                  </pic:nvPicPr>
+                  <pic:blipFill>
+                    <a:blip r:embed="rId15"/>
+                    <a:stretch>
+                      <a:fillRect/>
+                    </a:stretch>
+                  </pic:blipFill>
+                  <pic:spPr>
+                    <a:xfrm>
+                      <a:off x="0" y="0"/>
+                      <a:ext cx="6254115" cy="2879725"/>
+                    </a:xfrm>
+                    <a:prstGeom prst="rect">
+                      <a:avLst/>
+                    </a:prstGeom>
+                  </pic:spPr>
+                </pic:pic>
+              </a:graphicData>
+            </a:graphic>
+          </wp:inline>
+        </w:drawing>
+      </w:r>
+    </w:p>
+    <w:p>
+      <w:pPr>
+        <w:pStyle w:val="NormalWeb"/>
+        <w:rPr>
+          <w:noProof/>
+        </w:rPr>
+      </w:pPr>
+    </w:p>
+    <w:p>
+      <w:pPr>
+        <w:pStyle w:val="NormalWeb"/>
+        <w:rPr>
+          <w:noProof/>
+        </w:rPr>
+      </w:pPr>
+      <w:r>
+        <w:rPr>
+          <w:noProof/>
+        </w:rPr>
+        <w:lastRenderedPageBreak/>
+        <w:drawing>
+          <wp:inline distT="0" distB="0" distL="0" distR="0" wp14:anchorId="0A84A9CD" wp14:editId="5EED4A5F">
+            <wp:extent cx="6254115" cy="3021330"/>
+            <wp:effectExtent l="0" t="0" r="0" b="7620"/>
+            <wp:docPr id="14" name="Picture 14"/>
+            <wp:cNvGraphicFramePr>
+              <a:graphicFrameLocks xmlns:a="http://schemas.openxmlformats.org/drawingml/2006/main" noChangeAspect="1"/>
+            </wp:cNvGraphicFramePr>
+            <a:graphic xmlns:a="http://schemas.openxmlformats.org/drawingml/2006/main">
+              <a:graphicData uri="http://schemas.openxmlformats.org/drawingml/2006/picture">
+                <pic:pic xmlns:pic="http://schemas.openxmlformats.org/drawingml/2006/picture">
+                  <pic:nvPicPr>
+                    <pic:cNvPr id="1" name=""/>
+                    <pic:cNvPicPr/>
+                  </pic:nvPicPr>
+                  <pic:blipFill>
+                    <a:blip r:embed="rId16"/>
+                    <a:stretch>
+                      <a:fillRect/>
+                    </a:stretch>
+                  </pic:blipFill>
+                  <pic:spPr>
+                    <a:xfrm>
+                      <a:off x="0" y="0"/>
+                      <a:ext cx="6254115" cy="3021330"/>
+                    </a:xfrm>
+                    <a:prstGeom prst="rect">
+                      <a:avLst/>
+                    </a:prstGeom>
+                  </pic:spPr>
+                </pic:pic>
+              </a:graphicData>
+            </a:graphic>
+          </wp:inline>
+        </w:drawing>
+      </w:r>
+      <w:r>
+        <w:rPr>
+          <w:noProof/>
+        </w:rPr>
+        <w:drawing>
+          <wp:anchor distT="0" distB="0" distL="114300" distR="114300" simplePos="0" relativeHeight="251658240" behindDoc="0" locked="0" layoutInCell="1" allowOverlap="1" wp14:anchorId="30524F0D" wp14:editId="5064E85A">
+            <wp:simplePos x="904875" y="911225"/>
+            <wp:positionH relativeFrom="column">
+              <wp:align>left</wp:align>
+            </wp:positionH>
+            <wp:positionV relativeFrom="paragraph">
+              <wp:align>top</wp:align>
+            </wp:positionV>
+            <wp:extent cx="6254115" cy="2501900"/>
+            <wp:effectExtent l="0" t="0" r="0" b="0"/>
+            <wp:wrapSquare wrapText="bothSides"/>
+            <wp:docPr id="12" name="Picture 12"/>
+            <wp:cNvGraphicFramePr>
+              <a:graphicFrameLocks xmlns:a="http://schemas.openxmlformats.org/drawingml/2006/main" noChangeAspect="1"/>
+            </wp:cNvGraphicFramePr>
+            <a:graphic xmlns:a="http://schemas.openxmlformats.org/drawingml/2006/main">
+              <a:graphicData uri="http://schemas.openxmlformats.org/drawingml/2006/picture">
+                <pic:pic xmlns:pic="http://schemas.openxmlformats.org/drawingml/2006/picture">
+                  <pic:nvPicPr>
+                    <pic:cNvPr id="1" name=""/>
+                    <pic:cNvPicPr/>
+                  </pic:nvPicPr>
+                  <pic:blipFill>
+                    <a:blip r:embed="rId17">
+                      <a:extLst>
+                        <a:ext uri="{28A0092B-C50C-407E-A947-70E740481C1C}">
+                          <a14:useLocalDpi xmlns:a14="http://schemas.microsoft.com/office/drawing/2010/main" val="0"/>
+                        </a:ext>
+                      </a:extLst>
+                    </a:blip>
+                    <a:stretch>
+                      <a:fillRect/>
+                    </a:stretch>
+                  </pic:blipFill>
+                  <pic:spPr>
+                    <a:xfrm>
+                      <a:off x="0" y="0"/>
+                      <a:ext cx="6254115" cy="2501900"/>
+                    </a:xfrm>
+                    <a:prstGeom prst="rect">
+                      <a:avLst/>
+                    </a:prstGeom>
+                  </pic:spPr>
+                </pic:pic>
+              </a:graphicData>
+            </a:graphic>
+          </wp:anchor>
+        </w:drawing>
+      </w:r>
+      <w:r>
+        <w:rPr>
+          <w:noProof/>
+        </w:rPr>
+        <w:br w:type="textWrapping" w:clear="all"/>
+      </w:r>
+    </w:p>
+    <w:p>
+      <w:pPr>
+        <w:pStyle w:val="NormalWeb"/>
+        <w:rPr>
+          <w:noProof/>
+        </w:rPr>
+      </w:pPr>
+    </w:p>
+    <w:p>
+      <w:pPr>
+        <w:pStyle w:val="NormalWeb"/>
+        <w:rPr>
+          <w:noProof/>
+        </w:rPr>
+      </w:pPr>
     </w:p>
     <w:p>
       <w:pPr>
@@ -3819,6 +5313,7 @@
         <w:rPr>
           <w:rFonts w:ascii="Times New Roman" w:eastAsia="Times New Roman" w:hAnsi="Times New Roman" w:cs="Times New Roman"/>
           <w:i/>
+          <w:noProof/>
           <w:color w:val="000000"/>
           <w:sz w:val="24"/>
           <w:szCs w:val="24"/>
@@ -3839,16 +5334,10 @@
         <w:ind w:left="4435"/>
         <w:rPr>
           <w:rFonts w:ascii="Calibri" w:eastAsia="Calibri" w:hAnsi="Calibri" w:cs="Calibri"/>
-          <w:color w:val="000000"/>
-        </w:rPr>
-      </w:pPr>
-      <w:r>
-        <w:rPr>
-          <w:rFonts w:ascii="Calibri" w:eastAsia="Calibri" w:hAnsi="Calibri" w:cs="Calibri"/>
-          <w:color w:val="000000"/>
-        </w:rPr>
-        <w:t xml:space="preserve">71 </w:t>
-      </w:r>
+          <w:noProof/>
+          <w:color w:val="000000"/>
+        </w:rPr>
+      </w:pPr>
     </w:p>
     <w:sectPr>
       <w:pgSz w:w="11920" w:h="16840"/>
@@ -3858,6 +5347,1835 @@
     </w:sectPr>
   </w:body>
 </w:document>
+</file>
+
+<file path=word/numbering.xml><?xml version="1.0" encoding="utf-8"?>
+<w:numbering xmlns:wpc="http://schemas.microsoft.com/office/word/2010/wordprocessingCanvas" xmlns:cx="http://schemas.microsoft.com/office/drawing/2014/chartex" xmlns:cx1="http://schemas.microsoft.com/office/drawing/2015/9/8/chartex" xmlns:cx2="http://schemas.microsoft.com/office/drawing/2015/10/21/chartex" xmlns:cx3="http://schemas.microsoft.com/office/drawing/2016/5/9/chartex" xmlns:cx4="http://schemas.microsoft.com/office/drawing/2016/5/10/chartex" xmlns:cx5="http://schemas.microsoft.com/office/drawing/2016/5/11/chartex" xmlns:cx6="http://schemas.microsoft.com/office/drawing/2016/5/12/chartex" xmlns:cx7="http://schemas.microsoft.com/office/drawing/2016/5/13/chartex" xmlns:cx8="http://schemas.microsoft.com/office/drawing/2016/5/14/chartex" xmlns:mc="http://schemas.openxmlformats.org/markup-compatibility/2006" xmlns:aink="http://schemas.microsoft.com/office/drawing/2016/ink" xmlns:am3d="http://schemas.microsoft.com/office/drawing/2017/model3d" xmlns:o="urn:schemas-microsoft-com:office:office" xmlns:r="http://schemas.openxmlformats.org/officeDocument/2006/relationships" xmlns:m="http://schemas.openxmlformats.org/officeDocument/2006/math" xmlns:v="urn:schemas-microsoft-com:vml" xmlns:wp14="http://schemas.microsoft.com/office/word/2010/wordprocessingDrawing" xmlns:wp="http://schemas.openxmlformats.org/drawingml/2006/wordprocessingDrawing" xmlns:w10="urn:schemas-microsoft-com:office:word" xmlns:w="http://schemas.openxmlformats.org/wordprocessingml/2006/main" xmlns:w14="http://schemas.microsoft.com/office/word/2010/wordml" xmlns:w15="http://schemas.microsoft.com/office/word/2012/wordml" xmlns:w16cex="http://schemas.microsoft.com/office/word/2018/wordml/cex" xmlns:w16cid="http://schemas.microsoft.com/office/word/2016/wordml/cid" xmlns:w16="http://schemas.microsoft.com/office/word/2018/wordml" xmlns:w16sdtdh="http://schemas.microsoft.com/office/word/2020/wordml/sdtdatahash" xmlns:w16se="http://schemas.microsoft.com/office/word/2015/wordml/symex" xmlns:wpg="http://schemas.microsoft.com/office/word/2010/wordprocessingGroup" xmlns:wpi="http://schemas.microsoft.com/office/word/2010/wordprocessingInk" xmlns:wne="http://schemas.microsoft.com/office/word/2006/wordml" xmlns:wps="http://schemas.microsoft.com/office/word/2010/wordprocessingShape" mc:Ignorable="w14 w15 w16se w16cid w16 w16cex w16sdtdh wp14">
+  <w:abstractNum w:abstractNumId="0" w15:restartNumberingAfterBreak="0">
+    <w:nsid w:val="041D05BF"/>
+    <w:multiLevelType w:val="multilevel"/>
+    <w:tmpl w:val="3AF89030"/>
+    <w:lvl w:ilvl="0">
+      <w:start w:val="1"/>
+      <w:numFmt w:val="bullet"/>
+      <w:lvlText w:val=""/>
+      <w:lvlJc w:val="left"/>
+      <w:pPr>
+        <w:tabs>
+          <w:tab w:val="num" w:pos="720"/>
+        </w:tabs>
+        <w:ind w:left="720" w:hanging="360"/>
+      </w:pPr>
+      <w:rPr>
+        <w:rFonts w:ascii="Symbol" w:hAnsi="Symbol" w:hint="default"/>
+        <w:sz w:val="20"/>
+      </w:rPr>
+    </w:lvl>
+    <w:lvl w:ilvl="1">
+      <w:start w:val="1"/>
+      <w:numFmt w:val="bullet"/>
+      <w:lvlText w:val=""/>
+      <w:lvlJc w:val="left"/>
+      <w:pPr>
+        <w:tabs>
+          <w:tab w:val="num" w:pos="1440"/>
+        </w:tabs>
+        <w:ind w:left="1440" w:hanging="360"/>
+      </w:pPr>
+      <w:rPr>
+        <w:rFonts w:ascii="Symbol" w:hAnsi="Symbol" w:hint="default"/>
+        <w:sz w:val="20"/>
+      </w:rPr>
+    </w:lvl>
+    <w:lvl w:ilvl="2" w:tentative="1">
+      <w:start w:val="1"/>
+      <w:numFmt w:val="bullet"/>
+      <w:lvlText w:val=""/>
+      <w:lvlJc w:val="left"/>
+      <w:pPr>
+        <w:tabs>
+          <w:tab w:val="num" w:pos="2160"/>
+        </w:tabs>
+        <w:ind w:left="2160" w:hanging="360"/>
+      </w:pPr>
+      <w:rPr>
+        <w:rFonts w:ascii="Symbol" w:hAnsi="Symbol" w:hint="default"/>
+        <w:sz w:val="20"/>
+      </w:rPr>
+    </w:lvl>
+    <w:lvl w:ilvl="3" w:tentative="1">
+      <w:start w:val="1"/>
+      <w:numFmt w:val="bullet"/>
+      <w:lvlText w:val=""/>
+      <w:lvlJc w:val="left"/>
+      <w:pPr>
+        <w:tabs>
+          <w:tab w:val="num" w:pos="2880"/>
+        </w:tabs>
+        <w:ind w:left="2880" w:hanging="360"/>
+      </w:pPr>
+      <w:rPr>
+        <w:rFonts w:ascii="Symbol" w:hAnsi="Symbol" w:hint="default"/>
+        <w:sz w:val="20"/>
+      </w:rPr>
+    </w:lvl>
+    <w:lvl w:ilvl="4" w:tentative="1">
+      <w:start w:val="1"/>
+      <w:numFmt w:val="bullet"/>
+      <w:lvlText w:val=""/>
+      <w:lvlJc w:val="left"/>
+      <w:pPr>
+        <w:tabs>
+          <w:tab w:val="num" w:pos="3600"/>
+        </w:tabs>
+        <w:ind w:left="3600" w:hanging="360"/>
+      </w:pPr>
+      <w:rPr>
+        <w:rFonts w:ascii="Symbol" w:hAnsi="Symbol" w:hint="default"/>
+        <w:sz w:val="20"/>
+      </w:rPr>
+    </w:lvl>
+    <w:lvl w:ilvl="5" w:tentative="1">
+      <w:start w:val="1"/>
+      <w:numFmt w:val="bullet"/>
+      <w:lvlText w:val=""/>
+      <w:lvlJc w:val="left"/>
+      <w:pPr>
+        <w:tabs>
+          <w:tab w:val="num" w:pos="4320"/>
+        </w:tabs>
+        <w:ind w:left="4320" w:hanging="360"/>
+      </w:pPr>
+      <w:rPr>
+        <w:rFonts w:ascii="Symbol" w:hAnsi="Symbol" w:hint="default"/>
+        <w:sz w:val="20"/>
+      </w:rPr>
+    </w:lvl>
+    <w:lvl w:ilvl="6" w:tentative="1">
+      <w:start w:val="1"/>
+      <w:numFmt w:val="bullet"/>
+      <w:lvlText w:val=""/>
+      <w:lvlJc w:val="left"/>
+      <w:pPr>
+        <w:tabs>
+          <w:tab w:val="num" w:pos="5040"/>
+        </w:tabs>
+        <w:ind w:left="5040" w:hanging="360"/>
+      </w:pPr>
+      <w:rPr>
+        <w:rFonts w:ascii="Symbol" w:hAnsi="Symbol" w:hint="default"/>
+        <w:sz w:val="20"/>
+      </w:rPr>
+    </w:lvl>
+    <w:lvl w:ilvl="7" w:tentative="1">
+      <w:start w:val="1"/>
+      <w:numFmt w:val="bullet"/>
+      <w:lvlText w:val=""/>
+      <w:lvlJc w:val="left"/>
+      <w:pPr>
+        <w:tabs>
+          <w:tab w:val="num" w:pos="5760"/>
+        </w:tabs>
+        <w:ind w:left="5760" w:hanging="360"/>
+      </w:pPr>
+      <w:rPr>
+        <w:rFonts w:ascii="Symbol" w:hAnsi="Symbol" w:hint="default"/>
+        <w:sz w:val="20"/>
+      </w:rPr>
+    </w:lvl>
+    <w:lvl w:ilvl="8" w:tentative="1">
+      <w:start w:val="1"/>
+      <w:numFmt w:val="bullet"/>
+      <w:lvlText w:val=""/>
+      <w:lvlJc w:val="left"/>
+      <w:pPr>
+        <w:tabs>
+          <w:tab w:val="num" w:pos="6480"/>
+        </w:tabs>
+        <w:ind w:left="6480" w:hanging="360"/>
+      </w:pPr>
+      <w:rPr>
+        <w:rFonts w:ascii="Symbol" w:hAnsi="Symbol" w:hint="default"/>
+        <w:sz w:val="20"/>
+      </w:rPr>
+    </w:lvl>
+  </w:abstractNum>
+  <w:abstractNum w:abstractNumId="1" w15:restartNumberingAfterBreak="0">
+    <w:nsid w:val="0E8F2E4B"/>
+    <w:multiLevelType w:val="multilevel"/>
+    <w:tmpl w:val="80805546"/>
+    <w:lvl w:ilvl="0">
+      <w:start w:val="1"/>
+      <w:numFmt w:val="bullet"/>
+      <w:lvlText w:val=""/>
+      <w:lvlJc w:val="left"/>
+      <w:pPr>
+        <w:tabs>
+          <w:tab w:val="num" w:pos="720"/>
+        </w:tabs>
+        <w:ind w:left="720" w:hanging="360"/>
+      </w:pPr>
+      <w:rPr>
+        <w:rFonts w:ascii="Symbol" w:hAnsi="Symbol" w:hint="default"/>
+        <w:sz w:val="20"/>
+      </w:rPr>
+    </w:lvl>
+    <w:lvl w:ilvl="1">
+      <w:start w:val="1"/>
+      <w:numFmt w:val="bullet"/>
+      <w:lvlText w:val="o"/>
+      <w:lvlJc w:val="left"/>
+      <w:pPr>
+        <w:tabs>
+          <w:tab w:val="num" w:pos="1440"/>
+        </w:tabs>
+        <w:ind w:left="1440" w:hanging="360"/>
+      </w:pPr>
+      <w:rPr>
+        <w:rFonts w:ascii="Courier New" w:hAnsi="Courier New" w:hint="default"/>
+        <w:sz w:val="20"/>
+      </w:rPr>
+    </w:lvl>
+    <w:lvl w:ilvl="2" w:tentative="1">
+      <w:start w:val="1"/>
+      <w:numFmt w:val="bullet"/>
+      <w:lvlText w:val=""/>
+      <w:lvlJc w:val="left"/>
+      <w:pPr>
+        <w:tabs>
+          <w:tab w:val="num" w:pos="2160"/>
+        </w:tabs>
+        <w:ind w:left="2160" w:hanging="360"/>
+      </w:pPr>
+      <w:rPr>
+        <w:rFonts w:ascii="Wingdings" w:hAnsi="Wingdings" w:hint="default"/>
+        <w:sz w:val="20"/>
+      </w:rPr>
+    </w:lvl>
+    <w:lvl w:ilvl="3" w:tentative="1">
+      <w:start w:val="1"/>
+      <w:numFmt w:val="bullet"/>
+      <w:lvlText w:val=""/>
+      <w:lvlJc w:val="left"/>
+      <w:pPr>
+        <w:tabs>
+          <w:tab w:val="num" w:pos="2880"/>
+        </w:tabs>
+        <w:ind w:left="2880" w:hanging="360"/>
+      </w:pPr>
+      <w:rPr>
+        <w:rFonts w:ascii="Wingdings" w:hAnsi="Wingdings" w:hint="default"/>
+        <w:sz w:val="20"/>
+      </w:rPr>
+    </w:lvl>
+    <w:lvl w:ilvl="4" w:tentative="1">
+      <w:start w:val="1"/>
+      <w:numFmt w:val="bullet"/>
+      <w:lvlText w:val=""/>
+      <w:lvlJc w:val="left"/>
+      <w:pPr>
+        <w:tabs>
+          <w:tab w:val="num" w:pos="3600"/>
+        </w:tabs>
+        <w:ind w:left="3600" w:hanging="360"/>
+      </w:pPr>
+      <w:rPr>
+        <w:rFonts w:ascii="Wingdings" w:hAnsi="Wingdings" w:hint="default"/>
+        <w:sz w:val="20"/>
+      </w:rPr>
+    </w:lvl>
+    <w:lvl w:ilvl="5" w:tentative="1">
+      <w:start w:val="1"/>
+      <w:numFmt w:val="bullet"/>
+      <w:lvlText w:val=""/>
+      <w:lvlJc w:val="left"/>
+      <w:pPr>
+        <w:tabs>
+          <w:tab w:val="num" w:pos="4320"/>
+        </w:tabs>
+        <w:ind w:left="4320" w:hanging="360"/>
+      </w:pPr>
+      <w:rPr>
+        <w:rFonts w:ascii="Wingdings" w:hAnsi="Wingdings" w:hint="default"/>
+        <w:sz w:val="20"/>
+      </w:rPr>
+    </w:lvl>
+    <w:lvl w:ilvl="6" w:tentative="1">
+      <w:start w:val="1"/>
+      <w:numFmt w:val="bullet"/>
+      <w:lvlText w:val=""/>
+      <w:lvlJc w:val="left"/>
+      <w:pPr>
+        <w:tabs>
+          <w:tab w:val="num" w:pos="5040"/>
+        </w:tabs>
+        <w:ind w:left="5040" w:hanging="360"/>
+      </w:pPr>
+      <w:rPr>
+        <w:rFonts w:ascii="Wingdings" w:hAnsi="Wingdings" w:hint="default"/>
+        <w:sz w:val="20"/>
+      </w:rPr>
+    </w:lvl>
+    <w:lvl w:ilvl="7" w:tentative="1">
+      <w:start w:val="1"/>
+      <w:numFmt w:val="bullet"/>
+      <w:lvlText w:val=""/>
+      <w:lvlJc w:val="left"/>
+      <w:pPr>
+        <w:tabs>
+          <w:tab w:val="num" w:pos="5760"/>
+        </w:tabs>
+        <w:ind w:left="5760" w:hanging="360"/>
+      </w:pPr>
+      <w:rPr>
+        <w:rFonts w:ascii="Wingdings" w:hAnsi="Wingdings" w:hint="default"/>
+        <w:sz w:val="20"/>
+      </w:rPr>
+    </w:lvl>
+    <w:lvl w:ilvl="8" w:tentative="1">
+      <w:start w:val="1"/>
+      <w:numFmt w:val="bullet"/>
+      <w:lvlText w:val=""/>
+      <w:lvlJc w:val="left"/>
+      <w:pPr>
+        <w:tabs>
+          <w:tab w:val="num" w:pos="6480"/>
+        </w:tabs>
+        <w:ind w:left="6480" w:hanging="360"/>
+      </w:pPr>
+      <w:rPr>
+        <w:rFonts w:ascii="Wingdings" w:hAnsi="Wingdings" w:hint="default"/>
+        <w:sz w:val="20"/>
+      </w:rPr>
+    </w:lvl>
+  </w:abstractNum>
+  <w:abstractNum w:abstractNumId="2" w15:restartNumberingAfterBreak="0">
+    <w:nsid w:val="120635F4"/>
+    <w:multiLevelType w:val="multilevel"/>
+    <w:tmpl w:val="FE20C096"/>
+    <w:lvl w:ilvl="0">
+      <w:start w:val="1"/>
+      <w:numFmt w:val="bullet"/>
+      <w:lvlText w:val=""/>
+      <w:lvlJc w:val="left"/>
+      <w:pPr>
+        <w:tabs>
+          <w:tab w:val="num" w:pos="720"/>
+        </w:tabs>
+        <w:ind w:left="720" w:hanging="360"/>
+      </w:pPr>
+      <w:rPr>
+        <w:rFonts w:ascii="Symbol" w:hAnsi="Symbol" w:hint="default"/>
+        <w:sz w:val="20"/>
+      </w:rPr>
+    </w:lvl>
+    <w:lvl w:ilvl="1" w:tentative="1">
+      <w:start w:val="1"/>
+      <w:numFmt w:val="bullet"/>
+      <w:lvlText w:val="o"/>
+      <w:lvlJc w:val="left"/>
+      <w:pPr>
+        <w:tabs>
+          <w:tab w:val="num" w:pos="1440"/>
+        </w:tabs>
+        <w:ind w:left="1440" w:hanging="360"/>
+      </w:pPr>
+      <w:rPr>
+        <w:rFonts w:ascii="Courier New" w:hAnsi="Courier New" w:hint="default"/>
+        <w:sz w:val="20"/>
+      </w:rPr>
+    </w:lvl>
+    <w:lvl w:ilvl="2" w:tentative="1">
+      <w:start w:val="1"/>
+      <w:numFmt w:val="bullet"/>
+      <w:lvlText w:val=""/>
+      <w:lvlJc w:val="left"/>
+      <w:pPr>
+        <w:tabs>
+          <w:tab w:val="num" w:pos="2160"/>
+        </w:tabs>
+        <w:ind w:left="2160" w:hanging="360"/>
+      </w:pPr>
+      <w:rPr>
+        <w:rFonts w:ascii="Wingdings" w:hAnsi="Wingdings" w:hint="default"/>
+        <w:sz w:val="20"/>
+      </w:rPr>
+    </w:lvl>
+    <w:lvl w:ilvl="3" w:tentative="1">
+      <w:start w:val="1"/>
+      <w:numFmt w:val="bullet"/>
+      <w:lvlText w:val=""/>
+      <w:lvlJc w:val="left"/>
+      <w:pPr>
+        <w:tabs>
+          <w:tab w:val="num" w:pos="2880"/>
+        </w:tabs>
+        <w:ind w:left="2880" w:hanging="360"/>
+      </w:pPr>
+      <w:rPr>
+        <w:rFonts w:ascii="Wingdings" w:hAnsi="Wingdings" w:hint="default"/>
+        <w:sz w:val="20"/>
+      </w:rPr>
+    </w:lvl>
+    <w:lvl w:ilvl="4" w:tentative="1">
+      <w:start w:val="1"/>
+      <w:numFmt w:val="bullet"/>
+      <w:lvlText w:val=""/>
+      <w:lvlJc w:val="left"/>
+      <w:pPr>
+        <w:tabs>
+          <w:tab w:val="num" w:pos="3600"/>
+        </w:tabs>
+        <w:ind w:left="3600" w:hanging="360"/>
+      </w:pPr>
+      <w:rPr>
+        <w:rFonts w:ascii="Wingdings" w:hAnsi="Wingdings" w:hint="default"/>
+        <w:sz w:val="20"/>
+      </w:rPr>
+    </w:lvl>
+    <w:lvl w:ilvl="5" w:tentative="1">
+      <w:start w:val="1"/>
+      <w:numFmt w:val="bullet"/>
+      <w:lvlText w:val=""/>
+      <w:lvlJc w:val="left"/>
+      <w:pPr>
+        <w:tabs>
+          <w:tab w:val="num" w:pos="4320"/>
+        </w:tabs>
+        <w:ind w:left="4320" w:hanging="360"/>
+      </w:pPr>
+      <w:rPr>
+        <w:rFonts w:ascii="Wingdings" w:hAnsi="Wingdings" w:hint="default"/>
+        <w:sz w:val="20"/>
+      </w:rPr>
+    </w:lvl>
+    <w:lvl w:ilvl="6" w:tentative="1">
+      <w:start w:val="1"/>
+      <w:numFmt w:val="bullet"/>
+      <w:lvlText w:val=""/>
+      <w:lvlJc w:val="left"/>
+      <w:pPr>
+        <w:tabs>
+          <w:tab w:val="num" w:pos="5040"/>
+        </w:tabs>
+        <w:ind w:left="5040" w:hanging="360"/>
+      </w:pPr>
+      <w:rPr>
+        <w:rFonts w:ascii="Wingdings" w:hAnsi="Wingdings" w:hint="default"/>
+        <w:sz w:val="20"/>
+      </w:rPr>
+    </w:lvl>
+    <w:lvl w:ilvl="7" w:tentative="1">
+      <w:start w:val="1"/>
+      <w:numFmt w:val="bullet"/>
+      <w:lvlText w:val=""/>
+      <w:lvlJc w:val="left"/>
+      <w:pPr>
+        <w:tabs>
+          <w:tab w:val="num" w:pos="5760"/>
+        </w:tabs>
+        <w:ind w:left="5760" w:hanging="360"/>
+      </w:pPr>
+      <w:rPr>
+        <w:rFonts w:ascii="Wingdings" w:hAnsi="Wingdings" w:hint="default"/>
+        <w:sz w:val="20"/>
+      </w:rPr>
+    </w:lvl>
+    <w:lvl w:ilvl="8" w:tentative="1">
+      <w:start w:val="1"/>
+      <w:numFmt w:val="bullet"/>
+      <w:lvlText w:val=""/>
+      <w:lvlJc w:val="left"/>
+      <w:pPr>
+        <w:tabs>
+          <w:tab w:val="num" w:pos="6480"/>
+        </w:tabs>
+        <w:ind w:left="6480" w:hanging="360"/>
+      </w:pPr>
+      <w:rPr>
+        <w:rFonts w:ascii="Wingdings" w:hAnsi="Wingdings" w:hint="default"/>
+        <w:sz w:val="20"/>
+      </w:rPr>
+    </w:lvl>
+  </w:abstractNum>
+  <w:abstractNum w:abstractNumId="3" w15:restartNumberingAfterBreak="0">
+    <w:nsid w:val="13F42F0A"/>
+    <w:multiLevelType w:val="multilevel"/>
+    <w:tmpl w:val="92BCD19A"/>
+    <w:lvl w:ilvl="0">
+      <w:start w:val="1"/>
+      <w:numFmt w:val="bullet"/>
+      <w:lvlText w:val=""/>
+      <w:lvlJc w:val="left"/>
+      <w:pPr>
+        <w:tabs>
+          <w:tab w:val="num" w:pos="720"/>
+        </w:tabs>
+        <w:ind w:left="720" w:hanging="360"/>
+      </w:pPr>
+      <w:rPr>
+        <w:rFonts w:ascii="Symbol" w:hAnsi="Symbol" w:hint="default"/>
+        <w:sz w:val="20"/>
+      </w:rPr>
+    </w:lvl>
+    <w:lvl w:ilvl="1">
+      <w:start w:val="1"/>
+      <w:numFmt w:val="bullet"/>
+      <w:lvlText w:val=""/>
+      <w:lvlJc w:val="left"/>
+      <w:pPr>
+        <w:tabs>
+          <w:tab w:val="num" w:pos="1440"/>
+        </w:tabs>
+        <w:ind w:left="1440" w:hanging="360"/>
+      </w:pPr>
+      <w:rPr>
+        <w:rFonts w:ascii="Symbol" w:hAnsi="Symbol" w:hint="default"/>
+        <w:sz w:val="20"/>
+      </w:rPr>
+    </w:lvl>
+    <w:lvl w:ilvl="2" w:tentative="1">
+      <w:start w:val="1"/>
+      <w:numFmt w:val="bullet"/>
+      <w:lvlText w:val=""/>
+      <w:lvlJc w:val="left"/>
+      <w:pPr>
+        <w:tabs>
+          <w:tab w:val="num" w:pos="2160"/>
+        </w:tabs>
+        <w:ind w:left="2160" w:hanging="360"/>
+      </w:pPr>
+      <w:rPr>
+        <w:rFonts w:ascii="Symbol" w:hAnsi="Symbol" w:hint="default"/>
+        <w:sz w:val="20"/>
+      </w:rPr>
+    </w:lvl>
+    <w:lvl w:ilvl="3" w:tentative="1">
+      <w:start w:val="1"/>
+      <w:numFmt w:val="bullet"/>
+      <w:lvlText w:val=""/>
+      <w:lvlJc w:val="left"/>
+      <w:pPr>
+        <w:tabs>
+          <w:tab w:val="num" w:pos="2880"/>
+        </w:tabs>
+        <w:ind w:left="2880" w:hanging="360"/>
+      </w:pPr>
+      <w:rPr>
+        <w:rFonts w:ascii="Symbol" w:hAnsi="Symbol" w:hint="default"/>
+        <w:sz w:val="20"/>
+      </w:rPr>
+    </w:lvl>
+    <w:lvl w:ilvl="4" w:tentative="1">
+      <w:start w:val="1"/>
+      <w:numFmt w:val="bullet"/>
+      <w:lvlText w:val=""/>
+      <w:lvlJc w:val="left"/>
+      <w:pPr>
+        <w:tabs>
+          <w:tab w:val="num" w:pos="3600"/>
+        </w:tabs>
+        <w:ind w:left="3600" w:hanging="360"/>
+      </w:pPr>
+      <w:rPr>
+        <w:rFonts w:ascii="Symbol" w:hAnsi="Symbol" w:hint="default"/>
+        <w:sz w:val="20"/>
+      </w:rPr>
+    </w:lvl>
+    <w:lvl w:ilvl="5" w:tentative="1">
+      <w:start w:val="1"/>
+      <w:numFmt w:val="bullet"/>
+      <w:lvlText w:val=""/>
+      <w:lvlJc w:val="left"/>
+      <w:pPr>
+        <w:tabs>
+          <w:tab w:val="num" w:pos="4320"/>
+        </w:tabs>
+        <w:ind w:left="4320" w:hanging="360"/>
+      </w:pPr>
+      <w:rPr>
+        <w:rFonts w:ascii="Symbol" w:hAnsi="Symbol" w:hint="default"/>
+        <w:sz w:val="20"/>
+      </w:rPr>
+    </w:lvl>
+    <w:lvl w:ilvl="6" w:tentative="1">
+      <w:start w:val="1"/>
+      <w:numFmt w:val="bullet"/>
+      <w:lvlText w:val=""/>
+      <w:lvlJc w:val="left"/>
+      <w:pPr>
+        <w:tabs>
+          <w:tab w:val="num" w:pos="5040"/>
+        </w:tabs>
+        <w:ind w:left="5040" w:hanging="360"/>
+      </w:pPr>
+      <w:rPr>
+        <w:rFonts w:ascii="Symbol" w:hAnsi="Symbol" w:hint="default"/>
+        <w:sz w:val="20"/>
+      </w:rPr>
+    </w:lvl>
+    <w:lvl w:ilvl="7" w:tentative="1">
+      <w:start w:val="1"/>
+      <w:numFmt w:val="bullet"/>
+      <w:lvlText w:val=""/>
+      <w:lvlJc w:val="left"/>
+      <w:pPr>
+        <w:tabs>
+          <w:tab w:val="num" w:pos="5760"/>
+        </w:tabs>
+        <w:ind w:left="5760" w:hanging="360"/>
+      </w:pPr>
+      <w:rPr>
+        <w:rFonts w:ascii="Symbol" w:hAnsi="Symbol" w:hint="default"/>
+        <w:sz w:val="20"/>
+      </w:rPr>
+    </w:lvl>
+    <w:lvl w:ilvl="8" w:tentative="1">
+      <w:start w:val="1"/>
+      <w:numFmt w:val="bullet"/>
+      <w:lvlText w:val=""/>
+      <w:lvlJc w:val="left"/>
+      <w:pPr>
+        <w:tabs>
+          <w:tab w:val="num" w:pos="6480"/>
+        </w:tabs>
+        <w:ind w:left="6480" w:hanging="360"/>
+      </w:pPr>
+      <w:rPr>
+        <w:rFonts w:ascii="Symbol" w:hAnsi="Symbol" w:hint="default"/>
+        <w:sz w:val="20"/>
+      </w:rPr>
+    </w:lvl>
+  </w:abstractNum>
+  <w:abstractNum w:abstractNumId="4" w15:restartNumberingAfterBreak="0">
+    <w:nsid w:val="21AD2F65"/>
+    <w:multiLevelType w:val="multilevel"/>
+    <w:tmpl w:val="CE4A6FD6"/>
+    <w:lvl w:ilvl="0">
+      <w:start w:val="1"/>
+      <w:numFmt w:val="bullet"/>
+      <w:lvlText w:val=""/>
+      <w:lvlJc w:val="left"/>
+      <w:pPr>
+        <w:tabs>
+          <w:tab w:val="num" w:pos="720"/>
+        </w:tabs>
+        <w:ind w:left="720" w:hanging="360"/>
+      </w:pPr>
+      <w:rPr>
+        <w:rFonts w:ascii="Symbol" w:hAnsi="Symbol" w:hint="default"/>
+        <w:sz w:val="20"/>
+      </w:rPr>
+    </w:lvl>
+    <w:lvl w:ilvl="1">
+      <w:start w:val="1"/>
+      <w:numFmt w:val="bullet"/>
+      <w:lvlText w:val=""/>
+      <w:lvlJc w:val="left"/>
+      <w:pPr>
+        <w:tabs>
+          <w:tab w:val="num" w:pos="1440"/>
+        </w:tabs>
+        <w:ind w:left="1440" w:hanging="360"/>
+      </w:pPr>
+      <w:rPr>
+        <w:rFonts w:ascii="Symbol" w:hAnsi="Symbol" w:hint="default"/>
+        <w:sz w:val="20"/>
+      </w:rPr>
+    </w:lvl>
+    <w:lvl w:ilvl="2" w:tentative="1">
+      <w:start w:val="1"/>
+      <w:numFmt w:val="bullet"/>
+      <w:lvlText w:val=""/>
+      <w:lvlJc w:val="left"/>
+      <w:pPr>
+        <w:tabs>
+          <w:tab w:val="num" w:pos="2160"/>
+        </w:tabs>
+        <w:ind w:left="2160" w:hanging="360"/>
+      </w:pPr>
+      <w:rPr>
+        <w:rFonts w:ascii="Symbol" w:hAnsi="Symbol" w:hint="default"/>
+        <w:sz w:val="20"/>
+      </w:rPr>
+    </w:lvl>
+    <w:lvl w:ilvl="3" w:tentative="1">
+      <w:start w:val="1"/>
+      <w:numFmt w:val="bullet"/>
+      <w:lvlText w:val=""/>
+      <w:lvlJc w:val="left"/>
+      <w:pPr>
+        <w:tabs>
+          <w:tab w:val="num" w:pos="2880"/>
+        </w:tabs>
+        <w:ind w:left="2880" w:hanging="360"/>
+      </w:pPr>
+      <w:rPr>
+        <w:rFonts w:ascii="Symbol" w:hAnsi="Symbol" w:hint="default"/>
+        <w:sz w:val="20"/>
+      </w:rPr>
+    </w:lvl>
+    <w:lvl w:ilvl="4" w:tentative="1">
+      <w:start w:val="1"/>
+      <w:numFmt w:val="bullet"/>
+      <w:lvlText w:val=""/>
+      <w:lvlJc w:val="left"/>
+      <w:pPr>
+        <w:tabs>
+          <w:tab w:val="num" w:pos="3600"/>
+        </w:tabs>
+        <w:ind w:left="3600" w:hanging="360"/>
+      </w:pPr>
+      <w:rPr>
+        <w:rFonts w:ascii="Symbol" w:hAnsi="Symbol" w:hint="default"/>
+        <w:sz w:val="20"/>
+      </w:rPr>
+    </w:lvl>
+    <w:lvl w:ilvl="5" w:tentative="1">
+      <w:start w:val="1"/>
+      <w:numFmt w:val="bullet"/>
+      <w:lvlText w:val=""/>
+      <w:lvlJc w:val="left"/>
+      <w:pPr>
+        <w:tabs>
+          <w:tab w:val="num" w:pos="4320"/>
+        </w:tabs>
+        <w:ind w:left="4320" w:hanging="360"/>
+      </w:pPr>
+      <w:rPr>
+        <w:rFonts w:ascii="Symbol" w:hAnsi="Symbol" w:hint="default"/>
+        <w:sz w:val="20"/>
+      </w:rPr>
+    </w:lvl>
+    <w:lvl w:ilvl="6" w:tentative="1">
+      <w:start w:val="1"/>
+      <w:numFmt w:val="bullet"/>
+      <w:lvlText w:val=""/>
+      <w:lvlJc w:val="left"/>
+      <w:pPr>
+        <w:tabs>
+          <w:tab w:val="num" w:pos="5040"/>
+        </w:tabs>
+        <w:ind w:left="5040" w:hanging="360"/>
+      </w:pPr>
+      <w:rPr>
+        <w:rFonts w:ascii="Symbol" w:hAnsi="Symbol" w:hint="default"/>
+        <w:sz w:val="20"/>
+      </w:rPr>
+    </w:lvl>
+    <w:lvl w:ilvl="7" w:tentative="1">
+      <w:start w:val="1"/>
+      <w:numFmt w:val="bullet"/>
+      <w:lvlText w:val=""/>
+      <w:lvlJc w:val="left"/>
+      <w:pPr>
+        <w:tabs>
+          <w:tab w:val="num" w:pos="5760"/>
+        </w:tabs>
+        <w:ind w:left="5760" w:hanging="360"/>
+      </w:pPr>
+      <w:rPr>
+        <w:rFonts w:ascii="Symbol" w:hAnsi="Symbol" w:hint="default"/>
+        <w:sz w:val="20"/>
+      </w:rPr>
+    </w:lvl>
+    <w:lvl w:ilvl="8" w:tentative="1">
+      <w:start w:val="1"/>
+      <w:numFmt w:val="bullet"/>
+      <w:lvlText w:val=""/>
+      <w:lvlJc w:val="left"/>
+      <w:pPr>
+        <w:tabs>
+          <w:tab w:val="num" w:pos="6480"/>
+        </w:tabs>
+        <w:ind w:left="6480" w:hanging="360"/>
+      </w:pPr>
+      <w:rPr>
+        <w:rFonts w:ascii="Symbol" w:hAnsi="Symbol" w:hint="default"/>
+        <w:sz w:val="20"/>
+      </w:rPr>
+    </w:lvl>
+  </w:abstractNum>
+  <w:abstractNum w:abstractNumId="5" w15:restartNumberingAfterBreak="0">
+    <w:nsid w:val="2D901B83"/>
+    <w:multiLevelType w:val="multilevel"/>
+    <w:tmpl w:val="5EA8ED18"/>
+    <w:lvl w:ilvl="0">
+      <w:start w:val="1"/>
+      <w:numFmt w:val="bullet"/>
+      <w:lvlText w:val=""/>
+      <w:lvlJc w:val="left"/>
+      <w:pPr>
+        <w:tabs>
+          <w:tab w:val="num" w:pos="720"/>
+        </w:tabs>
+        <w:ind w:left="720" w:hanging="360"/>
+      </w:pPr>
+      <w:rPr>
+        <w:rFonts w:ascii="Symbol" w:hAnsi="Symbol" w:hint="default"/>
+        <w:sz w:val="20"/>
+      </w:rPr>
+    </w:lvl>
+    <w:lvl w:ilvl="1">
+      <w:start w:val="1"/>
+      <w:numFmt w:val="bullet"/>
+      <w:lvlText w:val="o"/>
+      <w:lvlJc w:val="left"/>
+      <w:pPr>
+        <w:tabs>
+          <w:tab w:val="num" w:pos="1440"/>
+        </w:tabs>
+        <w:ind w:left="1440" w:hanging="360"/>
+      </w:pPr>
+      <w:rPr>
+        <w:rFonts w:ascii="Courier New" w:hAnsi="Courier New" w:hint="default"/>
+        <w:sz w:val="20"/>
+      </w:rPr>
+    </w:lvl>
+    <w:lvl w:ilvl="2" w:tentative="1">
+      <w:start w:val="1"/>
+      <w:numFmt w:val="bullet"/>
+      <w:lvlText w:val=""/>
+      <w:lvlJc w:val="left"/>
+      <w:pPr>
+        <w:tabs>
+          <w:tab w:val="num" w:pos="2160"/>
+        </w:tabs>
+        <w:ind w:left="2160" w:hanging="360"/>
+      </w:pPr>
+      <w:rPr>
+        <w:rFonts w:ascii="Wingdings" w:hAnsi="Wingdings" w:hint="default"/>
+        <w:sz w:val="20"/>
+      </w:rPr>
+    </w:lvl>
+    <w:lvl w:ilvl="3" w:tentative="1">
+      <w:start w:val="1"/>
+      <w:numFmt w:val="bullet"/>
+      <w:lvlText w:val=""/>
+      <w:lvlJc w:val="left"/>
+      <w:pPr>
+        <w:tabs>
+          <w:tab w:val="num" w:pos="2880"/>
+        </w:tabs>
+        <w:ind w:left="2880" w:hanging="360"/>
+      </w:pPr>
+      <w:rPr>
+        <w:rFonts w:ascii="Wingdings" w:hAnsi="Wingdings" w:hint="default"/>
+        <w:sz w:val="20"/>
+      </w:rPr>
+    </w:lvl>
+    <w:lvl w:ilvl="4" w:tentative="1">
+      <w:start w:val="1"/>
+      <w:numFmt w:val="bullet"/>
+      <w:lvlText w:val=""/>
+      <w:lvlJc w:val="left"/>
+      <w:pPr>
+        <w:tabs>
+          <w:tab w:val="num" w:pos="3600"/>
+        </w:tabs>
+        <w:ind w:left="3600" w:hanging="360"/>
+      </w:pPr>
+      <w:rPr>
+        <w:rFonts w:ascii="Wingdings" w:hAnsi="Wingdings" w:hint="default"/>
+        <w:sz w:val="20"/>
+      </w:rPr>
+    </w:lvl>
+    <w:lvl w:ilvl="5" w:tentative="1">
+      <w:start w:val="1"/>
+      <w:numFmt w:val="bullet"/>
+      <w:lvlText w:val=""/>
+      <w:lvlJc w:val="left"/>
+      <w:pPr>
+        <w:tabs>
+          <w:tab w:val="num" w:pos="4320"/>
+        </w:tabs>
+        <w:ind w:left="4320" w:hanging="360"/>
+      </w:pPr>
+      <w:rPr>
+        <w:rFonts w:ascii="Wingdings" w:hAnsi="Wingdings" w:hint="default"/>
+        <w:sz w:val="20"/>
+      </w:rPr>
+    </w:lvl>
+    <w:lvl w:ilvl="6" w:tentative="1">
+      <w:start w:val="1"/>
+      <w:numFmt w:val="bullet"/>
+      <w:lvlText w:val=""/>
+      <w:lvlJc w:val="left"/>
+      <w:pPr>
+        <w:tabs>
+          <w:tab w:val="num" w:pos="5040"/>
+        </w:tabs>
+        <w:ind w:left="5040" w:hanging="360"/>
+      </w:pPr>
+      <w:rPr>
+        <w:rFonts w:ascii="Wingdings" w:hAnsi="Wingdings" w:hint="default"/>
+        <w:sz w:val="20"/>
+      </w:rPr>
+    </w:lvl>
+    <w:lvl w:ilvl="7" w:tentative="1">
+      <w:start w:val="1"/>
+      <w:numFmt w:val="bullet"/>
+      <w:lvlText w:val=""/>
+      <w:lvlJc w:val="left"/>
+      <w:pPr>
+        <w:tabs>
+          <w:tab w:val="num" w:pos="5760"/>
+        </w:tabs>
+        <w:ind w:left="5760" w:hanging="360"/>
+      </w:pPr>
+      <w:rPr>
+        <w:rFonts w:ascii="Wingdings" w:hAnsi="Wingdings" w:hint="default"/>
+        <w:sz w:val="20"/>
+      </w:rPr>
+    </w:lvl>
+    <w:lvl w:ilvl="8" w:tentative="1">
+      <w:start w:val="1"/>
+      <w:numFmt w:val="bullet"/>
+      <w:lvlText w:val=""/>
+      <w:lvlJc w:val="left"/>
+      <w:pPr>
+        <w:tabs>
+          <w:tab w:val="num" w:pos="6480"/>
+        </w:tabs>
+        <w:ind w:left="6480" w:hanging="360"/>
+      </w:pPr>
+      <w:rPr>
+        <w:rFonts w:ascii="Wingdings" w:hAnsi="Wingdings" w:hint="default"/>
+        <w:sz w:val="20"/>
+      </w:rPr>
+    </w:lvl>
+  </w:abstractNum>
+  <w:abstractNum w:abstractNumId="6" w15:restartNumberingAfterBreak="0">
+    <w:nsid w:val="4B8E3927"/>
+    <w:multiLevelType w:val="multilevel"/>
+    <w:tmpl w:val="AD9824FC"/>
+    <w:lvl w:ilvl="0">
+      <w:start w:val="1"/>
+      <w:numFmt w:val="bullet"/>
+      <w:lvlText w:val=""/>
+      <w:lvlJc w:val="left"/>
+      <w:pPr>
+        <w:tabs>
+          <w:tab w:val="num" w:pos="720"/>
+        </w:tabs>
+        <w:ind w:left="720" w:hanging="360"/>
+      </w:pPr>
+      <w:rPr>
+        <w:rFonts w:ascii="Symbol" w:hAnsi="Symbol" w:hint="default"/>
+        <w:sz w:val="20"/>
+      </w:rPr>
+    </w:lvl>
+    <w:lvl w:ilvl="1" w:tentative="1">
+      <w:start w:val="1"/>
+      <w:numFmt w:val="bullet"/>
+      <w:lvlText w:val=""/>
+      <w:lvlJc w:val="left"/>
+      <w:pPr>
+        <w:tabs>
+          <w:tab w:val="num" w:pos="1440"/>
+        </w:tabs>
+        <w:ind w:left="1440" w:hanging="360"/>
+      </w:pPr>
+      <w:rPr>
+        <w:rFonts w:ascii="Symbol" w:hAnsi="Symbol" w:hint="default"/>
+        <w:sz w:val="20"/>
+      </w:rPr>
+    </w:lvl>
+    <w:lvl w:ilvl="2" w:tentative="1">
+      <w:start w:val="1"/>
+      <w:numFmt w:val="bullet"/>
+      <w:lvlText w:val=""/>
+      <w:lvlJc w:val="left"/>
+      <w:pPr>
+        <w:tabs>
+          <w:tab w:val="num" w:pos="2160"/>
+        </w:tabs>
+        <w:ind w:left="2160" w:hanging="360"/>
+      </w:pPr>
+      <w:rPr>
+        <w:rFonts w:ascii="Symbol" w:hAnsi="Symbol" w:hint="default"/>
+        <w:sz w:val="20"/>
+      </w:rPr>
+    </w:lvl>
+    <w:lvl w:ilvl="3" w:tentative="1">
+      <w:start w:val="1"/>
+      <w:numFmt w:val="bullet"/>
+      <w:lvlText w:val=""/>
+      <w:lvlJc w:val="left"/>
+      <w:pPr>
+        <w:tabs>
+          <w:tab w:val="num" w:pos="2880"/>
+        </w:tabs>
+        <w:ind w:left="2880" w:hanging="360"/>
+      </w:pPr>
+      <w:rPr>
+        <w:rFonts w:ascii="Symbol" w:hAnsi="Symbol" w:hint="default"/>
+        <w:sz w:val="20"/>
+      </w:rPr>
+    </w:lvl>
+    <w:lvl w:ilvl="4" w:tentative="1">
+      <w:start w:val="1"/>
+      <w:numFmt w:val="bullet"/>
+      <w:lvlText w:val=""/>
+      <w:lvlJc w:val="left"/>
+      <w:pPr>
+        <w:tabs>
+          <w:tab w:val="num" w:pos="3600"/>
+        </w:tabs>
+        <w:ind w:left="3600" w:hanging="360"/>
+      </w:pPr>
+      <w:rPr>
+        <w:rFonts w:ascii="Symbol" w:hAnsi="Symbol" w:hint="default"/>
+        <w:sz w:val="20"/>
+      </w:rPr>
+    </w:lvl>
+    <w:lvl w:ilvl="5" w:tentative="1">
+      <w:start w:val="1"/>
+      <w:numFmt w:val="bullet"/>
+      <w:lvlText w:val=""/>
+      <w:lvlJc w:val="left"/>
+      <w:pPr>
+        <w:tabs>
+          <w:tab w:val="num" w:pos="4320"/>
+        </w:tabs>
+        <w:ind w:left="4320" w:hanging="360"/>
+      </w:pPr>
+      <w:rPr>
+        <w:rFonts w:ascii="Symbol" w:hAnsi="Symbol" w:hint="default"/>
+        <w:sz w:val="20"/>
+      </w:rPr>
+    </w:lvl>
+    <w:lvl w:ilvl="6" w:tentative="1">
+      <w:start w:val="1"/>
+      <w:numFmt w:val="bullet"/>
+      <w:lvlText w:val=""/>
+      <w:lvlJc w:val="left"/>
+      <w:pPr>
+        <w:tabs>
+          <w:tab w:val="num" w:pos="5040"/>
+        </w:tabs>
+        <w:ind w:left="5040" w:hanging="360"/>
+      </w:pPr>
+      <w:rPr>
+        <w:rFonts w:ascii="Symbol" w:hAnsi="Symbol" w:hint="default"/>
+        <w:sz w:val="20"/>
+      </w:rPr>
+    </w:lvl>
+    <w:lvl w:ilvl="7" w:tentative="1">
+      <w:start w:val="1"/>
+      <w:numFmt w:val="bullet"/>
+      <w:lvlText w:val=""/>
+      <w:lvlJc w:val="left"/>
+      <w:pPr>
+        <w:tabs>
+          <w:tab w:val="num" w:pos="5760"/>
+        </w:tabs>
+        <w:ind w:left="5760" w:hanging="360"/>
+      </w:pPr>
+      <w:rPr>
+        <w:rFonts w:ascii="Symbol" w:hAnsi="Symbol" w:hint="default"/>
+        <w:sz w:val="20"/>
+      </w:rPr>
+    </w:lvl>
+    <w:lvl w:ilvl="8" w:tentative="1">
+      <w:start w:val="1"/>
+      <w:numFmt w:val="bullet"/>
+      <w:lvlText w:val=""/>
+      <w:lvlJc w:val="left"/>
+      <w:pPr>
+        <w:tabs>
+          <w:tab w:val="num" w:pos="6480"/>
+        </w:tabs>
+        <w:ind w:left="6480" w:hanging="360"/>
+      </w:pPr>
+      <w:rPr>
+        <w:rFonts w:ascii="Symbol" w:hAnsi="Symbol" w:hint="default"/>
+        <w:sz w:val="20"/>
+      </w:rPr>
+    </w:lvl>
+  </w:abstractNum>
+  <w:abstractNum w:abstractNumId="7" w15:restartNumberingAfterBreak="0">
+    <w:nsid w:val="4E0276EA"/>
+    <w:multiLevelType w:val="multilevel"/>
+    <w:tmpl w:val="8C20497C"/>
+    <w:lvl w:ilvl="0">
+      <w:start w:val="1"/>
+      <w:numFmt w:val="bullet"/>
+      <w:lvlText w:val=""/>
+      <w:lvlJc w:val="left"/>
+      <w:pPr>
+        <w:tabs>
+          <w:tab w:val="num" w:pos="720"/>
+        </w:tabs>
+        <w:ind w:left="720" w:hanging="360"/>
+      </w:pPr>
+      <w:rPr>
+        <w:rFonts w:ascii="Symbol" w:hAnsi="Symbol" w:hint="default"/>
+        <w:sz w:val="20"/>
+      </w:rPr>
+    </w:lvl>
+    <w:lvl w:ilvl="1" w:tentative="1">
+      <w:start w:val="1"/>
+      <w:numFmt w:val="bullet"/>
+      <w:lvlText w:val=""/>
+      <w:lvlJc w:val="left"/>
+      <w:pPr>
+        <w:tabs>
+          <w:tab w:val="num" w:pos="1440"/>
+        </w:tabs>
+        <w:ind w:left="1440" w:hanging="360"/>
+      </w:pPr>
+      <w:rPr>
+        <w:rFonts w:ascii="Symbol" w:hAnsi="Symbol" w:hint="default"/>
+        <w:sz w:val="20"/>
+      </w:rPr>
+    </w:lvl>
+    <w:lvl w:ilvl="2" w:tentative="1">
+      <w:start w:val="1"/>
+      <w:numFmt w:val="bullet"/>
+      <w:lvlText w:val=""/>
+      <w:lvlJc w:val="left"/>
+      <w:pPr>
+        <w:tabs>
+          <w:tab w:val="num" w:pos="2160"/>
+        </w:tabs>
+        <w:ind w:left="2160" w:hanging="360"/>
+      </w:pPr>
+      <w:rPr>
+        <w:rFonts w:ascii="Symbol" w:hAnsi="Symbol" w:hint="default"/>
+        <w:sz w:val="20"/>
+      </w:rPr>
+    </w:lvl>
+    <w:lvl w:ilvl="3" w:tentative="1">
+      <w:start w:val="1"/>
+      <w:numFmt w:val="bullet"/>
+      <w:lvlText w:val=""/>
+      <w:lvlJc w:val="left"/>
+      <w:pPr>
+        <w:tabs>
+          <w:tab w:val="num" w:pos="2880"/>
+        </w:tabs>
+        <w:ind w:left="2880" w:hanging="360"/>
+      </w:pPr>
+      <w:rPr>
+        <w:rFonts w:ascii="Symbol" w:hAnsi="Symbol" w:hint="default"/>
+        <w:sz w:val="20"/>
+      </w:rPr>
+    </w:lvl>
+    <w:lvl w:ilvl="4" w:tentative="1">
+      <w:start w:val="1"/>
+      <w:numFmt w:val="bullet"/>
+      <w:lvlText w:val=""/>
+      <w:lvlJc w:val="left"/>
+      <w:pPr>
+        <w:tabs>
+          <w:tab w:val="num" w:pos="3600"/>
+        </w:tabs>
+        <w:ind w:left="3600" w:hanging="360"/>
+      </w:pPr>
+      <w:rPr>
+        <w:rFonts w:ascii="Symbol" w:hAnsi="Symbol" w:hint="default"/>
+        <w:sz w:val="20"/>
+      </w:rPr>
+    </w:lvl>
+    <w:lvl w:ilvl="5" w:tentative="1">
+      <w:start w:val="1"/>
+      <w:numFmt w:val="bullet"/>
+      <w:lvlText w:val=""/>
+      <w:lvlJc w:val="left"/>
+      <w:pPr>
+        <w:tabs>
+          <w:tab w:val="num" w:pos="4320"/>
+        </w:tabs>
+        <w:ind w:left="4320" w:hanging="360"/>
+      </w:pPr>
+      <w:rPr>
+        <w:rFonts w:ascii="Symbol" w:hAnsi="Symbol" w:hint="default"/>
+        <w:sz w:val="20"/>
+      </w:rPr>
+    </w:lvl>
+    <w:lvl w:ilvl="6" w:tentative="1">
+      <w:start w:val="1"/>
+      <w:numFmt w:val="bullet"/>
+      <w:lvlText w:val=""/>
+      <w:lvlJc w:val="left"/>
+      <w:pPr>
+        <w:tabs>
+          <w:tab w:val="num" w:pos="5040"/>
+        </w:tabs>
+        <w:ind w:left="5040" w:hanging="360"/>
+      </w:pPr>
+      <w:rPr>
+        <w:rFonts w:ascii="Symbol" w:hAnsi="Symbol" w:hint="default"/>
+        <w:sz w:val="20"/>
+      </w:rPr>
+    </w:lvl>
+    <w:lvl w:ilvl="7" w:tentative="1">
+      <w:start w:val="1"/>
+      <w:numFmt w:val="bullet"/>
+      <w:lvlText w:val=""/>
+      <w:lvlJc w:val="left"/>
+      <w:pPr>
+        <w:tabs>
+          <w:tab w:val="num" w:pos="5760"/>
+        </w:tabs>
+        <w:ind w:left="5760" w:hanging="360"/>
+      </w:pPr>
+      <w:rPr>
+        <w:rFonts w:ascii="Symbol" w:hAnsi="Symbol" w:hint="default"/>
+        <w:sz w:val="20"/>
+      </w:rPr>
+    </w:lvl>
+    <w:lvl w:ilvl="8" w:tentative="1">
+      <w:start w:val="1"/>
+      <w:numFmt w:val="bullet"/>
+      <w:lvlText w:val=""/>
+      <w:lvlJc w:val="left"/>
+      <w:pPr>
+        <w:tabs>
+          <w:tab w:val="num" w:pos="6480"/>
+        </w:tabs>
+        <w:ind w:left="6480" w:hanging="360"/>
+      </w:pPr>
+      <w:rPr>
+        <w:rFonts w:ascii="Symbol" w:hAnsi="Symbol" w:hint="default"/>
+        <w:sz w:val="20"/>
+      </w:rPr>
+    </w:lvl>
+  </w:abstractNum>
+  <w:abstractNum w:abstractNumId="8" w15:restartNumberingAfterBreak="0">
+    <w:nsid w:val="5F5D46C3"/>
+    <w:multiLevelType w:val="multilevel"/>
+    <w:tmpl w:val="DFE86F5A"/>
+    <w:lvl w:ilvl="0">
+      <w:start w:val="1"/>
+      <w:numFmt w:val="bullet"/>
+      <w:lvlText w:val=""/>
+      <w:lvlJc w:val="left"/>
+      <w:pPr>
+        <w:tabs>
+          <w:tab w:val="num" w:pos="720"/>
+        </w:tabs>
+        <w:ind w:left="720" w:hanging="360"/>
+      </w:pPr>
+      <w:rPr>
+        <w:rFonts w:ascii="Symbol" w:hAnsi="Symbol" w:hint="default"/>
+        <w:sz w:val="20"/>
+      </w:rPr>
+    </w:lvl>
+    <w:lvl w:ilvl="1">
+      <w:start w:val="1"/>
+      <w:numFmt w:val="bullet"/>
+      <w:lvlText w:val="o"/>
+      <w:lvlJc w:val="left"/>
+      <w:pPr>
+        <w:tabs>
+          <w:tab w:val="num" w:pos="1440"/>
+        </w:tabs>
+        <w:ind w:left="1440" w:hanging="360"/>
+      </w:pPr>
+      <w:rPr>
+        <w:rFonts w:ascii="Courier New" w:hAnsi="Courier New" w:hint="default"/>
+        <w:sz w:val="20"/>
+      </w:rPr>
+    </w:lvl>
+    <w:lvl w:ilvl="2" w:tentative="1">
+      <w:start w:val="1"/>
+      <w:numFmt w:val="bullet"/>
+      <w:lvlText w:val=""/>
+      <w:lvlJc w:val="left"/>
+      <w:pPr>
+        <w:tabs>
+          <w:tab w:val="num" w:pos="2160"/>
+        </w:tabs>
+        <w:ind w:left="2160" w:hanging="360"/>
+      </w:pPr>
+      <w:rPr>
+        <w:rFonts w:ascii="Wingdings" w:hAnsi="Wingdings" w:hint="default"/>
+        <w:sz w:val="20"/>
+      </w:rPr>
+    </w:lvl>
+    <w:lvl w:ilvl="3" w:tentative="1">
+      <w:start w:val="1"/>
+      <w:numFmt w:val="bullet"/>
+      <w:lvlText w:val=""/>
+      <w:lvlJc w:val="left"/>
+      <w:pPr>
+        <w:tabs>
+          <w:tab w:val="num" w:pos="2880"/>
+        </w:tabs>
+        <w:ind w:left="2880" w:hanging="360"/>
+      </w:pPr>
+      <w:rPr>
+        <w:rFonts w:ascii="Wingdings" w:hAnsi="Wingdings" w:hint="default"/>
+        <w:sz w:val="20"/>
+      </w:rPr>
+    </w:lvl>
+    <w:lvl w:ilvl="4" w:tentative="1">
+      <w:start w:val="1"/>
+      <w:numFmt w:val="bullet"/>
+      <w:lvlText w:val=""/>
+      <w:lvlJc w:val="left"/>
+      <w:pPr>
+        <w:tabs>
+          <w:tab w:val="num" w:pos="3600"/>
+        </w:tabs>
+        <w:ind w:left="3600" w:hanging="360"/>
+      </w:pPr>
+      <w:rPr>
+        <w:rFonts w:ascii="Wingdings" w:hAnsi="Wingdings" w:hint="default"/>
+        <w:sz w:val="20"/>
+      </w:rPr>
+    </w:lvl>
+    <w:lvl w:ilvl="5" w:tentative="1">
+      <w:start w:val="1"/>
+      <w:numFmt w:val="bullet"/>
+      <w:lvlText w:val=""/>
+      <w:lvlJc w:val="left"/>
+      <w:pPr>
+        <w:tabs>
+          <w:tab w:val="num" w:pos="4320"/>
+        </w:tabs>
+        <w:ind w:left="4320" w:hanging="360"/>
+      </w:pPr>
+      <w:rPr>
+        <w:rFonts w:ascii="Wingdings" w:hAnsi="Wingdings" w:hint="default"/>
+        <w:sz w:val="20"/>
+      </w:rPr>
+    </w:lvl>
+    <w:lvl w:ilvl="6" w:tentative="1">
+      <w:start w:val="1"/>
+      <w:numFmt w:val="bullet"/>
+      <w:lvlText w:val=""/>
+      <w:lvlJc w:val="left"/>
+      <w:pPr>
+        <w:tabs>
+          <w:tab w:val="num" w:pos="5040"/>
+        </w:tabs>
+        <w:ind w:left="5040" w:hanging="360"/>
+      </w:pPr>
+      <w:rPr>
+        <w:rFonts w:ascii="Wingdings" w:hAnsi="Wingdings" w:hint="default"/>
+        <w:sz w:val="20"/>
+      </w:rPr>
+    </w:lvl>
+    <w:lvl w:ilvl="7" w:tentative="1">
+      <w:start w:val="1"/>
+      <w:numFmt w:val="bullet"/>
+      <w:lvlText w:val=""/>
+      <w:lvlJc w:val="left"/>
+      <w:pPr>
+        <w:tabs>
+          <w:tab w:val="num" w:pos="5760"/>
+        </w:tabs>
+        <w:ind w:left="5760" w:hanging="360"/>
+      </w:pPr>
+      <w:rPr>
+        <w:rFonts w:ascii="Wingdings" w:hAnsi="Wingdings" w:hint="default"/>
+        <w:sz w:val="20"/>
+      </w:rPr>
+    </w:lvl>
+    <w:lvl w:ilvl="8" w:tentative="1">
+      <w:start w:val="1"/>
+      <w:numFmt w:val="bullet"/>
+      <w:lvlText w:val=""/>
+      <w:lvlJc w:val="left"/>
+      <w:pPr>
+        <w:tabs>
+          <w:tab w:val="num" w:pos="6480"/>
+        </w:tabs>
+        <w:ind w:left="6480" w:hanging="360"/>
+      </w:pPr>
+      <w:rPr>
+        <w:rFonts w:ascii="Wingdings" w:hAnsi="Wingdings" w:hint="default"/>
+        <w:sz w:val="20"/>
+      </w:rPr>
+    </w:lvl>
+  </w:abstractNum>
+  <w:abstractNum w:abstractNumId="9" w15:restartNumberingAfterBreak="0">
+    <w:nsid w:val="61BF3124"/>
+    <w:multiLevelType w:val="multilevel"/>
+    <w:tmpl w:val="EE6676F8"/>
+    <w:lvl w:ilvl="0">
+      <w:start w:val="1"/>
+      <w:numFmt w:val="bullet"/>
+      <w:lvlText w:val=""/>
+      <w:lvlJc w:val="left"/>
+      <w:pPr>
+        <w:tabs>
+          <w:tab w:val="num" w:pos="720"/>
+        </w:tabs>
+        <w:ind w:left="720" w:hanging="360"/>
+      </w:pPr>
+      <w:rPr>
+        <w:rFonts w:ascii="Symbol" w:hAnsi="Symbol" w:hint="default"/>
+        <w:sz w:val="20"/>
+      </w:rPr>
+    </w:lvl>
+    <w:lvl w:ilvl="1" w:tentative="1">
+      <w:start w:val="1"/>
+      <w:numFmt w:val="bullet"/>
+      <w:lvlText w:val=""/>
+      <w:lvlJc w:val="left"/>
+      <w:pPr>
+        <w:tabs>
+          <w:tab w:val="num" w:pos="1440"/>
+        </w:tabs>
+        <w:ind w:left="1440" w:hanging="360"/>
+      </w:pPr>
+      <w:rPr>
+        <w:rFonts w:ascii="Symbol" w:hAnsi="Symbol" w:hint="default"/>
+        <w:sz w:val="20"/>
+      </w:rPr>
+    </w:lvl>
+    <w:lvl w:ilvl="2" w:tentative="1">
+      <w:start w:val="1"/>
+      <w:numFmt w:val="bullet"/>
+      <w:lvlText w:val=""/>
+      <w:lvlJc w:val="left"/>
+      <w:pPr>
+        <w:tabs>
+          <w:tab w:val="num" w:pos="2160"/>
+        </w:tabs>
+        <w:ind w:left="2160" w:hanging="360"/>
+      </w:pPr>
+      <w:rPr>
+        <w:rFonts w:ascii="Symbol" w:hAnsi="Symbol" w:hint="default"/>
+        <w:sz w:val="20"/>
+      </w:rPr>
+    </w:lvl>
+    <w:lvl w:ilvl="3" w:tentative="1">
+      <w:start w:val="1"/>
+      <w:numFmt w:val="bullet"/>
+      <w:lvlText w:val=""/>
+      <w:lvlJc w:val="left"/>
+      <w:pPr>
+        <w:tabs>
+          <w:tab w:val="num" w:pos="2880"/>
+        </w:tabs>
+        <w:ind w:left="2880" w:hanging="360"/>
+      </w:pPr>
+      <w:rPr>
+        <w:rFonts w:ascii="Symbol" w:hAnsi="Symbol" w:hint="default"/>
+        <w:sz w:val="20"/>
+      </w:rPr>
+    </w:lvl>
+    <w:lvl w:ilvl="4" w:tentative="1">
+      <w:start w:val="1"/>
+      <w:numFmt w:val="bullet"/>
+      <w:lvlText w:val=""/>
+      <w:lvlJc w:val="left"/>
+      <w:pPr>
+        <w:tabs>
+          <w:tab w:val="num" w:pos="3600"/>
+        </w:tabs>
+        <w:ind w:left="3600" w:hanging="360"/>
+      </w:pPr>
+      <w:rPr>
+        <w:rFonts w:ascii="Symbol" w:hAnsi="Symbol" w:hint="default"/>
+        <w:sz w:val="20"/>
+      </w:rPr>
+    </w:lvl>
+    <w:lvl w:ilvl="5" w:tentative="1">
+      <w:start w:val="1"/>
+      <w:numFmt w:val="bullet"/>
+      <w:lvlText w:val=""/>
+      <w:lvlJc w:val="left"/>
+      <w:pPr>
+        <w:tabs>
+          <w:tab w:val="num" w:pos="4320"/>
+        </w:tabs>
+        <w:ind w:left="4320" w:hanging="360"/>
+      </w:pPr>
+      <w:rPr>
+        <w:rFonts w:ascii="Symbol" w:hAnsi="Symbol" w:hint="default"/>
+        <w:sz w:val="20"/>
+      </w:rPr>
+    </w:lvl>
+    <w:lvl w:ilvl="6" w:tentative="1">
+      <w:start w:val="1"/>
+      <w:numFmt w:val="bullet"/>
+      <w:lvlText w:val=""/>
+      <w:lvlJc w:val="left"/>
+      <w:pPr>
+        <w:tabs>
+          <w:tab w:val="num" w:pos="5040"/>
+        </w:tabs>
+        <w:ind w:left="5040" w:hanging="360"/>
+      </w:pPr>
+      <w:rPr>
+        <w:rFonts w:ascii="Symbol" w:hAnsi="Symbol" w:hint="default"/>
+        <w:sz w:val="20"/>
+      </w:rPr>
+    </w:lvl>
+    <w:lvl w:ilvl="7" w:tentative="1">
+      <w:start w:val="1"/>
+      <w:numFmt w:val="bullet"/>
+      <w:lvlText w:val=""/>
+      <w:lvlJc w:val="left"/>
+      <w:pPr>
+        <w:tabs>
+          <w:tab w:val="num" w:pos="5760"/>
+        </w:tabs>
+        <w:ind w:left="5760" w:hanging="360"/>
+      </w:pPr>
+      <w:rPr>
+        <w:rFonts w:ascii="Symbol" w:hAnsi="Symbol" w:hint="default"/>
+        <w:sz w:val="20"/>
+      </w:rPr>
+    </w:lvl>
+    <w:lvl w:ilvl="8" w:tentative="1">
+      <w:start w:val="1"/>
+      <w:numFmt w:val="bullet"/>
+      <w:lvlText w:val=""/>
+      <w:lvlJc w:val="left"/>
+      <w:pPr>
+        <w:tabs>
+          <w:tab w:val="num" w:pos="6480"/>
+        </w:tabs>
+        <w:ind w:left="6480" w:hanging="360"/>
+      </w:pPr>
+      <w:rPr>
+        <w:rFonts w:ascii="Symbol" w:hAnsi="Symbol" w:hint="default"/>
+        <w:sz w:val="20"/>
+      </w:rPr>
+    </w:lvl>
+  </w:abstractNum>
+  <w:abstractNum w:abstractNumId="10" w15:restartNumberingAfterBreak="0">
+    <w:nsid w:val="62EE0B95"/>
+    <w:multiLevelType w:val="multilevel"/>
+    <w:tmpl w:val="2CB20ED4"/>
+    <w:lvl w:ilvl="0">
+      <w:start w:val="1"/>
+      <w:numFmt w:val="bullet"/>
+      <w:lvlText w:val=""/>
+      <w:lvlJc w:val="left"/>
+      <w:pPr>
+        <w:tabs>
+          <w:tab w:val="num" w:pos="720"/>
+        </w:tabs>
+        <w:ind w:left="720" w:hanging="360"/>
+      </w:pPr>
+      <w:rPr>
+        <w:rFonts w:ascii="Symbol" w:hAnsi="Symbol" w:hint="default"/>
+        <w:sz w:val="20"/>
+      </w:rPr>
+    </w:lvl>
+    <w:lvl w:ilvl="1" w:tentative="1">
+      <w:start w:val="1"/>
+      <w:numFmt w:val="bullet"/>
+      <w:lvlText w:val="o"/>
+      <w:lvlJc w:val="left"/>
+      <w:pPr>
+        <w:tabs>
+          <w:tab w:val="num" w:pos="1440"/>
+        </w:tabs>
+        <w:ind w:left="1440" w:hanging="360"/>
+      </w:pPr>
+      <w:rPr>
+        <w:rFonts w:ascii="Courier New" w:hAnsi="Courier New" w:hint="default"/>
+        <w:sz w:val="20"/>
+      </w:rPr>
+    </w:lvl>
+    <w:lvl w:ilvl="2" w:tentative="1">
+      <w:start w:val="1"/>
+      <w:numFmt w:val="bullet"/>
+      <w:lvlText w:val=""/>
+      <w:lvlJc w:val="left"/>
+      <w:pPr>
+        <w:tabs>
+          <w:tab w:val="num" w:pos="2160"/>
+        </w:tabs>
+        <w:ind w:left="2160" w:hanging="360"/>
+      </w:pPr>
+      <w:rPr>
+        <w:rFonts w:ascii="Wingdings" w:hAnsi="Wingdings" w:hint="default"/>
+        <w:sz w:val="20"/>
+      </w:rPr>
+    </w:lvl>
+    <w:lvl w:ilvl="3" w:tentative="1">
+      <w:start w:val="1"/>
+      <w:numFmt w:val="bullet"/>
+      <w:lvlText w:val=""/>
+      <w:lvlJc w:val="left"/>
+      <w:pPr>
+        <w:tabs>
+          <w:tab w:val="num" w:pos="2880"/>
+        </w:tabs>
+        <w:ind w:left="2880" w:hanging="360"/>
+      </w:pPr>
+      <w:rPr>
+        <w:rFonts w:ascii="Wingdings" w:hAnsi="Wingdings" w:hint="default"/>
+        <w:sz w:val="20"/>
+      </w:rPr>
+    </w:lvl>
+    <w:lvl w:ilvl="4" w:tentative="1">
+      <w:start w:val="1"/>
+      <w:numFmt w:val="bullet"/>
+      <w:lvlText w:val=""/>
+      <w:lvlJc w:val="left"/>
+      <w:pPr>
+        <w:tabs>
+          <w:tab w:val="num" w:pos="3600"/>
+        </w:tabs>
+        <w:ind w:left="3600" w:hanging="360"/>
+      </w:pPr>
+      <w:rPr>
+        <w:rFonts w:ascii="Wingdings" w:hAnsi="Wingdings" w:hint="default"/>
+        <w:sz w:val="20"/>
+      </w:rPr>
+    </w:lvl>
+    <w:lvl w:ilvl="5" w:tentative="1">
+      <w:start w:val="1"/>
+      <w:numFmt w:val="bullet"/>
+      <w:lvlText w:val=""/>
+      <w:lvlJc w:val="left"/>
+      <w:pPr>
+        <w:tabs>
+          <w:tab w:val="num" w:pos="4320"/>
+        </w:tabs>
+        <w:ind w:left="4320" w:hanging="360"/>
+      </w:pPr>
+      <w:rPr>
+        <w:rFonts w:ascii="Wingdings" w:hAnsi="Wingdings" w:hint="default"/>
+        <w:sz w:val="20"/>
+      </w:rPr>
+    </w:lvl>
+    <w:lvl w:ilvl="6" w:tentative="1">
+      <w:start w:val="1"/>
+      <w:numFmt w:val="bullet"/>
+      <w:lvlText w:val=""/>
+      <w:lvlJc w:val="left"/>
+      <w:pPr>
+        <w:tabs>
+          <w:tab w:val="num" w:pos="5040"/>
+        </w:tabs>
+        <w:ind w:left="5040" w:hanging="360"/>
+      </w:pPr>
+      <w:rPr>
+        <w:rFonts w:ascii="Wingdings" w:hAnsi="Wingdings" w:hint="default"/>
+        <w:sz w:val="20"/>
+      </w:rPr>
+    </w:lvl>
+    <w:lvl w:ilvl="7" w:tentative="1">
+      <w:start w:val="1"/>
+      <w:numFmt w:val="bullet"/>
+      <w:lvlText w:val=""/>
+      <w:lvlJc w:val="left"/>
+      <w:pPr>
+        <w:tabs>
+          <w:tab w:val="num" w:pos="5760"/>
+        </w:tabs>
+        <w:ind w:left="5760" w:hanging="360"/>
+      </w:pPr>
+      <w:rPr>
+        <w:rFonts w:ascii="Wingdings" w:hAnsi="Wingdings" w:hint="default"/>
+        <w:sz w:val="20"/>
+      </w:rPr>
+    </w:lvl>
+    <w:lvl w:ilvl="8" w:tentative="1">
+      <w:start w:val="1"/>
+      <w:numFmt w:val="bullet"/>
+      <w:lvlText w:val=""/>
+      <w:lvlJc w:val="left"/>
+      <w:pPr>
+        <w:tabs>
+          <w:tab w:val="num" w:pos="6480"/>
+        </w:tabs>
+        <w:ind w:left="6480" w:hanging="360"/>
+      </w:pPr>
+      <w:rPr>
+        <w:rFonts w:ascii="Wingdings" w:hAnsi="Wingdings" w:hint="default"/>
+        <w:sz w:val="20"/>
+      </w:rPr>
+    </w:lvl>
+  </w:abstractNum>
+  <w:abstractNum w:abstractNumId="11" w15:restartNumberingAfterBreak="0">
+    <w:nsid w:val="64E861B0"/>
+    <w:multiLevelType w:val="multilevel"/>
+    <w:tmpl w:val="B5D67E34"/>
+    <w:lvl w:ilvl="0">
+      <w:start w:val="1"/>
+      <w:numFmt w:val="bullet"/>
+      <w:lvlText w:val=""/>
+      <w:lvlJc w:val="left"/>
+      <w:pPr>
+        <w:tabs>
+          <w:tab w:val="num" w:pos="720"/>
+        </w:tabs>
+        <w:ind w:left="720" w:hanging="360"/>
+      </w:pPr>
+      <w:rPr>
+        <w:rFonts w:ascii="Symbol" w:hAnsi="Symbol" w:hint="default"/>
+        <w:sz w:val="20"/>
+      </w:rPr>
+    </w:lvl>
+    <w:lvl w:ilvl="1" w:tentative="1">
+      <w:start w:val="1"/>
+      <w:numFmt w:val="bullet"/>
+      <w:lvlText w:val="o"/>
+      <w:lvlJc w:val="left"/>
+      <w:pPr>
+        <w:tabs>
+          <w:tab w:val="num" w:pos="1440"/>
+        </w:tabs>
+        <w:ind w:left="1440" w:hanging="360"/>
+      </w:pPr>
+      <w:rPr>
+        <w:rFonts w:ascii="Courier New" w:hAnsi="Courier New" w:hint="default"/>
+        <w:sz w:val="20"/>
+      </w:rPr>
+    </w:lvl>
+    <w:lvl w:ilvl="2" w:tentative="1">
+      <w:start w:val="1"/>
+      <w:numFmt w:val="bullet"/>
+      <w:lvlText w:val=""/>
+      <w:lvlJc w:val="left"/>
+      <w:pPr>
+        <w:tabs>
+          <w:tab w:val="num" w:pos="2160"/>
+        </w:tabs>
+        <w:ind w:left="2160" w:hanging="360"/>
+      </w:pPr>
+      <w:rPr>
+        <w:rFonts w:ascii="Wingdings" w:hAnsi="Wingdings" w:hint="default"/>
+        <w:sz w:val="20"/>
+      </w:rPr>
+    </w:lvl>
+    <w:lvl w:ilvl="3" w:tentative="1">
+      <w:start w:val="1"/>
+      <w:numFmt w:val="bullet"/>
+      <w:lvlText w:val=""/>
+      <w:lvlJc w:val="left"/>
+      <w:pPr>
+        <w:tabs>
+          <w:tab w:val="num" w:pos="2880"/>
+        </w:tabs>
+        <w:ind w:left="2880" w:hanging="360"/>
+      </w:pPr>
+      <w:rPr>
+        <w:rFonts w:ascii="Wingdings" w:hAnsi="Wingdings" w:hint="default"/>
+        <w:sz w:val="20"/>
+      </w:rPr>
+    </w:lvl>
+    <w:lvl w:ilvl="4" w:tentative="1">
+      <w:start w:val="1"/>
+      <w:numFmt w:val="bullet"/>
+      <w:lvlText w:val=""/>
+      <w:lvlJc w:val="left"/>
+      <w:pPr>
+        <w:tabs>
+          <w:tab w:val="num" w:pos="3600"/>
+        </w:tabs>
+        <w:ind w:left="3600" w:hanging="360"/>
+      </w:pPr>
+      <w:rPr>
+        <w:rFonts w:ascii="Wingdings" w:hAnsi="Wingdings" w:hint="default"/>
+        <w:sz w:val="20"/>
+      </w:rPr>
+    </w:lvl>
+    <w:lvl w:ilvl="5" w:tentative="1">
+      <w:start w:val="1"/>
+      <w:numFmt w:val="bullet"/>
+      <w:lvlText w:val=""/>
+      <w:lvlJc w:val="left"/>
+      <w:pPr>
+        <w:tabs>
+          <w:tab w:val="num" w:pos="4320"/>
+        </w:tabs>
+        <w:ind w:left="4320" w:hanging="360"/>
+      </w:pPr>
+      <w:rPr>
+        <w:rFonts w:ascii="Wingdings" w:hAnsi="Wingdings" w:hint="default"/>
+        <w:sz w:val="20"/>
+      </w:rPr>
+    </w:lvl>
+    <w:lvl w:ilvl="6" w:tentative="1">
+      <w:start w:val="1"/>
+      <w:numFmt w:val="bullet"/>
+      <w:lvlText w:val=""/>
+      <w:lvlJc w:val="left"/>
+      <w:pPr>
+        <w:tabs>
+          <w:tab w:val="num" w:pos="5040"/>
+        </w:tabs>
+        <w:ind w:left="5040" w:hanging="360"/>
+      </w:pPr>
+      <w:rPr>
+        <w:rFonts w:ascii="Wingdings" w:hAnsi="Wingdings" w:hint="default"/>
+        <w:sz w:val="20"/>
+      </w:rPr>
+    </w:lvl>
+    <w:lvl w:ilvl="7" w:tentative="1">
+      <w:start w:val="1"/>
+      <w:numFmt w:val="bullet"/>
+      <w:lvlText w:val=""/>
+      <w:lvlJc w:val="left"/>
+      <w:pPr>
+        <w:tabs>
+          <w:tab w:val="num" w:pos="5760"/>
+        </w:tabs>
+        <w:ind w:left="5760" w:hanging="360"/>
+      </w:pPr>
+      <w:rPr>
+        <w:rFonts w:ascii="Wingdings" w:hAnsi="Wingdings" w:hint="default"/>
+        <w:sz w:val="20"/>
+      </w:rPr>
+    </w:lvl>
+    <w:lvl w:ilvl="8" w:tentative="1">
+      <w:start w:val="1"/>
+      <w:numFmt w:val="bullet"/>
+      <w:lvlText w:val=""/>
+      <w:lvlJc w:val="left"/>
+      <w:pPr>
+        <w:tabs>
+          <w:tab w:val="num" w:pos="6480"/>
+        </w:tabs>
+        <w:ind w:left="6480" w:hanging="360"/>
+      </w:pPr>
+      <w:rPr>
+        <w:rFonts w:ascii="Wingdings" w:hAnsi="Wingdings" w:hint="default"/>
+        <w:sz w:val="20"/>
+      </w:rPr>
+    </w:lvl>
+  </w:abstractNum>
+  <w:num w:numId="1">
+    <w:abstractNumId w:val="9"/>
+  </w:num>
+  <w:num w:numId="2">
+    <w:abstractNumId w:val="7"/>
+  </w:num>
+  <w:num w:numId="3">
+    <w:abstractNumId w:val="6"/>
+  </w:num>
+  <w:num w:numId="4">
+    <w:abstractNumId w:val="4"/>
+  </w:num>
+  <w:num w:numId="5">
+    <w:abstractNumId w:val="0"/>
+  </w:num>
+  <w:num w:numId="6">
+    <w:abstractNumId w:val="3"/>
+  </w:num>
+  <w:num w:numId="7">
+    <w:abstractNumId w:val="10"/>
+  </w:num>
+  <w:num w:numId="8">
+    <w:abstractNumId w:val="2"/>
+  </w:num>
+  <w:num w:numId="9">
+    <w:abstractNumId w:val="11"/>
+  </w:num>
+  <w:num w:numId="10">
+    <w:abstractNumId w:val="1"/>
+  </w:num>
+  <w:num w:numId="11">
+    <w:abstractNumId w:val="8"/>
+  </w:num>
+  <w:num w:numId="12">
+    <w:abstractNumId w:val="5"/>
+  </w:num>
+</w:numbering>
 </file>
 
 <file path=word/styles.xml><?xml version="1.0" encoding="utf-8"?>
@@ -4575,7 +7893,6 @@
     <w:name w:val="Normal (Web)"/>
     <w:basedOn w:val="Normal"/>
     <w:uiPriority w:val="99"/>
-    <w:semiHidden/>
     <w:unhideWhenUsed/>
     <w:rsid w:val="005D2C61"/>
     <w:pPr>
@@ -4585,6 +7902,28 @@
       <w:rFonts w:ascii="Times New Roman" w:eastAsia="Times New Roman" w:hAnsi="Times New Roman" w:cs="Times New Roman"/>
       <w:sz w:val="24"/>
       <w:szCs w:val="24"/>
+    </w:rPr>
+  </w:style>
+  <w:style w:type="character" w:styleId="Strong">
+    <w:name w:val="Strong"/>
+    <w:basedOn w:val="DefaultParagraphFont"/>
+    <w:uiPriority w:val="22"/>
+    <w:qFormat/>
+    <w:rsid w:val="007617DD"/>
+    <w:rPr>
+      <w:b/>
+      <w:bCs/>
+    </w:rPr>
+  </w:style>
+  <w:style w:type="character" w:styleId="Emphasis">
+    <w:name w:val="Emphasis"/>
+    <w:basedOn w:val="DefaultParagraphFont"/>
+    <w:uiPriority w:val="20"/>
+    <w:qFormat/>
+    <w:rsid w:val="007617DD"/>
+    <w:rPr>
+      <w:i/>
+      <w:iCs/>
     </w:rPr>
   </w:style>
 </w:styles>

--- a/Pro-Sport ComplexSRSTemplate.docx
+++ b/Pro-Sport ComplexSRSTemplate.docx
@@ -20,7 +20,6 @@
       </w:pPr>
       <w:r>
         <w:rPr>
-          <w:noProof/>
           <w:color w:val="000000"/>
         </w:rPr>
         <w:drawing>
@@ -3782,15 +3781,11 @@
     <w:p>
       <w:pPr>
         <w:pStyle w:val="NormalWeb"/>
-        <w:rPr>
-          <w:noProof/>
-        </w:rPr>
-      </w:pPr>
-      <w:r>
-        <w:rPr>
-          <w:b/>
-          <w:bCs/>
-          <w:noProof/>
+      </w:pPr>
+      <w:r>
+        <w:rPr>
+          <w:b/>
+          <w:bCs/>
         </w:rPr>
         <w:t>1. Introduction (Giới thiệu)</w:t>
       </w:r>
@@ -3798,73 +3793,49 @@
     <w:p>
       <w:pPr>
         <w:pStyle w:val="NormalWeb"/>
-        <w:rPr>
-          <w:noProof/>
-        </w:rPr>
-      </w:pPr>
-      <w:r>
-        <w:rPr>
-          <w:b/>
-          <w:bCs/>
-          <w:noProof/>
+      </w:pPr>
+      <w:r>
+        <w:rPr>
+          <w:b/>
+          <w:bCs/>
         </w:rPr>
         <w:t>1.1 Mục đích tài liệu (Purpose)</w:t>
       </w:r>
       <w:r>
-        <w:rPr>
-          <w:noProof/>
-        </w:rPr>
         <w:t xml:space="preserve"> Tài liệu Đặc tả Yêu cầu Phần mềm (SRS) này được lập ra nhằm định nghĩa chi tiết và toàn diện các yêu cầu về chức năng (Functional), phi chức năng (Non-functional) và các ràng buộc nghiệp vụ của hệ thống Pro-Sport Complex (Hệ thống quản lý tổ hợp thể thao và kết nối người chơi thông minh tích hợp AI). Tài liệu đóng vai trò là cơ sở tham chiếu chuẩn mực để thống nhất tiếng nói chung giữa các bên liên quan (Stakeholders) bao gồm: Đội ngũ phát triển (Developers), Chuyên viên kiểm thử (Testers), Quản lý dự án (PM) và Khách hàng/Chủ đầu tư, đảm bảo hệ thống khi bàn giao đáp ứng đúng và đủ mục tiêu kinh doanh đã đề ra.</w:t>
       </w:r>
     </w:p>
     <w:p>
       <w:pPr>
         <w:pStyle w:val="NormalWeb"/>
-        <w:rPr>
-          <w:noProof/>
-        </w:rPr>
-      </w:pPr>
-      <w:r>
-        <w:rPr>
-          <w:b/>
-          <w:bCs/>
-          <w:noProof/>
+      </w:pPr>
+      <w:r>
+        <w:rPr>
+          <w:b/>
+          <w:bCs/>
         </w:rPr>
         <w:t>1.2 Tổng quan dự án (Project Overview)</w:t>
       </w:r>
       <w:r>
-        <w:rPr>
-          <w:noProof/>
-        </w:rPr>
         <w:t xml:space="preserve"> Trong bối cảnh phong trào tập luyện thể thao (đặc biệt là các bộ môn đối kháng như Cầu lông, Pickleball, Tennis) đang bùng nổ, nhu cầu tìm kiếm sân bãi và kết nối cộng đồng người chơi tăng vọt. Tuy nhiên, thị trường đang thiếu hụt một giải pháp công nghệ toàn diện. Quá trình vận hành sân bãi vẫn chủ yếu làm thủ công, người chơi gặp khó khăn trong việc tìm kiếm đồng đội phù hợp, và nghiêm trọng nhất là vấn nạn "bùng kèo" gây bức xúc cũng như tổn thất tài chính cho cả người tổ chức lẫn chủ sân.</w:t>
       </w:r>
     </w:p>
     <w:p>
       <w:pPr>
         <w:pStyle w:val="NormalWeb"/>
-        <w:rPr>
-          <w:noProof/>
-        </w:rPr>
-      </w:pPr>
-      <w:r>
-        <w:rPr>
-          <w:noProof/>
-        </w:rPr>
+      </w:pPr>
+      <w:r>
         <w:t>Pro-Sport Complex ra đời như một nền tảng trung gian đa tác nhân, hướng tới mục tiêu số hóa toàn diện quy trình vận hành tổ hợp thể thao. Hệ thống không chỉ cung cấp khả năng quản lý lịch bãi thời gian thực mà còn tích hợp Ví trung gian (Escrow) để minh bạch tài chính, chống "bùng kèo", kết hợp cùng AI Chatbot phân tích ngôn ngữ tự nhiên giúp tối ưu hóa việc cáp kèo và gợi ý sân bãi được cá nhân hóa sâu sắc cho từng người dùng.</w:t>
       </w:r>
     </w:p>
     <w:p>
       <w:pPr>
         <w:pStyle w:val="NormalWeb"/>
-        <w:rPr>
-          <w:noProof/>
-        </w:rPr>
-      </w:pPr>
-      <w:r>
-        <w:rPr>
-          <w:b/>
-          <w:bCs/>
-          <w:noProof/>
+      </w:pPr>
+      <w:r>
+        <w:rPr>
+          <w:b/>
+          <w:bCs/>
         </w:rPr>
         <w:t>2. Scope (Phạm vi hệ thống)</w:t>
       </w:r>
@@ -3872,23 +3843,16 @@
     <w:p>
       <w:pPr>
         <w:pStyle w:val="NormalWeb"/>
-        <w:rPr>
-          <w:noProof/>
-        </w:rPr>
-      </w:pPr>
-      <w:r>
-        <w:rPr>
-          <w:b/>
-          <w:bCs/>
-          <w:noProof/>
+      </w:pPr>
+      <w:r>
+        <w:rPr>
+          <w:b/>
+          <w:bCs/>
         </w:rPr>
         <w:lastRenderedPageBreak/>
         <w:t>2.1 Phạm vi nghiệp vụ (Business Scope)</w:t>
       </w:r>
       <w:r>
-        <w:rPr>
-          <w:noProof/>
-        </w:rPr>
         <w:t xml:space="preserve"> Hệ thống tập trung giải quyết các luồng nghiệp vụ cốt lõi sau:</w:t>
       </w:r>
     </w:p>
@@ -3899,22 +3863,15 @@
           <w:ilvl w:val="0"/>
           <w:numId w:val="7"/>
         </w:numPr>
-        <w:rPr>
-          <w:noProof/>
-        </w:rPr>
-      </w:pPr>
-      <w:r>
-        <w:rPr>
-          <w:b/>
-          <w:bCs/>
-          <w:noProof/>
+      </w:pPr>
+      <w:r>
+        <w:rPr>
+          <w:b/>
+          <w:bCs/>
         </w:rPr>
         <w:t>Quản lý sân bãi &amp; Lịch trống:</w:t>
       </w:r>
       <w:r>
-        <w:rPr>
-          <w:noProof/>
-        </w:rPr>
         <w:t xml:space="preserve"> Số hóa ma trận thời gian thực, cho phép đặt sân trực tuyến và tự động cập nhật trạng thái sân.</w:t>
       </w:r>
     </w:p>
@@ -3925,22 +3882,15 @@
           <w:ilvl w:val="0"/>
           <w:numId w:val="7"/>
         </w:numPr>
-        <w:rPr>
-          <w:noProof/>
-        </w:rPr>
-      </w:pPr>
-      <w:r>
-        <w:rPr>
-          <w:b/>
-          <w:bCs/>
-          <w:noProof/>
+      </w:pPr>
+      <w:r>
+        <w:rPr>
+          <w:b/>
+          <w:bCs/>
         </w:rPr>
         <w:t>Ghép kèo &amp; Tổ chức trận đấu (Matchmaking):</w:t>
       </w:r>
       <w:r>
-        <w:rPr>
-          <w:noProof/>
-        </w:rPr>
         <w:t xml:space="preserve"> Hỗ trợ người dùng tạo, quản lý và tham gia các "kèo" giao lưu với cơ chế đánh giá độ uy tín.</w:t>
       </w:r>
     </w:p>
@@ -3951,22 +3901,15 @@
           <w:ilvl w:val="0"/>
           <w:numId w:val="7"/>
         </w:numPr>
-        <w:rPr>
-          <w:noProof/>
-        </w:rPr>
-      </w:pPr>
-      <w:r>
-        <w:rPr>
-          <w:b/>
-          <w:bCs/>
-          <w:noProof/>
+      </w:pPr>
+      <w:r>
+        <w:rPr>
+          <w:b/>
+          <w:bCs/>
         </w:rPr>
         <w:t>Xử lý thanh toán &amp; Ký quỹ (Escrow Payment):</w:t>
       </w:r>
       <w:r>
-        <w:rPr>
-          <w:noProof/>
-        </w:rPr>
         <w:t xml:space="preserve"> Áp dụng ví trung gian để giữ tiền cọc của người tham gia kèo, tự động hoàn trả hoặc xử phạt dựa trên kết quả "check-in" thực tế.</w:t>
       </w:r>
     </w:p>
@@ -3977,22 +3920,15 @@
           <w:ilvl w:val="0"/>
           <w:numId w:val="7"/>
         </w:numPr>
-        <w:rPr>
-          <w:noProof/>
-        </w:rPr>
-      </w:pPr>
-      <w:r>
-        <w:rPr>
-          <w:b/>
-          <w:bCs/>
-          <w:noProof/>
+      </w:pPr>
+      <w:r>
+        <w:rPr>
+          <w:b/>
+          <w:bCs/>
         </w:rPr>
         <w:t>Vận hành tại sân (On-site Operations):</w:t>
       </w:r>
       <w:r>
-        <w:rPr>
-          <w:noProof/>
-        </w:rPr>
         <w:t xml:space="preserve"> Cung cấp công cụ cho nhân viên check-in bằng mã QR, quản lý mượn/trả dụng cụ, tính phí phụ thu hư hại và bán các dịch vụ gia tăng (F&amp;B).</w:t>
       </w:r>
     </w:p>
@@ -4003,44 +3939,30 @@
           <w:ilvl w:val="0"/>
           <w:numId w:val="7"/>
         </w:numPr>
-        <w:rPr>
-          <w:noProof/>
-        </w:rPr>
-      </w:pPr>
-      <w:r>
-        <w:rPr>
-          <w:b/>
-          <w:bCs/>
-          <w:noProof/>
+      </w:pPr>
+      <w:r>
+        <w:rPr>
+          <w:b/>
+          <w:bCs/>
         </w:rPr>
         <w:t>Hỗ trợ thông minh (AI Chatbot):</w:t>
       </w:r>
       <w:r>
-        <w:rPr>
-          <w:noProof/>
-        </w:rPr>
         <w:t xml:space="preserve"> Tích hợp AI để tư vấn, hỗ trợ tra cứu lịch trống và tìm kèo bằng ngôn ngữ tự nhiên.</w:t>
       </w:r>
     </w:p>
     <w:p>
       <w:pPr>
         <w:pStyle w:val="NormalWeb"/>
-        <w:rPr>
-          <w:noProof/>
-        </w:rPr>
-      </w:pPr>
-      <w:r>
-        <w:rPr>
-          <w:b/>
-          <w:bCs/>
-          <w:noProof/>
+      </w:pPr>
+      <w:r>
+        <w:rPr>
+          <w:b/>
+          <w:bCs/>
         </w:rPr>
         <w:t>2.2 Phạm vi người dùng (User Scope)</w:t>
       </w:r>
       <w:r>
-        <w:rPr>
-          <w:noProof/>
-        </w:rPr>
         <w:t xml:space="preserve"> Hệ thống phục vụ 4 nhóm tác nhân (Actors) chính:</w:t>
       </w:r>
     </w:p>
@@ -4051,22 +3973,15 @@
           <w:ilvl w:val="0"/>
           <w:numId w:val="8"/>
         </w:numPr>
-        <w:rPr>
-          <w:noProof/>
-        </w:rPr>
-      </w:pPr>
-      <w:r>
-        <w:rPr>
-          <w:b/>
-          <w:bCs/>
-          <w:noProof/>
+      </w:pPr>
+      <w:r>
+        <w:rPr>
+          <w:b/>
+          <w:bCs/>
         </w:rPr>
         <w:t>Guest (Khách vãng lai):</w:t>
       </w:r>
       <w:r>
-        <w:rPr>
-          <w:noProof/>
-        </w:rPr>
         <w:t xml:space="preserve"> Truy cập tra cứu thông tin sân, xem các kèo công khai nhưng không có quyền tương tác sâu.</w:t>
       </w:r>
     </w:p>
@@ -4077,22 +3992,15 @@
           <w:ilvl w:val="0"/>
           <w:numId w:val="8"/>
         </w:numPr>
-        <w:rPr>
-          <w:noProof/>
-        </w:rPr>
-      </w:pPr>
-      <w:r>
-        <w:rPr>
-          <w:b/>
-          <w:bCs/>
-          <w:noProof/>
+      </w:pPr>
+      <w:r>
+        <w:rPr>
+          <w:b/>
+          <w:bCs/>
         </w:rPr>
         <w:t>Customer (Khách hàng/Người chơi):</w:t>
       </w:r>
       <w:r>
-        <w:rPr>
-          <w:noProof/>
-        </w:rPr>
         <w:t xml:space="preserve"> Đã định danh (E-KYC), có toàn quyền đặt sân, tạo/gia nhập kèo, thanh toán và sử dụng dịch vụ.</w:t>
       </w:r>
     </w:p>
@@ -4103,22 +4011,15 @@
           <w:ilvl w:val="0"/>
           <w:numId w:val="8"/>
         </w:numPr>
-        <w:rPr>
-          <w:noProof/>
-        </w:rPr>
-      </w:pPr>
-      <w:r>
-        <w:rPr>
-          <w:b/>
-          <w:bCs/>
-          <w:noProof/>
+      </w:pPr>
+      <w:r>
+        <w:rPr>
+          <w:b/>
+          <w:bCs/>
         </w:rPr>
         <w:t>Staff (Nhân viên điều phối):</w:t>
       </w:r>
       <w:r>
-        <w:rPr>
-          <w:noProof/>
-        </w:rPr>
         <w:t xml:space="preserve"> Vận hành trực tiếp tại sân, xử lý check-in/out, kiểm kho và ghi nhận sự cố.</w:t>
       </w:r>
     </w:p>
@@ -4129,37 +4030,26 @@
           <w:ilvl w:val="0"/>
           <w:numId w:val="8"/>
         </w:numPr>
-        <w:rPr>
-          <w:noProof/>
-        </w:rPr>
-      </w:pPr>
-      <w:r>
-        <w:rPr>
-          <w:b/>
-          <w:bCs/>
-          <w:noProof/>
+      </w:pPr>
+      <w:r>
+        <w:rPr>
+          <w:b/>
+          <w:bCs/>
         </w:rPr>
         <w:t>Admin (Quản trị viên/Chủ sân):</w:t>
       </w:r>
       <w:r>
-        <w:rPr>
-          <w:noProof/>
-        </w:rPr>
         <w:t xml:space="preserve"> Quản lý toàn cục hệ thống, cấu hình giá động (Dynamic Pricing), xử lý tranh chấp khiếu nại và theo dõi báo cáo thống kê.</w:t>
       </w:r>
     </w:p>
     <w:p>
       <w:pPr>
         <w:pStyle w:val="NormalWeb"/>
-        <w:rPr>
-          <w:noProof/>
-        </w:rPr>
-      </w:pPr>
-      <w:r>
-        <w:rPr>
-          <w:b/>
-          <w:bCs/>
-          <w:noProof/>
+      </w:pPr>
+      <w:r>
+        <w:rPr>
+          <w:b/>
+          <w:bCs/>
         </w:rPr>
         <w:t>2.3 Ngoài phạm vi (Out of Scope)</w:t>
       </w:r>
@@ -4171,14 +4061,8 @@
           <w:ilvl w:val="0"/>
           <w:numId w:val="9"/>
         </w:numPr>
-        <w:rPr>
-          <w:noProof/>
-        </w:rPr>
-      </w:pPr>
-      <w:r>
-        <w:rPr>
-          <w:noProof/>
-        </w:rPr>
+      </w:pPr>
+      <w:r>
         <w:t>Hệ thống không quản lý các thiết bị phần cứng IoT tại sân (như hệ thống bật/tắt đèn tự động, cửa từ, hay camera AI giám sát trận đấu).</w:t>
       </w:r>
     </w:p>
@@ -4189,14 +4073,8 @@
           <w:ilvl w:val="0"/>
           <w:numId w:val="9"/>
         </w:numPr>
-        <w:rPr>
-          <w:noProof/>
-        </w:rPr>
-      </w:pPr>
-      <w:r>
-        <w:rPr>
-          <w:noProof/>
-        </w:rPr>
+      </w:pPr>
+      <w:r>
         <w:t>Không cung cấp dịch vụ giao vận (Logistics) dụng cụ thể thao ra ngoài phạm vi tổ hợp thể thao.</w:t>
       </w:r>
     </w:p>
@@ -4207,29 +4085,19 @@
           <w:ilvl w:val="0"/>
           <w:numId w:val="9"/>
         </w:numPr>
-        <w:rPr>
-          <w:noProof/>
-        </w:rPr>
-      </w:pPr>
-      <w:r>
-        <w:rPr>
-          <w:noProof/>
-        </w:rPr>
+      </w:pPr>
+      <w:r>
         <w:t>Không đóng vai trò như một nền tảng mạng xã hội đa chức năng (không có newsfeed, story, v.v.), chỉ tập trung vào việc kết nối thể thao.</w:t>
       </w:r>
     </w:p>
     <w:p>
       <w:pPr>
         <w:pStyle w:val="NormalWeb"/>
-        <w:rPr>
-          <w:noProof/>
-        </w:rPr>
-      </w:pPr>
-      <w:r>
-        <w:rPr>
-          <w:b/>
-          <w:bCs/>
-          <w:noProof/>
+      </w:pPr>
+      <w:r>
+        <w:rPr>
+          <w:b/>
+          <w:bCs/>
         </w:rPr>
         <w:t>3. Phân tích các hệ thống hiện tại (As-Is Systems &amp; Current Context)</w:t>
       </w:r>
@@ -4237,29 +4105,19 @@
     <w:p>
       <w:pPr>
         <w:pStyle w:val="NormalWeb"/>
-        <w:rPr>
-          <w:noProof/>
-        </w:rPr>
-      </w:pPr>
-      <w:r>
-        <w:rPr>
-          <w:noProof/>
-        </w:rPr>
+      </w:pPr>
+      <w:r>
         <w:t>Trước khi đề xuất giải pháp Pro-Sport Complex, việc khảo sát các hệ thống và phương thức vận hành hiện tại (As-Is) trên thị trường cho thấy nhiều điểm hạn chế (Pain-points) rõ rệt:</w:t>
       </w:r>
     </w:p>
     <w:p>
       <w:pPr>
         <w:pStyle w:val="NormalWeb"/>
-        <w:rPr>
-          <w:noProof/>
-        </w:rPr>
-      </w:pPr>
-      <w:r>
-        <w:rPr>
-          <w:b/>
-          <w:bCs/>
-          <w:noProof/>
+      </w:pPr>
+      <w:r>
+        <w:rPr>
+          <w:b/>
+          <w:bCs/>
         </w:rPr>
         <w:t>3.1 Nền tảng đặt sân truyền thống (VD: SanCaulong.vn, các danh bạ thể thao)</w:t>
       </w:r>
@@ -4271,22 +4129,15 @@
           <w:ilvl w:val="0"/>
           <w:numId w:val="10"/>
         </w:numPr>
-        <w:rPr>
-          <w:noProof/>
-        </w:rPr>
-      </w:pPr>
-      <w:r>
-        <w:rPr>
-          <w:b/>
-          <w:bCs/>
-          <w:noProof/>
+      </w:pPr>
+      <w:r>
+        <w:rPr>
+          <w:b/>
+          <w:bCs/>
         </w:rPr>
         <w:t>Hiện trạng:</w:t>
       </w:r>
       <w:r>
-        <w:rPr>
-          <w:noProof/>
-        </w:rPr>
         <w:t xml:space="preserve"> Hoạt động chủ yếu như một "Trang vàng" số hóa. Cung cấp thông tin cơ bản về vị trí, số điện thoại và giá tham khảo của các cụm sân.</w:t>
       </w:r>
     </w:p>
@@ -4297,15 +4148,11 @@
           <w:ilvl w:val="0"/>
           <w:numId w:val="10"/>
         </w:numPr>
-        <w:rPr>
-          <w:noProof/>
-        </w:rPr>
-      </w:pPr>
-      <w:r>
-        <w:rPr>
-          <w:b/>
-          <w:bCs/>
-          <w:noProof/>
+      </w:pPr>
+      <w:r>
+        <w:rPr>
+          <w:b/>
+          <w:bCs/>
         </w:rPr>
         <w:t>Hạn chế:</w:t>
       </w:r>
@@ -4317,22 +4164,15 @@
           <w:ilvl w:val="1"/>
           <w:numId w:val="10"/>
         </w:numPr>
-        <w:rPr>
-          <w:noProof/>
-        </w:rPr>
-      </w:pPr>
-      <w:r>
-        <w:rPr>
-          <w:b/>
-          <w:bCs/>
-          <w:noProof/>
+      </w:pPr>
+      <w:r>
+        <w:rPr>
+          <w:b/>
+          <w:bCs/>
         </w:rPr>
         <w:t>Dữ liệu tĩnh:</w:t>
       </w:r>
       <w:r>
-        <w:rPr>
-          <w:noProof/>
-        </w:rPr>
         <w:t xml:space="preserve"> Không có khả năng đồng bộ lịch bãi theo thời gian thực (Real-time availability). Người chơi vẫn phải thực hiện thao tác thủ công là gọi điện cho chủ sân để xác nhận giờ trống.</w:t>
       </w:r>
     </w:p>
@@ -4343,22 +4183,15 @@
           <w:ilvl w:val="1"/>
           <w:numId w:val="10"/>
         </w:numPr>
-        <w:rPr>
-          <w:noProof/>
-        </w:rPr>
-      </w:pPr>
-      <w:r>
-        <w:rPr>
-          <w:b/>
-          <w:bCs/>
-          <w:noProof/>
+      </w:pPr>
+      <w:r>
+        <w:rPr>
+          <w:b/>
+          <w:bCs/>
         </w:rPr>
         <w:t>Chức năng đơn lẻ:</w:t>
       </w:r>
       <w:r>
-        <w:rPr>
-          <w:noProof/>
-        </w:rPr>
         <w:t xml:space="preserve"> Không có tính năng kết nối cộng đồng, hoàn toàn bỏ ngỏ mảng "ghép kèo" và tổ chức giao lưu.</w:t>
       </w:r>
     </w:p>
@@ -4369,37 +4202,26 @@
           <w:ilvl w:val="1"/>
           <w:numId w:val="10"/>
         </w:numPr>
-        <w:rPr>
-          <w:noProof/>
-        </w:rPr>
-      </w:pPr>
-      <w:r>
-        <w:rPr>
-          <w:b/>
-          <w:bCs/>
-          <w:noProof/>
+      </w:pPr>
+      <w:r>
+        <w:rPr>
+          <w:b/>
+          <w:bCs/>
         </w:rPr>
         <w:t>Quản trị yếu kém:</w:t>
       </w:r>
       <w:r>
-        <w:rPr>
-          <w:noProof/>
-        </w:rPr>
         <w:t xml:space="preserve"> Chủ sân không có backend để quản lý doanh thu hay chính sách hủy sân (Cancellation policy).</w:t>
       </w:r>
     </w:p>
     <w:p>
       <w:pPr>
         <w:pStyle w:val="NormalWeb"/>
-        <w:rPr>
-          <w:noProof/>
-        </w:rPr>
-      </w:pPr>
-      <w:r>
-        <w:rPr>
-          <w:b/>
-          <w:bCs/>
-          <w:noProof/>
+      </w:pPr>
+      <w:r>
+        <w:rPr>
+          <w:b/>
+          <w:bCs/>
         </w:rPr>
         <w:lastRenderedPageBreak/>
         <w:t>3.2 Các hội nhóm trên Mạng xã hội (Facebook Groups, Zalo, Telegram)</w:t>
@@ -4412,22 +4234,15 @@
           <w:ilvl w:val="0"/>
           <w:numId w:val="11"/>
         </w:numPr>
-        <w:rPr>
-          <w:noProof/>
-        </w:rPr>
-      </w:pPr>
-      <w:r>
-        <w:rPr>
-          <w:b/>
-          <w:bCs/>
-          <w:noProof/>
+      </w:pPr>
+      <w:r>
+        <w:rPr>
+          <w:b/>
+          <w:bCs/>
         </w:rPr>
         <w:t>Hiện trạng:</w:t>
       </w:r>
       <w:r>
-        <w:rPr>
-          <w:noProof/>
-        </w:rPr>
         <w:t xml:space="preserve"> Là kênh chính hiện nay để người chơi đăng tải các bài viết "tìm đồng đội", "share tiền sân", hoặc các câu lạc bộ (CLB) tuyển thành viên.</w:t>
       </w:r>
     </w:p>
@@ -4438,15 +4253,11 @@
           <w:ilvl w:val="0"/>
           <w:numId w:val="11"/>
         </w:numPr>
-        <w:rPr>
-          <w:noProof/>
-        </w:rPr>
-      </w:pPr>
-      <w:r>
-        <w:rPr>
-          <w:b/>
-          <w:bCs/>
-          <w:noProof/>
+      </w:pPr>
+      <w:r>
+        <w:rPr>
+          <w:b/>
+          <w:bCs/>
         </w:rPr>
         <w:t>Hạn chế:</w:t>
       </w:r>
@@ -4458,22 +4269,15 @@
           <w:ilvl w:val="1"/>
           <w:numId w:val="11"/>
         </w:numPr>
-        <w:rPr>
-          <w:noProof/>
-        </w:rPr>
-      </w:pPr>
-      <w:r>
-        <w:rPr>
-          <w:b/>
-          <w:bCs/>
-          <w:noProof/>
+      </w:pPr>
+      <w:r>
+        <w:rPr>
+          <w:b/>
+          <w:bCs/>
         </w:rPr>
         <w:t>Rủi ro tài chính &amp; "Bùng kèo":</w:t>
       </w:r>
       <w:r>
-        <w:rPr>
-          <w:noProof/>
-        </w:rPr>
         <w:t xml:space="preserve"> Do không có ràng buộc thanh toán trước, tình trạng người chơi đăng ký nhưng không đến (no-show) diễn ra thường xuyên. Người tổ chức (Host) thường xuyên phải chịu bù lỗ tiền sân.</w:t>
       </w:r>
     </w:p>
@@ -4484,22 +4288,15 @@
           <w:ilvl w:val="1"/>
           <w:numId w:val="11"/>
         </w:numPr>
-        <w:rPr>
-          <w:noProof/>
-        </w:rPr>
-      </w:pPr>
-      <w:r>
-        <w:rPr>
-          <w:b/>
-          <w:bCs/>
-          <w:noProof/>
+      </w:pPr>
+      <w:r>
+        <w:rPr>
+          <w:b/>
+          <w:bCs/>
         </w:rPr>
         <w:t>Khó khăn trong khâu quản lý tài chính:</w:t>
       </w:r>
       <w:r>
-        <w:rPr>
-          <w:noProof/>
-        </w:rPr>
         <w:t xml:space="preserve"> Việc thu lắt nhắt tiền mặt hoặc chuyển khoản thủ công từ từng cá nhân mất rất nhiều thời gian và dễ gây nhầm lẫn.</w:t>
       </w:r>
     </w:p>
@@ -4510,37 +4307,26 @@
           <w:ilvl w:val="1"/>
           <w:numId w:val="11"/>
         </w:numPr>
-        <w:rPr>
-          <w:noProof/>
-        </w:rPr>
-      </w:pPr>
-      <w:r>
-        <w:rPr>
-          <w:b/>
-          <w:bCs/>
-          <w:noProof/>
+      </w:pPr>
+      <w:r>
+        <w:rPr>
+          <w:b/>
+          <w:bCs/>
         </w:rPr>
         <w:t>Thiếu định danh (E-KYC) và uy tín:</w:t>
       </w:r>
       <w:r>
-        <w:rPr>
-          <w:noProof/>
-        </w:rPr>
         <w:t xml:space="preserve"> Rất khó xác minh trình độ thực tế của người chơi và không có hệ thống đánh giá (Rating) để sàng lọc các cá nhân có lịch sử hành vi kém.</w:t>
       </w:r>
     </w:p>
     <w:p>
       <w:pPr>
         <w:pStyle w:val="NormalWeb"/>
-        <w:rPr>
-          <w:noProof/>
-        </w:rPr>
-      </w:pPr>
-      <w:r>
-        <w:rPr>
-          <w:b/>
-          <w:bCs/>
-          <w:noProof/>
+      </w:pPr>
+      <w:r>
+        <w:rPr>
+          <w:b/>
+          <w:bCs/>
         </w:rPr>
         <w:t>3.3 Quy trình quản lý nội bộ của các Chủ sân hiện tại</w:t>
       </w:r>
@@ -4552,22 +4338,15 @@
           <w:ilvl w:val="0"/>
           <w:numId w:val="12"/>
         </w:numPr>
-        <w:rPr>
-          <w:noProof/>
-        </w:rPr>
-      </w:pPr>
-      <w:r>
-        <w:rPr>
-          <w:b/>
-          <w:bCs/>
-          <w:noProof/>
+      </w:pPr>
+      <w:r>
+        <w:rPr>
+          <w:b/>
+          <w:bCs/>
         </w:rPr>
         <w:t>Hiện trạng:</w:t>
       </w:r>
       <w:r>
-        <w:rPr>
-          <w:noProof/>
-        </w:rPr>
         <w:t xml:space="preserve"> Đa số các sân thể thao tầm trung và nhỏ quản lý bằng sổ sách giấy, bảng trắng hoặc file Excel/Zalo nhóm nội bộ.</w:t>
       </w:r>
     </w:p>
@@ -4578,15 +4357,11 @@
           <w:ilvl w:val="0"/>
           <w:numId w:val="12"/>
         </w:numPr>
-        <w:rPr>
-          <w:noProof/>
-        </w:rPr>
-      </w:pPr>
-      <w:r>
-        <w:rPr>
-          <w:b/>
-          <w:bCs/>
-          <w:noProof/>
+      </w:pPr>
+      <w:r>
+        <w:rPr>
+          <w:b/>
+          <w:bCs/>
         </w:rPr>
         <w:t>Hạn chế:</w:t>
       </w:r>
@@ -4598,22 +4373,15 @@
           <w:ilvl w:val="1"/>
           <w:numId w:val="12"/>
         </w:numPr>
-        <w:rPr>
-          <w:noProof/>
-        </w:rPr>
-      </w:pPr>
-      <w:r>
-        <w:rPr>
-          <w:b/>
-          <w:bCs/>
-          <w:noProof/>
+      </w:pPr>
+      <w:r>
+        <w:rPr>
+          <w:b/>
+          <w:bCs/>
         </w:rPr>
         <w:t>Lãng phí tài nguyên:</w:t>
       </w:r>
       <w:r>
-        <w:rPr>
-          <w:noProof/>
-        </w:rPr>
         <w:t xml:space="preserve"> Rất khó để tối ưu hóa tỷ lệ lấp đầy (Fill-rate) cho các khung giờ trống ngắt quãng ("giờ chết").</w:t>
       </w:r>
     </w:p>
@@ -4624,22 +4392,15 @@
           <w:ilvl w:val="1"/>
           <w:numId w:val="12"/>
         </w:numPr>
-        <w:rPr>
-          <w:noProof/>
-        </w:rPr>
-      </w:pPr>
-      <w:r>
-        <w:rPr>
-          <w:b/>
-          <w:bCs/>
-          <w:noProof/>
+      </w:pPr>
+      <w:r>
+        <w:rPr>
+          <w:b/>
+          <w:bCs/>
         </w:rPr>
         <w:t>Thất thoát doanh thu:</w:t>
       </w:r>
       <w:r>
-        <w:rPr>
-          <w:noProof/>
-        </w:rPr>
         <w:t xml:space="preserve"> Quy trình quản lý kho dụng cụ (vợt, bóng, giày thuê) và bán hàng (nước uống) lỏng lẻo, dễ dẫn đến sai lệch kiểm kê.</w:t>
       </w:r>
     </w:p>
@@ -4650,22 +4411,15 @@
           <w:ilvl w:val="1"/>
           <w:numId w:val="12"/>
         </w:numPr>
-        <w:rPr>
-          <w:noProof/>
-        </w:rPr>
-      </w:pPr>
-      <w:r>
-        <w:rPr>
-          <w:b/>
-          <w:bCs/>
-          <w:noProof/>
+      </w:pPr>
+      <w:r>
+        <w:rPr>
+          <w:b/>
+          <w:bCs/>
         </w:rPr>
         <w:t>Thiếu tính linh hoạt:</w:t>
       </w:r>
       <w:r>
-        <w:rPr>
-          <w:noProof/>
-        </w:rPr>
         <w:t xml:space="preserve"> Không có công cụ phân tích dữ liệu (Data Analytics) để tự động cấu hình Giá động (Dynamic Pricing) theo nhu cầu cung - cầu.</w:t>
       </w:r>
     </w:p>
@@ -4675,14 +4429,12 @@
         <w:rPr>
           <w:i/>
           <w:iCs/>
-          <w:noProof/>
         </w:rPr>
       </w:pPr>
       <w:r>
         <w:rPr>
           <w:i/>
           <w:iCs/>
-          <w:noProof/>
         </w:rPr>
         <w:t>(Việc phân tích rõ các điểm yếu của hệ thống hiện tại này trong SRS sẽ là tiền đề vững chắc để làm nổi bật các tính năng đột phá của Pro-Sport Complex như Ví Escrow và hệ thống AI trong các phần tiếp theo).</w:t>
       </w:r>
@@ -4693,22 +4445,146 @@
         <w:rPr>
           <w:i/>
           <w:iCs/>
-          <w:noProof/>
         </w:rPr>
       </w:pPr>
     </w:p>
     <w:p>
       <w:pPr>
         <w:pStyle w:val="NormalWeb"/>
-        <w:rPr>
-          <w:noProof/>
-        </w:rPr>
+      </w:pPr>
+    </w:p>
+    <w:p>
+      <w:pPr>
+        <w:pStyle w:val="NormalWeb"/>
+      </w:pPr>
+    </w:p>
+    <w:p>
+      <w:pPr>
+        <w:pStyle w:val="Heading1"/>
+        <w:keepNext w:val="0"/>
+        <w:keepLines w:val="0"/>
+        <w:rPr>
+          <w:rFonts w:ascii="Times New Roman" w:hAnsi="Times New Roman" w:cs="Times New Roman"/>
+          <w:sz w:val="46"/>
+          <w:szCs w:val="46"/>
+        </w:rPr>
+      </w:pPr>
+      <w:r>
+        <w:rPr>
+          <w:rFonts w:ascii="Times New Roman" w:hAnsi="Times New Roman" w:cs="Times New Roman"/>
+          <w:sz w:val="46"/>
+          <w:szCs w:val="46"/>
+        </w:rPr>
+        <w:t>I. Overview</w:t>
+      </w:r>
+    </w:p>
+    <w:p>
+      <w:pPr>
+        <w:pStyle w:val="Heading2"/>
+        <w:keepNext w:val="0"/>
+        <w:keepLines w:val="0"/>
+        <w:rPr>
+          <w:rFonts w:ascii="Times New Roman" w:hAnsi="Times New Roman" w:cs="Times New Roman"/>
+          <w:sz w:val="34"/>
+          <w:szCs w:val="34"/>
+        </w:rPr>
+      </w:pPr>
+      <w:bookmarkStart w:id="0" w:name="_pftlfu9blox6"/>
+      <w:bookmarkEnd w:id="0"/>
+      <w:r>
+        <w:rPr>
+          <w:rFonts w:ascii="Times New Roman" w:hAnsi="Times New Roman" w:cs="Times New Roman"/>
+          <w:sz w:val="34"/>
+          <w:szCs w:val="34"/>
+        </w:rPr>
+        <w:t>1. User Requirements</w:t>
+      </w:r>
+    </w:p>
+    <w:p>
+      <w:pPr>
+        <w:pStyle w:val="Heading3"/>
+        <w:keepNext w:val="0"/>
+        <w:keepLines w:val="0"/>
+        <w:rPr>
+          <w:rFonts w:ascii="Times New Roman" w:hAnsi="Times New Roman" w:cs="Times New Roman"/>
+          <w:color w:val="000000"/>
+          <w:sz w:val="26"/>
+          <w:szCs w:val="26"/>
+        </w:rPr>
+      </w:pPr>
+      <w:bookmarkStart w:id="1" w:name="_wy6w9hi3d89m"/>
+      <w:bookmarkEnd w:id="1"/>
+      <w:r>
+        <w:rPr>
+          <w:rFonts w:ascii="Times New Roman" w:hAnsi="Times New Roman" w:cs="Times New Roman"/>
+          <w:color w:val="000000"/>
+          <w:sz w:val="26"/>
+          <w:szCs w:val="26"/>
+        </w:rPr>
+        <w:t>1.1 Actors</w:t>
+      </w:r>
+    </w:p>
+    <w:p/>
+    <w:p>
+      <w:pPr>
+        <w:pStyle w:val="Heading3"/>
+        <w:keepNext w:val="0"/>
+        <w:keepLines w:val="0"/>
+        <w:rPr>
+          <w:rFonts w:ascii="Times New Roman" w:hAnsi="Times New Roman" w:cs="Times New Roman"/>
+          <w:color w:val="000000"/>
+          <w:sz w:val="26"/>
+          <w:szCs w:val="26"/>
+        </w:rPr>
+      </w:pPr>
+      <w:r>
+        <w:rPr>
+          <w:rFonts w:ascii="Times New Roman" w:hAnsi="Times New Roman" w:cs="Times New Roman"/>
+          <w:color w:val="000000"/>
+          <w:sz w:val="26"/>
+          <w:szCs w:val="26"/>
+        </w:rPr>
+        <w:t>1.2 Use Cases</w:t>
+      </w:r>
+    </w:p>
+    <w:p>
+      <w:pPr>
+        <w:pStyle w:val="Heading4"/>
+        <w:keepNext w:val="0"/>
+        <w:keepLines w:val="0"/>
+        <w:rPr>
+          <w:rFonts w:ascii="Times New Roman" w:hAnsi="Times New Roman" w:cs="Times New Roman"/>
+          <w:color w:val="000000"/>
+          <w:sz w:val="22"/>
+          <w:szCs w:val="22"/>
+        </w:rPr>
+      </w:pPr>
+      <w:bookmarkStart w:id="2" w:name="_nlzfpzquxici"/>
+      <w:bookmarkEnd w:id="2"/>
+      <w:r>
+        <w:rPr>
+          <w:rFonts w:ascii="Times New Roman" w:hAnsi="Times New Roman" w:cs="Times New Roman"/>
+          <w:color w:val="000000"/>
+          <w:sz w:val="22"/>
+          <w:szCs w:val="22"/>
+        </w:rPr>
+        <w:t>a. Diagram(s)</w:t>
+      </w:r>
+    </w:p>
+    <w:p>
+      <w:pPr>
+        <w:pStyle w:val="NormalWeb"/>
+      </w:pPr>
+    </w:p>
+    <w:p>
+      <w:pPr>
+        <w:pStyle w:val="NormalWeb"/>
       </w:pPr>
       <w:r>
         <w:lastRenderedPageBreak/>
         <w:drawing>
-          <wp:inline distT="0" distB="0" distL="0" distR="0" wp14:anchorId="7A5D7598" wp14:editId="6E7551DC">
-            <wp:extent cx="5220429" cy="4220164"/>
+          <wp:inline distT="0" distB="0" distL="0" distR="0" wp14:anchorId="7A5D7598" wp14:editId="61F2FDBB">
+            <wp:extent cx="5962650" cy="4657725"/>
             <wp:effectExtent l="0" t="0" r="0" b="9525"/>
             <wp:docPr id="1" name="Picture 1"/>
             <wp:cNvGraphicFramePr>
@@ -4730,7 +4606,7 @@
                   <pic:spPr>
                     <a:xfrm>
                       <a:off x="0" y="0"/>
-                      <a:ext cx="5220429" cy="4220164"/>
+                      <a:ext cx="5963487" cy="4658379"/>
                     </a:xfrm>
                     <a:prstGeom prst="rect">
                       <a:avLst/>
@@ -4745,12 +4621,36 @@
     </w:p>
     <w:p>
       <w:pPr>
+        <w:spacing w:before="60" w:after="200" w:line="360" w:lineRule="auto"/>
+        <w:ind w:left="1440" w:firstLine="720"/>
+        <w:rPr>
+          <w:rFonts w:ascii="Times New Roman" w:eastAsia="Times New Roman" w:hAnsi="Times New Roman" w:cs="Times New Roman"/>
+          <w:b/>
+          <w:bCs/>
+          <w:noProof w:val="0"/>
+          <w:color w:val="44546A"/>
+          <w:sz w:val="26"/>
+          <w:szCs w:val="26"/>
+        </w:rPr>
+      </w:pPr>
+      <w:r>
+        <w:rPr>
+          <w:rFonts w:ascii="Times New Roman" w:eastAsia="Times New Roman" w:hAnsi="Times New Roman" w:cs="Times New Roman"/>
+          <w:b/>
+          <w:bCs/>
+          <w:color w:val="44546A"/>
+          <w:sz w:val="26"/>
+          <w:szCs w:val="26"/>
+        </w:rPr>
+        <w:t>Figure 1. Authentication use case diagram</w:t>
+      </w:r>
+    </w:p>
+    <w:p>
+      <w:pPr>
         <w:pStyle w:val="NormalWeb"/>
-        <w:rPr>
-          <w:noProof/>
-        </w:rPr>
-      </w:pPr>
-      <w:r>
+      </w:pPr>
+      <w:r>
+        <w:lastRenderedPageBreak/>
         <w:drawing>
           <wp:inline distT="0" distB="0" distL="0" distR="0" wp14:anchorId="3490FA93" wp14:editId="38E99C3E">
             <wp:extent cx="5943600" cy="4340860"/>
@@ -4790,17 +4690,88 @@
     </w:p>
     <w:p>
       <w:pPr>
+        <w:spacing w:before="60" w:after="200" w:line="360" w:lineRule="auto"/>
+        <w:ind w:firstLine="720"/>
+        <w:rPr>
+          <w:rFonts w:ascii="Times New Roman" w:eastAsia="Times New Roman" w:hAnsi="Times New Roman" w:cs="Times New Roman"/>
+          <w:b/>
+          <w:bCs/>
+          <w:color w:val="44546A"/>
+          <w:sz w:val="26"/>
+          <w:szCs w:val="26"/>
+        </w:rPr>
+      </w:pPr>
+      <w:r>
+        <w:rPr>
+          <w:rFonts w:ascii="Times New Roman" w:eastAsia="Times New Roman" w:hAnsi="Times New Roman" w:cs="Times New Roman"/>
+          <w:b/>
+          <w:bCs/>
+          <w:color w:val="44546A"/>
+          <w:sz w:val="26"/>
+          <w:szCs w:val="26"/>
+        </w:rPr>
+        <w:t xml:space="preserve">Figure </w:t>
+      </w:r>
+      <w:r>
+        <w:rPr>
+          <w:rFonts w:ascii="Times New Roman" w:eastAsia="Times New Roman" w:hAnsi="Times New Roman" w:cs="Times New Roman"/>
+          <w:b/>
+          <w:bCs/>
+          <w:color w:val="44546A"/>
+          <w:sz w:val="26"/>
+          <w:szCs w:val="26"/>
+        </w:rPr>
+        <w:t>2</w:t>
+      </w:r>
+      <w:r>
+        <w:rPr>
+          <w:rFonts w:ascii="Times New Roman" w:eastAsia="Times New Roman" w:hAnsi="Times New Roman" w:cs="Times New Roman"/>
+          <w:b/>
+          <w:bCs/>
+          <w:color w:val="44546A"/>
+          <w:sz w:val="26"/>
+          <w:szCs w:val="26"/>
+        </w:rPr>
+        <w:t xml:space="preserve">. </w:t>
+      </w:r>
+      <w:r>
+        <w:rPr>
+          <w:rFonts w:ascii="Times New Roman" w:eastAsia="Times New Roman" w:hAnsi="Times New Roman" w:cs="Times New Roman"/>
+          <w:b/>
+          <w:bCs/>
+          <w:color w:val="44546A"/>
+          <w:sz w:val="26"/>
+          <w:szCs w:val="26"/>
+        </w:rPr>
+        <w:t xml:space="preserve">Booking &amp; Court Management System </w:t>
+      </w:r>
+      <w:r>
+        <w:rPr>
+          <w:rFonts w:ascii="Times New Roman" w:eastAsia="Times New Roman" w:hAnsi="Times New Roman" w:cs="Times New Roman"/>
+          <w:b/>
+          <w:bCs/>
+          <w:color w:val="44546A"/>
+          <w:sz w:val="26"/>
+          <w:szCs w:val="26"/>
+        </w:rPr>
+        <w:t>use case diagram</w:t>
+      </w:r>
+    </w:p>
+    <w:p>
+      <w:pPr>
         <w:pStyle w:val="NormalWeb"/>
-        <w:rPr>
-          <w:noProof/>
-        </w:rPr>
+      </w:pPr>
+    </w:p>
+    <w:p>
+      <w:pPr>
+        <w:pStyle w:val="NormalWeb"/>
       </w:pPr>
       <w:r>
         <w:lastRenderedPageBreak/>
         <w:drawing>
-          <wp:inline distT="0" distB="0" distL="0" distR="0" wp14:anchorId="33113D7D" wp14:editId="3770C5F8">
-            <wp:extent cx="5144218" cy="4963218"/>
-            <wp:effectExtent l="0" t="0" r="0" b="8890"/>
+          <wp:inline distT="0" distB="0" distL="0" distR="0" wp14:anchorId="33113D7D" wp14:editId="739F3A0C">
+            <wp:extent cx="5914294" cy="5343525"/>
+            <wp:effectExtent l="0" t="0" r="0" b="0"/>
             <wp:docPr id="4" name="Picture 4"/>
             <wp:cNvGraphicFramePr>
               <a:graphicFrameLocks xmlns:a="http://schemas.openxmlformats.org/drawingml/2006/main" noChangeAspect="1"/>
@@ -4821,7 +4792,7 @@
                   <pic:spPr>
                     <a:xfrm>
                       <a:off x="0" y="0"/>
-                      <a:ext cx="5144218" cy="4963218"/>
+                      <a:ext cx="5937166" cy="5364190"/>
                     </a:xfrm>
                     <a:prstGeom prst="rect">
                       <a:avLst/>
@@ -4836,17 +4807,88 @@
     </w:p>
     <w:p>
       <w:pPr>
+        <w:spacing w:before="60" w:after="200" w:line="360" w:lineRule="auto"/>
+        <w:ind w:firstLine="720"/>
+        <w:rPr>
+          <w:rFonts w:ascii="Times New Roman" w:eastAsia="Times New Roman" w:hAnsi="Times New Roman" w:cs="Times New Roman"/>
+          <w:b/>
+          <w:bCs/>
+          <w:color w:val="44546A"/>
+          <w:sz w:val="26"/>
+          <w:szCs w:val="26"/>
+        </w:rPr>
+      </w:pPr>
+      <w:r>
+        <w:rPr>
+          <w:rFonts w:ascii="Times New Roman" w:eastAsia="Times New Roman" w:hAnsi="Times New Roman" w:cs="Times New Roman"/>
+          <w:b/>
+          <w:bCs/>
+          <w:color w:val="44546A"/>
+          <w:sz w:val="26"/>
+          <w:szCs w:val="26"/>
+        </w:rPr>
+        <w:t xml:space="preserve">Figure </w:t>
+      </w:r>
+      <w:r>
+        <w:rPr>
+          <w:rFonts w:ascii="Times New Roman" w:eastAsia="Times New Roman" w:hAnsi="Times New Roman" w:cs="Times New Roman"/>
+          <w:b/>
+          <w:bCs/>
+          <w:color w:val="44546A"/>
+          <w:sz w:val="26"/>
+          <w:szCs w:val="26"/>
+        </w:rPr>
+        <w:t>3</w:t>
+      </w:r>
+      <w:r>
+        <w:rPr>
+          <w:rFonts w:ascii="Times New Roman" w:eastAsia="Times New Roman" w:hAnsi="Times New Roman" w:cs="Times New Roman"/>
+          <w:b/>
+          <w:bCs/>
+          <w:color w:val="44546A"/>
+          <w:sz w:val="26"/>
+          <w:szCs w:val="26"/>
+        </w:rPr>
+        <w:t xml:space="preserve">. </w:t>
+      </w:r>
+      <w:r>
+        <w:rPr>
+          <w:rFonts w:ascii="Times New Roman" w:eastAsia="Times New Roman" w:hAnsi="Times New Roman" w:cs="Times New Roman"/>
+          <w:b/>
+          <w:bCs/>
+          <w:color w:val="44546A"/>
+          <w:sz w:val="26"/>
+          <w:szCs w:val="26"/>
+        </w:rPr>
+        <w:t xml:space="preserve">Matchmaking &amp; Community System </w:t>
+      </w:r>
+      <w:r>
+        <w:rPr>
+          <w:rFonts w:ascii="Times New Roman" w:eastAsia="Times New Roman" w:hAnsi="Times New Roman" w:cs="Times New Roman"/>
+          <w:b/>
+          <w:bCs/>
+          <w:color w:val="44546A"/>
+          <w:sz w:val="26"/>
+          <w:szCs w:val="26"/>
+        </w:rPr>
+        <w:t>use case diagram</w:t>
+      </w:r>
+    </w:p>
+    <w:p>
+      <w:pPr>
         <w:pStyle w:val="NormalWeb"/>
-        <w:rPr>
-          <w:noProof/>
-        </w:rPr>
+      </w:pPr>
+    </w:p>
+    <w:p>
+      <w:pPr>
+        <w:pStyle w:val="NormalWeb"/>
       </w:pPr>
       <w:r>
         <w:lastRenderedPageBreak/>
         <w:drawing>
-          <wp:inline distT="0" distB="0" distL="0" distR="0" wp14:anchorId="7AA68A47" wp14:editId="6213B309">
-            <wp:extent cx="4553585" cy="4696480"/>
-            <wp:effectExtent l="0" t="0" r="0" b="8890"/>
+          <wp:inline distT="0" distB="0" distL="0" distR="0" wp14:anchorId="7AA68A47" wp14:editId="717A9889">
+            <wp:extent cx="5972175" cy="6134100"/>
+            <wp:effectExtent l="0" t="0" r="9525" b="0"/>
             <wp:docPr id="5" name="Picture 5"/>
             <wp:cNvGraphicFramePr>
               <a:graphicFrameLocks xmlns:a="http://schemas.openxmlformats.org/drawingml/2006/main" noChangeAspect="1"/>
@@ -4867,7 +4909,7 @@
                   <pic:spPr>
                     <a:xfrm>
                       <a:off x="0" y="0"/>
-                      <a:ext cx="4553585" cy="4696480"/>
+                      <a:ext cx="5972201" cy="6134127"/>
                     </a:xfrm>
                     <a:prstGeom prst="rect">
                       <a:avLst/>
@@ -4882,10 +4924,81 @@
     </w:p>
     <w:p>
       <w:pPr>
+        <w:spacing w:before="60" w:after="200" w:line="360" w:lineRule="auto"/>
+        <w:ind w:firstLine="720"/>
+        <w:rPr>
+          <w:rFonts w:ascii="Times New Roman" w:eastAsia="Times New Roman" w:hAnsi="Times New Roman" w:cs="Times New Roman"/>
+          <w:b/>
+          <w:bCs/>
+          <w:color w:val="44546A"/>
+          <w:sz w:val="26"/>
+          <w:szCs w:val="26"/>
+        </w:rPr>
+      </w:pPr>
+      <w:r>
+        <w:rPr>
+          <w:rFonts w:ascii="Times New Roman" w:eastAsia="Times New Roman" w:hAnsi="Times New Roman" w:cs="Times New Roman"/>
+          <w:b/>
+          <w:bCs/>
+          <w:color w:val="44546A"/>
+          <w:sz w:val="26"/>
+          <w:szCs w:val="26"/>
+        </w:rPr>
+        <w:t xml:space="preserve">Figure </w:t>
+      </w:r>
+      <w:r>
+        <w:rPr>
+          <w:rFonts w:ascii="Times New Roman" w:eastAsia="Times New Roman" w:hAnsi="Times New Roman" w:cs="Times New Roman"/>
+          <w:b/>
+          <w:bCs/>
+          <w:color w:val="44546A"/>
+          <w:sz w:val="26"/>
+          <w:szCs w:val="26"/>
+        </w:rPr>
+        <w:t>4</w:t>
+      </w:r>
+      <w:r>
+        <w:rPr>
+          <w:rFonts w:ascii="Times New Roman" w:eastAsia="Times New Roman" w:hAnsi="Times New Roman" w:cs="Times New Roman"/>
+          <w:b/>
+          <w:bCs/>
+          <w:color w:val="44546A"/>
+          <w:sz w:val="26"/>
+          <w:szCs w:val="26"/>
+        </w:rPr>
+        <w:t xml:space="preserve">. </w:t>
+      </w:r>
+      <w:r>
+        <w:rPr>
+          <w:rFonts w:ascii="Times New Roman" w:eastAsia="Times New Roman" w:hAnsi="Times New Roman" w:cs="Times New Roman"/>
+          <w:b/>
+          <w:bCs/>
+          <w:color w:val="44546A"/>
+          <w:sz w:val="26"/>
+          <w:szCs w:val="26"/>
+        </w:rPr>
+        <w:t xml:space="preserve">Equipment Rental &amp; Pro Shop System </w:t>
+      </w:r>
+      <w:r>
+        <w:rPr>
+          <w:rFonts w:ascii="Times New Roman" w:eastAsia="Times New Roman" w:hAnsi="Times New Roman" w:cs="Times New Roman"/>
+          <w:b/>
+          <w:bCs/>
+          <w:color w:val="44546A"/>
+          <w:sz w:val="26"/>
+          <w:szCs w:val="26"/>
+        </w:rPr>
+        <w:t>use case diagram</w:t>
+      </w:r>
+    </w:p>
+    <w:p>
+      <w:pPr>
         <w:pStyle w:val="NormalWeb"/>
-        <w:rPr>
-          <w:noProof/>
-        </w:rPr>
+      </w:pPr>
+    </w:p>
+    <w:p>
+      <w:pPr>
+        <w:pStyle w:val="NormalWeb"/>
       </w:pPr>
       <w:r>
         <w:lastRenderedPageBreak/>
@@ -4928,17 +5041,88 @@
     </w:p>
     <w:p>
       <w:pPr>
+        <w:spacing w:before="60" w:after="200" w:line="360" w:lineRule="auto"/>
+        <w:ind w:firstLine="720"/>
+        <w:rPr>
+          <w:rFonts w:ascii="Times New Roman" w:eastAsia="Times New Roman" w:hAnsi="Times New Roman" w:cs="Times New Roman"/>
+          <w:b/>
+          <w:bCs/>
+          <w:color w:val="44546A"/>
+          <w:sz w:val="26"/>
+          <w:szCs w:val="26"/>
+        </w:rPr>
+      </w:pPr>
+      <w:r>
+        <w:rPr>
+          <w:rFonts w:ascii="Times New Roman" w:eastAsia="Times New Roman" w:hAnsi="Times New Roman" w:cs="Times New Roman"/>
+          <w:b/>
+          <w:bCs/>
+          <w:color w:val="44546A"/>
+          <w:sz w:val="26"/>
+          <w:szCs w:val="26"/>
+        </w:rPr>
+        <w:t xml:space="preserve">Figure </w:t>
+      </w:r>
+      <w:r>
+        <w:rPr>
+          <w:rFonts w:ascii="Times New Roman" w:eastAsia="Times New Roman" w:hAnsi="Times New Roman" w:cs="Times New Roman"/>
+          <w:b/>
+          <w:bCs/>
+          <w:color w:val="44546A"/>
+          <w:sz w:val="26"/>
+          <w:szCs w:val="26"/>
+        </w:rPr>
+        <w:t>5</w:t>
+      </w:r>
+      <w:r>
+        <w:rPr>
+          <w:rFonts w:ascii="Times New Roman" w:eastAsia="Times New Roman" w:hAnsi="Times New Roman" w:cs="Times New Roman"/>
+          <w:b/>
+          <w:bCs/>
+          <w:color w:val="44546A"/>
+          <w:sz w:val="26"/>
+          <w:szCs w:val="26"/>
+        </w:rPr>
+        <w:t xml:space="preserve">. </w:t>
+      </w:r>
+      <w:r>
+        <w:rPr>
+          <w:rFonts w:ascii="Times New Roman" w:eastAsia="Times New Roman" w:hAnsi="Times New Roman" w:cs="Times New Roman"/>
+          <w:b/>
+          <w:bCs/>
+          <w:color w:val="44546A"/>
+          <w:sz w:val="26"/>
+          <w:szCs w:val="26"/>
+        </w:rPr>
+        <w:t xml:space="preserve">Escrow Payment &amp; Dispute System </w:t>
+      </w:r>
+      <w:r>
+        <w:rPr>
+          <w:rFonts w:ascii="Times New Roman" w:eastAsia="Times New Roman" w:hAnsi="Times New Roman" w:cs="Times New Roman"/>
+          <w:b/>
+          <w:bCs/>
+          <w:color w:val="44546A"/>
+          <w:sz w:val="26"/>
+          <w:szCs w:val="26"/>
+        </w:rPr>
+        <w:t>use case diagram</w:t>
+      </w:r>
+    </w:p>
+    <w:p>
+      <w:pPr>
         <w:pStyle w:val="NormalWeb"/>
-        <w:rPr>
-          <w:noProof/>
-        </w:rPr>
+      </w:pPr>
+    </w:p>
+    <w:p>
+      <w:pPr>
+        <w:pStyle w:val="NormalWeb"/>
       </w:pPr>
       <w:r>
         <w:lastRenderedPageBreak/>
         <w:drawing>
-          <wp:inline distT="0" distB="0" distL="0" distR="0" wp14:anchorId="69FAC46A" wp14:editId="544DF870">
-            <wp:extent cx="4725059" cy="4010585"/>
-            <wp:effectExtent l="0" t="0" r="0" b="9525"/>
+          <wp:inline distT="0" distB="0" distL="0" distR="0" wp14:anchorId="69FAC46A" wp14:editId="65B8629C">
+            <wp:extent cx="6010275" cy="5181600"/>
+            <wp:effectExtent l="0" t="0" r="9525" b="0"/>
             <wp:docPr id="7" name="Picture 7"/>
             <wp:cNvGraphicFramePr>
               <a:graphicFrameLocks xmlns:a="http://schemas.openxmlformats.org/drawingml/2006/main" noChangeAspect="1"/>
@@ -4959,7 +5143,7 @@
                   <pic:spPr>
                     <a:xfrm>
                       <a:off x="0" y="0"/>
-                      <a:ext cx="4725059" cy="4010585"/>
+                      <a:ext cx="6011124" cy="5182332"/>
                     </a:xfrm>
                     <a:prstGeom prst="rect">
                       <a:avLst/>
@@ -4974,20 +5158,161 @@
     </w:p>
     <w:p>
       <w:pPr>
+        <w:spacing w:before="60" w:after="200" w:line="360" w:lineRule="auto"/>
+        <w:ind w:firstLine="720"/>
+        <w:rPr>
+          <w:rFonts w:ascii="Times New Roman" w:eastAsia="Times New Roman" w:hAnsi="Times New Roman" w:cs="Times New Roman"/>
+          <w:b/>
+          <w:bCs/>
+          <w:color w:val="44546A"/>
+          <w:sz w:val="26"/>
+          <w:szCs w:val="26"/>
+        </w:rPr>
+      </w:pPr>
+      <w:r>
+        <w:rPr>
+          <w:rFonts w:ascii="Times New Roman" w:eastAsia="Times New Roman" w:hAnsi="Times New Roman" w:cs="Times New Roman"/>
+          <w:b/>
+          <w:bCs/>
+          <w:color w:val="44546A"/>
+          <w:sz w:val="26"/>
+          <w:szCs w:val="26"/>
+        </w:rPr>
+        <w:t xml:space="preserve">Figure </w:t>
+      </w:r>
+      <w:r>
+        <w:rPr>
+          <w:rFonts w:ascii="Times New Roman" w:eastAsia="Times New Roman" w:hAnsi="Times New Roman" w:cs="Times New Roman"/>
+          <w:b/>
+          <w:bCs/>
+          <w:color w:val="44546A"/>
+          <w:sz w:val="26"/>
+          <w:szCs w:val="26"/>
+        </w:rPr>
+        <w:t>6</w:t>
+      </w:r>
+      <w:r>
+        <w:rPr>
+          <w:rFonts w:ascii="Times New Roman" w:eastAsia="Times New Roman" w:hAnsi="Times New Roman" w:cs="Times New Roman"/>
+          <w:b/>
+          <w:bCs/>
+          <w:color w:val="44546A"/>
+          <w:sz w:val="26"/>
+          <w:szCs w:val="26"/>
+        </w:rPr>
+        <w:t xml:space="preserve">. </w:t>
+      </w:r>
+      <w:r>
+        <w:rPr>
+          <w:rFonts w:ascii="Times New Roman" w:eastAsia="Times New Roman" w:hAnsi="Times New Roman" w:cs="Times New Roman"/>
+          <w:b/>
+          <w:bCs/>
+          <w:color w:val="44546A"/>
+          <w:sz w:val="26"/>
+          <w:szCs w:val="26"/>
+        </w:rPr>
+        <w:t xml:space="preserve">Voucher, Promotion &amp; Report System </w:t>
+      </w:r>
+      <w:r>
+        <w:rPr>
+          <w:rFonts w:ascii="Times New Roman" w:eastAsia="Times New Roman" w:hAnsi="Times New Roman" w:cs="Times New Roman"/>
+          <w:b/>
+          <w:bCs/>
+          <w:color w:val="44546A"/>
+          <w:sz w:val="26"/>
+          <w:szCs w:val="26"/>
+        </w:rPr>
+        <w:t>use case diagram</w:t>
+      </w:r>
+    </w:p>
+    <w:p>
+      <w:pPr>
         <w:pStyle w:val="NormalWeb"/>
-        <w:rPr>
-          <w:noProof/>
-        </w:rPr>
-      </w:pPr>
-      <w:r>
-        <w:rPr>
-          <w:noProof/>
-        </w:rPr>
+      </w:pPr>
+    </w:p>
+    <w:p>
+      <w:pPr>
+        <w:pStyle w:val="NormalWeb"/>
+      </w:pPr>
+    </w:p>
+    <w:p>
+      <w:pPr>
+        <w:pStyle w:val="NormalWeb"/>
+      </w:pPr>
+    </w:p>
+    <w:p>
+      <w:pPr>
+        <w:pStyle w:val="NormalWeb"/>
+      </w:pPr>
+    </w:p>
+    <w:p>
+      <w:pPr>
+        <w:pStyle w:val="NormalWeb"/>
+      </w:pPr>
+    </w:p>
+    <w:p>
+      <w:pPr>
+        <w:pStyle w:val="NormalWeb"/>
+      </w:pPr>
+    </w:p>
+    <w:p>
+      <w:pPr>
+        <w:pStyle w:val="Heading2"/>
+        <w:keepNext w:val="0"/>
+        <w:keepLines w:val="0"/>
+        <w:rPr>
+          <w:rFonts w:ascii="Times New Roman" w:hAnsi="Times New Roman" w:cs="Times New Roman"/>
+          <w:sz w:val="34"/>
+          <w:szCs w:val="34"/>
+        </w:rPr>
+      </w:pPr>
+      <w:r>
+        <w:rPr>
+          <w:rFonts w:ascii="Times New Roman" w:hAnsi="Times New Roman" w:cs="Times New Roman"/>
+          <w:sz w:val="34"/>
+          <w:szCs w:val="34"/>
+        </w:rPr>
+        <w:t>2. Overall Functionalities</w:t>
+      </w:r>
+    </w:p>
+    <w:p>
+      <w:pPr>
+        <w:pStyle w:val="Heading3"/>
+        <w:keepNext w:val="0"/>
+        <w:keepLines w:val="0"/>
+        <w:rPr>
+          <w:rFonts w:ascii="Times New Roman" w:hAnsi="Times New Roman" w:cs="Times New Roman"/>
+          <w:color w:val="000000"/>
+          <w:sz w:val="26"/>
+          <w:szCs w:val="26"/>
+        </w:rPr>
+      </w:pPr>
+      <w:bookmarkStart w:id="3" w:name="_y6qmk845mba"/>
+      <w:bookmarkEnd w:id="3"/>
+      <w:r>
+        <w:rPr>
+          <w:rFonts w:ascii="Times New Roman" w:hAnsi="Times New Roman" w:cs="Times New Roman"/>
+          <w:color w:val="000000"/>
+          <w:sz w:val="26"/>
+          <w:szCs w:val="26"/>
+        </w:rPr>
+        <w:t>2.1 Screens Flow</w:t>
+      </w:r>
+    </w:p>
+    <w:p>
+      <w:pPr>
+        <w:pStyle w:val="NormalWeb"/>
+      </w:pPr>
+      <w:r>
+        <w:lastRenderedPageBreak/>
+        <w:br w:type="textWrapping" w:clear="all"/>
+      </w:r>
+      <w:r>
         <w:drawing>
-          <wp:inline distT="0" distB="0" distL="0" distR="0" wp14:anchorId="7B6442A8" wp14:editId="4C465691">
-            <wp:extent cx="6254115" cy="2519680"/>
-            <wp:effectExtent l="0" t="0" r="0" b="0"/>
-            <wp:docPr id="8" name="Picture 8"/>
+          <wp:inline distT="0" distB="0" distL="0" distR="0" wp14:anchorId="7E2B4797" wp14:editId="6496BBB0">
+            <wp:extent cx="6243229" cy="2362200"/>
+            <wp:effectExtent l="0" t="0" r="5715" b="0"/>
+            <wp:docPr id="3" name="Picture 3"/>
             <wp:cNvGraphicFramePr>
               <a:graphicFrameLocks xmlns:a="http://schemas.openxmlformats.org/drawingml/2006/main" noChangeAspect="1"/>
             </wp:cNvGraphicFramePr>
@@ -5007,7 +5332,7 @@
                   <pic:spPr>
                     <a:xfrm>
                       <a:off x="0" y="0"/>
-                      <a:ext cx="6254115" cy="2519680"/>
+                      <a:ext cx="6248470" cy="2364183"/>
                     </a:xfrm>
                     <a:prstGeom prst="rect">
                       <a:avLst/>
@@ -5022,21 +5347,66 @@
     </w:p>
     <w:p>
       <w:pPr>
+        <w:spacing w:before="60" w:after="200" w:line="360" w:lineRule="auto"/>
+        <w:ind w:left="1440" w:firstLine="720"/>
+        <w:rPr>
+          <w:rFonts w:ascii="Times New Roman" w:eastAsia="Times New Roman" w:hAnsi="Times New Roman" w:cs="Times New Roman"/>
+          <w:b/>
+          <w:bCs/>
+          <w:noProof w:val="0"/>
+          <w:color w:val="44546A"/>
+          <w:sz w:val="26"/>
+          <w:szCs w:val="26"/>
+          <w:lang w:val="vi-VN"/>
+        </w:rPr>
+      </w:pPr>
+      <w:r>
+        <w:rPr>
+          <w:rFonts w:ascii="Times New Roman" w:eastAsia="Times New Roman" w:hAnsi="Times New Roman" w:cs="Times New Roman"/>
+          <w:b/>
+          <w:bCs/>
+          <w:color w:val="44546A"/>
+          <w:sz w:val="26"/>
+          <w:szCs w:val="26"/>
+          <w:lang w:val="vi-VN"/>
+        </w:rPr>
+        <w:t xml:space="preserve">Figure </w:t>
+      </w:r>
+      <w:r>
+        <w:rPr>
+          <w:rFonts w:ascii="Times New Roman" w:eastAsia="Times New Roman" w:hAnsi="Times New Roman" w:cs="Times New Roman"/>
+          <w:b/>
+          <w:bCs/>
+          <w:color w:val="44546A"/>
+          <w:sz w:val="26"/>
+          <w:szCs w:val="26"/>
+          <w:lang w:val="vi-VN"/>
+        </w:rPr>
+        <w:t>7</w:t>
+      </w:r>
+      <w:r>
+        <w:rPr>
+          <w:rFonts w:ascii="Times New Roman" w:eastAsia="Times New Roman" w:hAnsi="Times New Roman" w:cs="Times New Roman"/>
+          <w:b/>
+          <w:bCs/>
+          <w:color w:val="44546A"/>
+          <w:sz w:val="26"/>
+          <w:szCs w:val="26"/>
+          <w:lang w:val="vi-VN"/>
+        </w:rPr>
+        <w:t>. Screen flow Diagram – Guest</w:t>
+      </w:r>
+    </w:p>
+    <w:p>
+      <w:pPr>
         <w:pStyle w:val="NormalWeb"/>
-        <w:rPr>
-          <w:noProof/>
-        </w:rPr>
-      </w:pPr>
-      <w:r>
-        <w:rPr>
-          <w:noProof/>
-        </w:rPr>
-        <w:lastRenderedPageBreak/>
+      </w:pPr>
+      <w:r>
         <w:drawing>
-          <wp:inline distT="0" distB="0" distL="0" distR="0" wp14:anchorId="2DB31692" wp14:editId="6B707D10">
-            <wp:extent cx="6254115" cy="2620645"/>
-            <wp:effectExtent l="0" t="0" r="0" b="8255"/>
-            <wp:docPr id="9" name="Picture 9"/>
+          <wp:inline distT="0" distB="0" distL="0" distR="0" wp14:anchorId="2CE5AFB5" wp14:editId="6B98C2EF">
+            <wp:extent cx="6254115" cy="3500755"/>
+            <wp:effectExtent l="0" t="0" r="0" b="4445"/>
+            <wp:docPr id="13" name="Picture 13"/>
             <wp:cNvGraphicFramePr>
               <a:graphicFrameLocks xmlns:a="http://schemas.openxmlformats.org/drawingml/2006/main" noChangeAspect="1"/>
             </wp:cNvGraphicFramePr>
@@ -5056,7 +5426,7 @@
                   <pic:spPr>
                     <a:xfrm>
                       <a:off x="0" y="0"/>
-                      <a:ext cx="6254115" cy="2620645"/>
+                      <a:ext cx="6254115" cy="3500755"/>
                     </a:xfrm>
                     <a:prstGeom prst="rect">
                       <a:avLst/>
@@ -5071,20 +5441,55 @@
     </w:p>
     <w:p>
       <w:pPr>
+        <w:spacing w:before="60" w:after="200" w:line="360" w:lineRule="auto"/>
+        <w:ind w:left="2160"/>
+        <w:rPr>
+          <w:rFonts w:ascii="Times New Roman" w:eastAsia="Times New Roman" w:hAnsi="Times New Roman" w:cs="Times New Roman"/>
+          <w:b/>
+          <w:bCs/>
+          <w:noProof w:val="0"/>
+          <w:color w:val="44546A"/>
+          <w:sz w:val="26"/>
+          <w:szCs w:val="26"/>
+          <w:lang w:val="vi-VN"/>
+        </w:rPr>
+      </w:pPr>
+      <w:r>
+        <w:rPr>
+          <w:rFonts w:ascii="Times New Roman" w:eastAsia="Times New Roman" w:hAnsi="Times New Roman" w:cs="Times New Roman"/>
+          <w:b/>
+          <w:bCs/>
+          <w:color w:val="44546A"/>
+          <w:sz w:val="26"/>
+          <w:szCs w:val="26"/>
+          <w:lang w:val="vi-VN"/>
+        </w:rPr>
+        <w:t xml:space="preserve">Figure 8. Screen flow Diagram – </w:t>
+      </w:r>
+      <w:r>
+        <w:rPr>
+          <w:rFonts w:ascii="Times New Roman" w:eastAsia="Times New Roman" w:hAnsi="Times New Roman" w:cs="Times New Roman"/>
+          <w:b/>
+          <w:bCs/>
+          <w:color w:val="44546A"/>
+          <w:sz w:val="26"/>
+          <w:szCs w:val="26"/>
+          <w:lang w:val="vi-VN"/>
+        </w:rPr>
+        <w:t>Customer</w:t>
+      </w:r>
+    </w:p>
+    <w:p>
+      <w:pPr>
         <w:pStyle w:val="NormalWeb"/>
-        <w:rPr>
-          <w:noProof/>
-        </w:rPr>
-      </w:pPr>
-      <w:r>
-        <w:rPr>
-          <w:noProof/>
-        </w:rPr>
+      </w:pPr>
+      <w:r>
+        <w:lastRenderedPageBreak/>
         <w:drawing>
-          <wp:inline distT="0" distB="0" distL="0" distR="0" wp14:anchorId="433E3E3D" wp14:editId="0C0FAFAB">
-            <wp:extent cx="6254115" cy="2769235"/>
-            <wp:effectExtent l="0" t="0" r="0" b="0"/>
-            <wp:docPr id="10" name="Picture 10"/>
+          <wp:inline distT="0" distB="0" distL="0" distR="0" wp14:anchorId="4FCD291D" wp14:editId="6FABAC79">
+            <wp:extent cx="6254115" cy="2799715"/>
+            <wp:effectExtent l="0" t="0" r="0" b="635"/>
+            <wp:docPr id="15" name="Picture 15"/>
             <wp:cNvGraphicFramePr>
               <a:graphicFrameLocks xmlns:a="http://schemas.openxmlformats.org/drawingml/2006/main" noChangeAspect="1"/>
             </wp:cNvGraphicFramePr>
@@ -5104,7 +5509,7 @@
                   <pic:spPr>
                     <a:xfrm>
                       <a:off x="0" y="0"/>
-                      <a:ext cx="6254115" cy="2769235"/>
+                      <a:ext cx="6254115" cy="2799715"/>
                     </a:xfrm>
                     <a:prstGeom prst="rect">
                       <a:avLst/>
@@ -5119,20 +5524,86 @@
     </w:p>
     <w:p>
       <w:pPr>
+        <w:spacing w:before="60" w:after="200" w:line="360" w:lineRule="auto"/>
+        <w:rPr>
+          <w:rFonts w:ascii="Times New Roman" w:eastAsia="Times New Roman" w:hAnsi="Times New Roman" w:cs="Times New Roman"/>
+          <w:b/>
+          <w:bCs/>
+          <w:noProof w:val="0"/>
+          <w:color w:val="44546A"/>
+          <w:sz w:val="26"/>
+          <w:szCs w:val="26"/>
+          <w:lang w:val="vi-VN"/>
+        </w:rPr>
+      </w:pPr>
+      <w:r>
+        <w:tab/>
+      </w:r>
+      <w:r>
+        <w:tab/>
+      </w:r>
+      <w:r>
+        <w:tab/>
+      </w:r>
+      <w:r>
+        <w:rPr>
+          <w:rFonts w:ascii="Times New Roman" w:eastAsia="Times New Roman" w:hAnsi="Times New Roman" w:cs="Times New Roman"/>
+          <w:b/>
+          <w:bCs/>
+          <w:color w:val="44546A"/>
+          <w:sz w:val="26"/>
+          <w:szCs w:val="26"/>
+          <w:lang w:val="vi-VN"/>
+        </w:rPr>
+        <w:t xml:space="preserve">Figure </w:t>
+      </w:r>
+      <w:r>
+        <w:rPr>
+          <w:rFonts w:ascii="Times New Roman" w:eastAsia="Times New Roman" w:hAnsi="Times New Roman" w:cs="Times New Roman"/>
+          <w:b/>
+          <w:bCs/>
+          <w:color w:val="44546A"/>
+          <w:sz w:val="26"/>
+          <w:szCs w:val="26"/>
+          <w:lang w:val="vi-VN"/>
+        </w:rPr>
+        <w:t>9</w:t>
+      </w:r>
+      <w:r>
+        <w:rPr>
+          <w:rFonts w:ascii="Times New Roman" w:eastAsia="Times New Roman" w:hAnsi="Times New Roman" w:cs="Times New Roman"/>
+          <w:b/>
+          <w:bCs/>
+          <w:color w:val="44546A"/>
+          <w:sz w:val="26"/>
+          <w:szCs w:val="26"/>
+          <w:lang w:val="vi-VN"/>
+        </w:rPr>
+        <w:t xml:space="preserve">. Screen flow Diagram – </w:t>
+      </w:r>
+      <w:r>
+        <w:rPr>
+          <w:rFonts w:ascii="Times New Roman" w:eastAsia="Times New Roman" w:hAnsi="Times New Roman" w:cs="Times New Roman"/>
+          <w:b/>
+          <w:bCs/>
+          <w:color w:val="44546A"/>
+          <w:sz w:val="26"/>
+          <w:szCs w:val="26"/>
+          <w:lang w:val="vi-VN"/>
+        </w:rPr>
+        <w:t>Staff</w:t>
+      </w:r>
+    </w:p>
+    <w:p>
+      <w:pPr>
         <w:pStyle w:val="NormalWeb"/>
-        <w:rPr>
-          <w:noProof/>
-        </w:rPr>
-      </w:pPr>
-      <w:r>
-        <w:rPr>
-          <w:noProof/>
-        </w:rPr>
+      </w:pPr>
+      <w:r>
         <w:drawing>
-          <wp:inline distT="0" distB="0" distL="0" distR="0" wp14:anchorId="13AF9307" wp14:editId="7270499C">
-            <wp:extent cx="6254115" cy="2879725"/>
-            <wp:effectExtent l="0" t="0" r="0" b="0"/>
-            <wp:docPr id="11" name="Picture 11"/>
+          <wp:inline distT="0" distB="0" distL="0" distR="0" wp14:anchorId="02B7EC8C" wp14:editId="667B1C18">
+            <wp:extent cx="6254115" cy="2226945"/>
+            <wp:effectExtent l="0" t="0" r="0" b="1905"/>
+            <wp:docPr id="16" name="Picture 16"/>
             <wp:cNvGraphicFramePr>
               <a:graphicFrameLocks xmlns:a="http://schemas.openxmlformats.org/drawingml/2006/main" noChangeAspect="1"/>
             </wp:cNvGraphicFramePr>
@@ -5152,7 +5623,7 @@
                   <pic:spPr>
                     <a:xfrm>
                       <a:off x="0" y="0"/>
-                      <a:ext cx="6254115" cy="2879725"/>
+                      <a:ext cx="6254115" cy="2226945"/>
                     </a:xfrm>
                     <a:prstGeom prst="rect">
                       <a:avLst/>
@@ -5167,136 +5638,74 @@
     </w:p>
     <w:p>
       <w:pPr>
-        <w:pStyle w:val="NormalWeb"/>
-        <w:rPr>
-          <w:noProof/>
-        </w:rPr>
-      </w:pPr>
-    </w:p>
-    <w:p>
-      <w:pPr>
-        <w:pStyle w:val="NormalWeb"/>
-        <w:rPr>
-          <w:noProof/>
-        </w:rPr>
-      </w:pPr>
-      <w:r>
-        <w:rPr>
-          <w:noProof/>
-        </w:rPr>
-        <w:lastRenderedPageBreak/>
-        <w:drawing>
-          <wp:inline distT="0" distB="0" distL="0" distR="0" wp14:anchorId="0A84A9CD" wp14:editId="5EED4A5F">
-            <wp:extent cx="6254115" cy="3021330"/>
-            <wp:effectExtent l="0" t="0" r="0" b="7620"/>
-            <wp:docPr id="14" name="Picture 14"/>
-            <wp:cNvGraphicFramePr>
-              <a:graphicFrameLocks xmlns:a="http://schemas.openxmlformats.org/drawingml/2006/main" noChangeAspect="1"/>
-            </wp:cNvGraphicFramePr>
-            <a:graphic xmlns:a="http://schemas.openxmlformats.org/drawingml/2006/main">
-              <a:graphicData uri="http://schemas.openxmlformats.org/drawingml/2006/picture">
-                <pic:pic xmlns:pic="http://schemas.openxmlformats.org/drawingml/2006/picture">
-                  <pic:nvPicPr>
-                    <pic:cNvPr id="1" name=""/>
-                    <pic:cNvPicPr/>
-                  </pic:nvPicPr>
-                  <pic:blipFill>
-                    <a:blip r:embed="rId16"/>
-                    <a:stretch>
-                      <a:fillRect/>
-                    </a:stretch>
-                  </pic:blipFill>
-                  <pic:spPr>
-                    <a:xfrm>
-                      <a:off x="0" y="0"/>
-                      <a:ext cx="6254115" cy="3021330"/>
-                    </a:xfrm>
-                    <a:prstGeom prst="rect">
-                      <a:avLst/>
-                    </a:prstGeom>
-                  </pic:spPr>
-                </pic:pic>
-              </a:graphicData>
-            </a:graphic>
-          </wp:inline>
-        </w:drawing>
-      </w:r>
-      <w:r>
-        <w:rPr>
-          <w:noProof/>
-        </w:rPr>
-        <w:drawing>
-          <wp:anchor distT="0" distB="0" distL="114300" distR="114300" simplePos="0" relativeHeight="251658240" behindDoc="0" locked="0" layoutInCell="1" allowOverlap="1" wp14:anchorId="30524F0D" wp14:editId="5064E85A">
-            <wp:simplePos x="904875" y="911225"/>
-            <wp:positionH relativeFrom="column">
-              <wp:align>left</wp:align>
-            </wp:positionH>
-            <wp:positionV relativeFrom="paragraph">
-              <wp:align>top</wp:align>
-            </wp:positionV>
-            <wp:extent cx="6254115" cy="2501900"/>
-            <wp:effectExtent l="0" t="0" r="0" b="0"/>
-            <wp:wrapSquare wrapText="bothSides"/>
-            <wp:docPr id="12" name="Picture 12"/>
-            <wp:cNvGraphicFramePr>
-              <a:graphicFrameLocks xmlns:a="http://schemas.openxmlformats.org/drawingml/2006/main" noChangeAspect="1"/>
-            </wp:cNvGraphicFramePr>
-            <a:graphic xmlns:a="http://schemas.openxmlformats.org/drawingml/2006/main">
-              <a:graphicData uri="http://schemas.openxmlformats.org/drawingml/2006/picture">
-                <pic:pic xmlns:pic="http://schemas.openxmlformats.org/drawingml/2006/picture">
-                  <pic:nvPicPr>
-                    <pic:cNvPr id="1" name=""/>
-                    <pic:cNvPicPr/>
-                  </pic:nvPicPr>
-                  <pic:blipFill>
-                    <a:blip r:embed="rId17">
-                      <a:extLst>
-                        <a:ext uri="{28A0092B-C50C-407E-A947-70E740481C1C}">
-                          <a14:useLocalDpi xmlns:a14="http://schemas.microsoft.com/office/drawing/2010/main" val="0"/>
-                        </a:ext>
-                      </a:extLst>
-                    </a:blip>
-                    <a:stretch>
-                      <a:fillRect/>
-                    </a:stretch>
-                  </pic:blipFill>
-                  <pic:spPr>
-                    <a:xfrm>
-                      <a:off x="0" y="0"/>
-                      <a:ext cx="6254115" cy="2501900"/>
-                    </a:xfrm>
-                    <a:prstGeom prst="rect">
-                      <a:avLst/>
-                    </a:prstGeom>
-                  </pic:spPr>
-                </pic:pic>
-              </a:graphicData>
-            </a:graphic>
-          </wp:anchor>
-        </w:drawing>
-      </w:r>
-      <w:r>
-        <w:rPr>
-          <w:noProof/>
-        </w:rPr>
-        <w:br w:type="textWrapping" w:clear="all"/>
-      </w:r>
-    </w:p>
-    <w:p>
-      <w:pPr>
-        <w:pStyle w:val="NormalWeb"/>
-        <w:rPr>
-          <w:noProof/>
-        </w:rPr>
-      </w:pPr>
-    </w:p>
-    <w:p>
-      <w:pPr>
-        <w:pStyle w:val="NormalWeb"/>
-        <w:rPr>
-          <w:noProof/>
-        </w:rPr>
-      </w:pPr>
+        <w:spacing w:before="60" w:after="200" w:line="360" w:lineRule="auto"/>
+        <w:rPr>
+          <w:rFonts w:ascii="Times New Roman" w:eastAsia="Times New Roman" w:hAnsi="Times New Roman" w:cs="Times New Roman"/>
+          <w:b/>
+          <w:bCs/>
+          <w:color w:val="44546A"/>
+          <w:sz w:val="26"/>
+          <w:szCs w:val="26"/>
+          <w:lang w:val="vi-VN"/>
+        </w:rPr>
+      </w:pPr>
+      <w:r>
+        <w:tab/>
+      </w:r>
+      <w:r>
+        <w:tab/>
+      </w:r>
+      <w:r>
+        <w:tab/>
+      </w:r>
+      <w:r>
+        <w:rPr>
+          <w:rFonts w:ascii="Times New Roman" w:eastAsia="Times New Roman" w:hAnsi="Times New Roman" w:cs="Times New Roman"/>
+          <w:b/>
+          <w:bCs/>
+          <w:color w:val="44546A"/>
+          <w:sz w:val="26"/>
+          <w:szCs w:val="26"/>
+          <w:lang w:val="vi-VN"/>
+        </w:rPr>
+        <w:t xml:space="preserve">Figure </w:t>
+      </w:r>
+      <w:r>
+        <w:rPr>
+          <w:rFonts w:ascii="Times New Roman" w:eastAsia="Times New Roman" w:hAnsi="Times New Roman" w:cs="Times New Roman"/>
+          <w:b/>
+          <w:bCs/>
+          <w:color w:val="44546A"/>
+          <w:sz w:val="26"/>
+          <w:szCs w:val="26"/>
+          <w:lang w:val="vi-VN"/>
+        </w:rPr>
+        <w:t>10</w:t>
+      </w:r>
+      <w:r>
+        <w:rPr>
+          <w:rFonts w:ascii="Times New Roman" w:eastAsia="Times New Roman" w:hAnsi="Times New Roman" w:cs="Times New Roman"/>
+          <w:b/>
+          <w:bCs/>
+          <w:color w:val="44546A"/>
+          <w:sz w:val="26"/>
+          <w:szCs w:val="26"/>
+          <w:lang w:val="vi-VN"/>
+        </w:rPr>
+        <w:t xml:space="preserve">. Screen flow Diagram – </w:t>
+      </w:r>
+      <w:r>
+        <w:rPr>
+          <w:rFonts w:ascii="Times New Roman" w:eastAsia="Times New Roman" w:hAnsi="Times New Roman" w:cs="Times New Roman"/>
+          <w:b/>
+          <w:bCs/>
+          <w:color w:val="44546A"/>
+          <w:sz w:val="26"/>
+          <w:szCs w:val="26"/>
+          <w:lang w:val="vi-VN"/>
+        </w:rPr>
+        <w:t>Admin</w:t>
+      </w:r>
     </w:p>
     <w:p>
       <w:pPr>
@@ -5313,7 +5722,6 @@
         <w:rPr>
           <w:rFonts w:ascii="Times New Roman" w:eastAsia="Times New Roman" w:hAnsi="Times New Roman" w:cs="Times New Roman"/>
           <w:i/>
-          <w:noProof/>
           <w:color w:val="000000"/>
           <w:sz w:val="24"/>
           <w:szCs w:val="24"/>
@@ -5334,7 +5742,6 @@
         <w:ind w:left="4435"/>
         <w:rPr>
           <w:rFonts w:ascii="Calibri" w:eastAsia="Calibri" w:hAnsi="Calibri" w:cs="Calibri"/>
-          <w:noProof/>
           <w:color w:val="000000"/>
         </w:rPr>
       </w:pPr>
@@ -7576,6 +7983,9 @@
   <w:style w:type="paragraph" w:default="1" w:styleId="Normal">
     <w:name w:val="Normal"/>
     <w:qFormat/>
+    <w:rPr>
+      <w:noProof/>
+    </w:rPr>
   </w:style>
   <w:style w:type="paragraph" w:styleId="Heading1">
     <w:name w:val="heading 1"/>
@@ -7620,7 +8030,6 @@
     <w:basedOn w:val="Normal"/>
     <w:next w:val="Normal"/>
     <w:uiPriority w:val="9"/>
-    <w:semiHidden/>
     <w:unhideWhenUsed/>
     <w:qFormat/>
     <w:pPr>
